--- a/SHCourseGroupCodeAdmin/Template/DefaultTemplate.docx
+++ b/SHCourseGroupCodeAdmin/Template/DefaultTemplate.docx
@@ -1,6 +1,6 @@
 
 <file path=word/document.xml><?xml version="1.0" encoding="utf-8"?>
-<w:document xmlns:wpc="http://schemas.microsoft.com/office/word/2010/wordprocessingCanvas" xmlns:cx="http://schemas.microsoft.com/office/drawing/2014/chartex" xmlns:cx1="http://schemas.microsoft.com/office/drawing/2015/9/8/chartex" xmlns:cx2="http://schemas.microsoft.com/office/drawing/2015/10/21/chartex" xmlns:cx3="http://schemas.microsoft.com/office/drawing/2016/5/9/chartex" xmlns:cx4="http://schemas.microsoft.com/office/drawing/2016/5/10/chartex" xmlns:cx5="http://schemas.microsoft.com/office/drawing/2016/5/11/chartex" xmlns:cx6="http://schemas.microsoft.com/office/drawing/2016/5/12/chartex" xmlns:cx7="http://schemas.microsoft.com/office/drawing/2016/5/13/chartex" xmlns:cx8="http://schemas.microsoft.com/office/drawing/2016/5/14/chartex" xmlns:mc="http://schemas.openxmlformats.org/markup-compatibility/2006" xmlns:aink="http://schemas.microsoft.com/office/drawing/2016/ink" xmlns:am3d="http://schemas.microsoft.com/office/drawing/2017/model3d" xmlns:o="urn:schemas-microsoft-com:office:office" xmlns:oel="http://schemas.microsoft.com/office/2019/extlst" xmlns:r="http://schemas.openxmlformats.org/officeDocument/2006/relationships" xmlns:m="http://schemas.openxmlformats.org/officeDocument/2006/math" xmlns:v="urn:schemas-microsoft-com:vml" xmlns:wp14="http://schemas.microsoft.com/office/word/2010/wordprocessingDrawing" xmlns:wp="http://schemas.openxmlformats.org/drawingml/2006/wordprocessingDrawing" xmlns:w10="urn:schemas-microsoft-com:office:word" xmlns:w="http://schemas.openxmlformats.org/wordprocessingml/2006/main" xmlns:w14="http://schemas.microsoft.com/office/word/2010/wordml" xmlns:w15="http://schemas.microsoft.com/office/word/2012/wordml" xmlns:w16cex="http://schemas.microsoft.com/office/word/2018/wordml/cex" xmlns:w16cid="http://schemas.microsoft.com/office/word/2016/wordml/cid" xmlns:w16="http://schemas.microsoft.com/office/word/2018/wordml" xmlns:w16du="http://schemas.microsoft.com/office/word/2023/wordml/word16du" xmlns:w16sdtdh="http://schemas.microsoft.com/office/word/2020/wordml/sdtdatahash" xmlns:w16se="http://schemas.microsoft.com/office/word/2015/wordml/symex" xmlns:wpg="http://schemas.microsoft.com/office/word/2010/wordprocessingGroup" xmlns:wpi="http://schemas.microsoft.com/office/word/2010/wordprocessingInk" xmlns:wne="http://schemas.microsoft.com/office/word/2006/wordml" xmlns:wps="http://schemas.microsoft.com/office/word/2010/wordprocessingShape" mc:Ignorable="w14 w15 w16se w16cid w16 w16cex w16sdtdh wp14">
+<w:document xmlns:wpc="http://schemas.microsoft.com/office/word/2010/wordprocessingCanvas" xmlns:cx="http://schemas.microsoft.com/office/drawing/2014/chartex" xmlns:cx1="http://schemas.microsoft.com/office/drawing/2015/9/8/chartex" xmlns:cx2="http://schemas.microsoft.com/office/drawing/2015/10/21/chartex" xmlns:cx3="http://schemas.microsoft.com/office/drawing/2016/5/9/chartex" xmlns:cx4="http://schemas.microsoft.com/office/drawing/2016/5/10/chartex" xmlns:cx5="http://schemas.microsoft.com/office/drawing/2016/5/11/chartex" xmlns:cx6="http://schemas.microsoft.com/office/drawing/2016/5/12/chartex" xmlns:cx7="http://schemas.microsoft.com/office/drawing/2016/5/13/chartex" xmlns:cx8="http://schemas.microsoft.com/office/drawing/2016/5/14/chartex" xmlns:mc="http://schemas.openxmlformats.org/markup-compatibility/2006" xmlns:aink="http://schemas.microsoft.com/office/drawing/2016/ink" xmlns:am3d="http://schemas.microsoft.com/office/drawing/2017/model3d" xmlns:o="urn:schemas-microsoft-com:office:office" xmlns:oel="http://schemas.microsoft.com/office/2019/extlst" xmlns:r="http://schemas.openxmlformats.org/officeDocument/2006/relationships" xmlns:m="http://schemas.openxmlformats.org/officeDocument/2006/math" xmlns:v="urn:schemas-microsoft-com:vml" xmlns:wp14="http://schemas.microsoft.com/office/word/2010/wordprocessingDrawing" xmlns:wp="http://schemas.openxmlformats.org/drawingml/2006/wordprocessingDrawing" xmlns:w10="urn:schemas-microsoft-com:office:word" xmlns:w="http://schemas.openxmlformats.org/wordprocessingml/2006/main" xmlns:w14="http://schemas.microsoft.com/office/word/2010/wordml" xmlns:w15="http://schemas.microsoft.com/office/word/2012/wordml" xmlns:w16cex="http://schemas.microsoft.com/office/word/2018/wordml/cex" xmlns:w16cid="http://schemas.microsoft.com/office/word/2016/wordml/cid" xmlns:w16="http://schemas.microsoft.com/office/word/2018/wordml" xmlns:w16du="http://schemas.microsoft.com/office/word/2023/wordml/word16du" xmlns:w16sdtdh="http://schemas.microsoft.com/office/word/2020/wordml/sdtdatahash" xmlns:w16se="http://schemas.microsoft.com/office/word/2015/wordml/symex" xmlns:wpg="http://schemas.microsoft.com/office/word/2010/wordprocessingGroup" xmlns:wpi="http://schemas.microsoft.com/office/word/2010/wordprocessingInk" xmlns:wne="http://schemas.microsoft.com/office/word/2006/wordml" xmlns:wps="http://schemas.microsoft.com/office/word/2010/wordprocessingShape" mc:Ignorable="w14 w15 w16se w16cid w16 w16cex w16sdtdh w16du wp14">
   <w:body>
     <w:p>
       <w:pPr>
@@ -22,21 +22,7 @@
           <w:rFonts w:ascii="標楷體" w:eastAsia="標楷體" w:hAnsi="標楷體" w:hint="eastAsia"/>
           <w:sz w:val="36"/>
         </w:rPr>
-        <w:instrText xml:space="preserve">MERGEFIELD </w:instrText>
-      </w:r>
-      <w:r>
-        <w:rPr>
-          <w:rFonts w:ascii="標楷體" w:eastAsia="標楷體" w:hAnsi="標楷體" w:hint="eastAsia"/>
-          <w:sz w:val="36"/>
-        </w:rPr>
-        <w:instrText>學校名稱</w:instrText>
-      </w:r>
-      <w:r>
-        <w:rPr>
-          <w:rFonts w:ascii="標楷體" w:eastAsia="標楷體" w:hAnsi="標楷體" w:hint="eastAsia"/>
-          <w:sz w:val="36"/>
-        </w:rPr>
-        <w:instrText xml:space="preserve"> \* MERGEFORMAT </w:instrText>
+        <w:instrText xml:space="preserve">MERGEFIELD 學校名稱 \* MERGEFORMAT </w:instrText>
       </w:r>
       <w:r>
         <w:rPr>
@@ -50,21 +36,7 @@
           <w:rFonts w:ascii="標楷體" w:eastAsia="標楷體" w:hAnsi="標楷體" w:hint="eastAsia"/>
           <w:sz w:val="36"/>
         </w:rPr>
-        <w:t>«</w:t>
-      </w:r>
-      <w:r>
-        <w:rPr>
-          <w:rFonts w:ascii="標楷體" w:eastAsia="標楷體" w:hAnsi="標楷體" w:hint="eastAsia"/>
-          <w:sz w:val="36"/>
-        </w:rPr>
-        <w:t>學校名稱</w:t>
-      </w:r>
-      <w:r>
-        <w:rPr>
-          <w:rFonts w:ascii="標楷體" w:eastAsia="標楷體" w:hAnsi="標楷體" w:hint="eastAsia"/>
-          <w:sz w:val="36"/>
-        </w:rPr>
-        <w:t>»</w:t>
+        <w:t>«學校名稱»</w:t>
       </w:r>
       <w:r>
         <w:rPr>
@@ -85,21 +57,7 @@
           <w:rFonts w:ascii="標楷體" w:eastAsia="標楷體" w:hAnsi="標楷體"/>
           <w:sz w:val="36"/>
         </w:rPr>
-        <w:instrText xml:space="preserve">MERGEFIELD </w:instrText>
-      </w:r>
-      <w:r>
-        <w:rPr>
-          <w:rFonts w:ascii="標楷體" w:eastAsia="標楷體" w:hAnsi="標楷體"/>
-          <w:sz w:val="36"/>
-        </w:rPr>
-        <w:instrText>學年度</w:instrText>
-      </w:r>
-      <w:r>
-        <w:rPr>
-          <w:rFonts w:ascii="標楷體" w:eastAsia="標楷體" w:hAnsi="標楷體"/>
-          <w:sz w:val="36"/>
-        </w:rPr>
-        <w:instrText xml:space="preserve"> \* MERGEFORMAT </w:instrText>
+        <w:instrText xml:space="preserve">MERGEFIELD 學年度 \* MERGEFORMAT </w:instrText>
       </w:r>
       <w:r>
         <w:rPr>
@@ -113,21 +71,7 @@
           <w:rFonts w:ascii="標楷體" w:eastAsia="標楷體" w:hAnsi="標楷體"/>
           <w:sz w:val="36"/>
         </w:rPr>
-        <w:t>«</w:t>
-      </w:r>
-      <w:r>
-        <w:rPr>
-          <w:rFonts w:ascii="標楷體" w:eastAsia="標楷體" w:hAnsi="標楷體"/>
-          <w:sz w:val="36"/>
-        </w:rPr>
-        <w:t>學年度</w:t>
-      </w:r>
-      <w:r>
-        <w:rPr>
-          <w:rFonts w:ascii="標楷體" w:eastAsia="標楷體" w:hAnsi="標楷體"/>
-          <w:sz w:val="36"/>
-        </w:rPr>
-        <w:t>»</w:t>
+        <w:t>«學年度»</w:t>
       </w:r>
       <w:r>
         <w:rPr>
@@ -155,21 +99,7 @@
           <w:rFonts w:ascii="標楷體" w:eastAsia="標楷體" w:hAnsi="標楷體"/>
           <w:sz w:val="36"/>
         </w:rPr>
-        <w:instrText xml:space="preserve">MERGEFIELD </w:instrText>
-      </w:r>
-      <w:r>
-        <w:rPr>
-          <w:rFonts w:ascii="標楷體" w:eastAsia="標楷體" w:hAnsi="標楷體"/>
-          <w:sz w:val="36"/>
-        </w:rPr>
-        <w:instrText>學期</w:instrText>
-      </w:r>
-      <w:r>
-        <w:rPr>
-          <w:rFonts w:ascii="標楷體" w:eastAsia="標楷體" w:hAnsi="標楷體"/>
-          <w:sz w:val="36"/>
-        </w:rPr>
-        <w:instrText xml:space="preserve"> \* MERGEFORMAT </w:instrText>
+        <w:instrText xml:space="preserve">MERGEFIELD 學期 \* MERGEFORMAT </w:instrText>
       </w:r>
       <w:r>
         <w:rPr>
@@ -183,21 +113,7 @@
           <w:rFonts w:ascii="標楷體" w:eastAsia="標楷體" w:hAnsi="標楷體"/>
           <w:sz w:val="36"/>
         </w:rPr>
-        <w:t>«</w:t>
-      </w:r>
-      <w:r>
-        <w:rPr>
-          <w:rFonts w:ascii="標楷體" w:eastAsia="標楷體" w:hAnsi="標楷體"/>
-          <w:sz w:val="36"/>
-        </w:rPr>
-        <w:t>學期</w:t>
-      </w:r>
-      <w:r>
-        <w:rPr>
-          <w:rFonts w:ascii="標楷體" w:eastAsia="標楷體" w:hAnsi="標楷體"/>
-          <w:sz w:val="36"/>
-        </w:rPr>
-        <w:t>»</w:t>
+        <w:t>«學期»</w:t>
       </w:r>
       <w:r>
         <w:rPr>
@@ -225,31 +141,7 @@
         <w:rPr>
           <w:rFonts w:ascii="標楷體" w:eastAsia="標楷體" w:hAnsi="標楷體" w:hint="eastAsia"/>
         </w:rPr>
-        <w:t>科</w:t>
-      </w:r>
-      <w:r>
-        <w:rPr>
-          <w:rFonts w:ascii="標楷體" w:eastAsia="標楷體" w:hAnsi="標楷體" w:hint="eastAsia"/>
-        </w:rPr>
-        <w:t>/</w:t>
-      </w:r>
-      <w:r>
-        <w:rPr>
-          <w:rFonts w:ascii="標楷體" w:eastAsia="標楷體" w:hAnsi="標楷體" w:hint="eastAsia"/>
-        </w:rPr>
-        <w:t>班</w:t>
-      </w:r>
-      <w:r>
-        <w:rPr>
-          <w:rFonts w:ascii="標楷體" w:eastAsia="標楷體" w:hAnsi="標楷體" w:hint="eastAsia"/>
-        </w:rPr>
-        <w:t>/</w:t>
-      </w:r>
-      <w:r>
-        <w:rPr>
-          <w:rFonts w:ascii="標楷體" w:eastAsia="標楷體" w:hAnsi="標楷體" w:hint="eastAsia"/>
-        </w:rPr>
-        <w:t>學程別（學籍）：</w:t>
+        <w:t>科/班/學程別（學籍）：</w:t>
       </w:r>
       <w:r>
         <w:rPr>
@@ -261,19 +153,7 @@
         <w:rPr>
           <w:rFonts w:ascii="標楷體" w:eastAsia="標楷體" w:hAnsi="標楷體" w:hint="eastAsia"/>
         </w:rPr>
-        <w:instrText xml:space="preserve">MERGEFIELD </w:instrText>
-      </w:r>
-      <w:r>
-        <w:rPr>
-          <w:rFonts w:ascii="標楷體" w:eastAsia="標楷體" w:hAnsi="標楷體" w:hint="eastAsia"/>
-        </w:rPr>
-        <w:instrText>科別</w:instrText>
-      </w:r>
-      <w:r>
-        <w:rPr>
-          <w:rFonts w:ascii="標楷體" w:eastAsia="標楷體" w:hAnsi="標楷體" w:hint="eastAsia"/>
-        </w:rPr>
-        <w:instrText xml:space="preserve"> \* MERGEFORMAT </w:instrText>
+        <w:instrText xml:space="preserve">MERGEFIELD 科別 \* MERGEFORMAT </w:instrText>
       </w:r>
       <w:r>
         <w:rPr>
@@ -285,19 +165,7 @@
         <w:rPr>
           <w:rFonts w:ascii="標楷體" w:eastAsia="標楷體" w:hAnsi="標楷體" w:hint="eastAsia"/>
         </w:rPr>
-        <w:t>«</w:t>
-      </w:r>
-      <w:r>
-        <w:rPr>
-          <w:rFonts w:ascii="標楷體" w:eastAsia="標楷體" w:hAnsi="標楷體" w:hint="eastAsia"/>
-        </w:rPr>
-        <w:t>科別</w:t>
-      </w:r>
-      <w:r>
-        <w:rPr>
-          <w:rFonts w:ascii="標楷體" w:eastAsia="標楷體" w:hAnsi="標楷體" w:hint="eastAsia"/>
-        </w:rPr>
-        <w:t>»</w:t>
+        <w:t>«科別»</w:t>
       </w:r>
       <w:r>
         <w:rPr>
@@ -347,25 +215,7 @@
           <w:sz w:val="2"/>
           <w:szCs w:val="24"/>
         </w:rPr>
-        <w:instrText xml:space="preserve">MERGEFIELD  </w:instrText>
-      </w:r>
-      <w:r>
-        <w:rPr>
-          <w:rFonts w:ascii="標楷體" w:eastAsia="標楷體" w:hAnsi="標楷體" w:hint="eastAsia"/>
-          <w:color w:val="FFFFFF" w:themeColor="background1"/>
-          <w:sz w:val="2"/>
-          <w:szCs w:val="24"/>
-        </w:rPr>
-        <w:instrText>學生系統編號</w:instrText>
-      </w:r>
-      <w:r>
-        <w:rPr>
-          <w:rFonts w:ascii="標楷體" w:eastAsia="標楷體" w:hAnsi="標楷體" w:hint="eastAsia"/>
-          <w:color w:val="FFFFFF" w:themeColor="background1"/>
-          <w:sz w:val="2"/>
-          <w:szCs w:val="24"/>
-        </w:rPr>
-        <w:instrText xml:space="preserve">  \* MERGEFORMAT</w:instrText>
+        <w:instrText>MERGEFIELD  學生系統編號  \* MERGEFORMAT</w:instrText>
       </w:r>
       <w:r>
         <w:rPr>
@@ -461,25 +311,7 @@
         <w:rPr>
           <w:rFonts w:ascii="標楷體" w:eastAsia="標楷體" w:hAnsi="標楷體" w:hint="eastAsia"/>
         </w:rPr>
-        <w:instrText xml:space="preserve">MERGEFIELD  </w:instrText>
-      </w:r>
-      <w:r>
-        <w:rPr>
-          <w:rFonts w:ascii="標楷體" w:eastAsia="標楷體" w:hAnsi="標楷體" w:hint="eastAsia"/>
-        </w:rPr>
-        <w:instrText>學號</w:instrText>
-      </w:r>
-      <w:r>
-        <w:rPr>
-          <w:rFonts w:ascii="標楷體" w:eastAsia="標楷體" w:hAnsi="標楷體" w:hint="eastAsia"/>
-        </w:rPr>
-        <w:instrText xml:space="preserve">  \* </w:instrText>
-      </w:r>
-      <w:r>
-        <w:rPr>
-          <w:rFonts w:ascii="標楷體" w:eastAsia="標楷體" w:hAnsi="標楷體" w:hint="eastAsia"/>
-        </w:rPr>
-        <w:instrText>MERGEFORMAT</w:instrText>
+        <w:instrText>MERGEFIELD  學號  \* MERGEFORMAT</w:instrText>
       </w:r>
       <w:r>
         <w:rPr>
@@ -554,19 +386,7 @@
         <w:rPr>
           <w:rFonts w:ascii="標楷體" w:eastAsia="標楷體" w:hAnsi="標楷體" w:hint="eastAsia"/>
         </w:rPr>
-        <w:instrText xml:space="preserve">MERGEFIELD  </w:instrText>
-      </w:r>
-      <w:r>
-        <w:rPr>
-          <w:rFonts w:ascii="標楷體" w:eastAsia="標楷體" w:hAnsi="標楷體" w:hint="eastAsia"/>
-        </w:rPr>
-        <w:instrText>座號</w:instrText>
-      </w:r>
-      <w:r>
-        <w:rPr>
-          <w:rFonts w:ascii="標楷體" w:eastAsia="標楷體" w:hAnsi="標楷體" w:hint="eastAsia"/>
-        </w:rPr>
-        <w:instrText xml:space="preserve">  \* MERGEFORMAT</w:instrText>
+        <w:instrText>MERGEFIELD  座號  \* MERGEFORMAT</w:instrText>
       </w:r>
       <w:r>
         <w:rPr>
@@ -629,19 +449,7 @@
         <w:rPr>
           <w:rFonts w:ascii="標楷體" w:eastAsia="標楷體" w:hAnsi="標楷體" w:hint="eastAsia"/>
         </w:rPr>
-        <w:instrText xml:space="preserve">MERGEFIELD </w:instrText>
-      </w:r>
-      <w:r>
-        <w:rPr>
-          <w:rFonts w:ascii="標楷體" w:eastAsia="標楷體" w:hAnsi="標楷體" w:hint="eastAsia"/>
-        </w:rPr>
-        <w:instrText>班級</w:instrText>
-      </w:r>
-      <w:r>
-        <w:rPr>
-          <w:rFonts w:ascii="標楷體" w:eastAsia="標楷體" w:hAnsi="標楷體" w:hint="eastAsia"/>
-        </w:rPr>
-        <w:instrText xml:space="preserve"> \* MERGEFORMAT </w:instrText>
+        <w:instrText xml:space="preserve">MERGEFIELD 班級 \* MERGEFORMAT </w:instrText>
       </w:r>
       <w:r>
         <w:rPr>
@@ -653,19 +461,7 @@
         <w:rPr>
           <w:rFonts w:ascii="標楷體" w:eastAsia="標楷體" w:hAnsi="標楷體" w:hint="eastAsia"/>
         </w:rPr>
-        <w:t>«</w:t>
-      </w:r>
-      <w:r>
-        <w:rPr>
-          <w:rFonts w:ascii="標楷體" w:eastAsia="標楷體" w:hAnsi="標楷體" w:hint="eastAsia"/>
-        </w:rPr>
-        <w:t>班級</w:t>
-      </w:r>
-      <w:r>
-        <w:rPr>
-          <w:rFonts w:ascii="標楷體" w:eastAsia="標楷體" w:hAnsi="標楷體" w:hint="eastAsia"/>
-        </w:rPr>
-        <w:t>»</w:t>
+        <w:t>«班級»</w:t>
       </w:r>
       <w:r>
         <w:rPr>
@@ -677,13 +473,7 @@
         <w:rPr>
           <w:rFonts w:ascii="標楷體" w:eastAsia="標楷體" w:hAnsi="標楷體" w:hint="eastAsia"/>
         </w:rPr>
-        <w:t xml:space="preserve"> </w:t>
-      </w:r>
-      <w:r>
-        <w:rPr>
-          <w:rFonts w:ascii="標楷體" w:eastAsia="標楷體" w:hAnsi="標楷體" w:hint="eastAsia"/>
-        </w:rPr>
-        <w:t>姓名：</w:t>
+        <w:t xml:space="preserve"> 姓名：</w:t>
       </w:r>
       <w:r>
         <w:rPr>
@@ -695,19 +485,7 @@
         <w:rPr>
           <w:rFonts w:ascii="標楷體" w:eastAsia="標楷體" w:hAnsi="標楷體" w:hint="eastAsia"/>
         </w:rPr>
-        <w:instrText xml:space="preserve">MERGEFIELD </w:instrText>
-      </w:r>
-      <w:r>
-        <w:rPr>
-          <w:rFonts w:ascii="標楷體" w:eastAsia="標楷體" w:hAnsi="標楷體" w:hint="eastAsia"/>
-        </w:rPr>
-        <w:instrText>姓名</w:instrText>
-      </w:r>
-      <w:r>
-        <w:rPr>
-          <w:rFonts w:ascii="標楷體" w:eastAsia="標楷體" w:hAnsi="標楷體" w:hint="eastAsia"/>
-        </w:rPr>
-        <w:instrText xml:space="preserve"> \* MERGEFORMAT </w:instrText>
+        <w:instrText xml:space="preserve">MERGEFIELD 姓名 \* MERGEFORMAT </w:instrText>
       </w:r>
       <w:r>
         <w:rPr>
@@ -719,19 +497,7 @@
         <w:rPr>
           <w:rFonts w:ascii="標楷體" w:eastAsia="標楷體" w:hAnsi="標楷體" w:hint="eastAsia"/>
         </w:rPr>
-        <w:t>«</w:t>
-      </w:r>
-      <w:r>
-        <w:rPr>
-          <w:rFonts w:ascii="標楷體" w:eastAsia="標楷體" w:hAnsi="標楷體" w:hint="eastAsia"/>
-        </w:rPr>
-        <w:t>姓名</w:t>
-      </w:r>
-      <w:r>
-        <w:rPr>
-          <w:rFonts w:ascii="標楷體" w:eastAsia="標楷體" w:hAnsi="標楷體" w:hint="eastAsia"/>
-        </w:rPr>
-        <w:t>»</w:t>
+        <w:t>«姓名»</w:t>
       </w:r>
       <w:r>
         <w:rPr>
@@ -952,21 +718,7 @@
                 <w:rFonts w:ascii="標楷體" w:eastAsia="標楷體" w:hAnsi="標楷體" w:hint="eastAsia"/>
                 <w:szCs w:val="24"/>
               </w:rPr>
-              <w:instrText xml:space="preserve">MERGEFIELD </w:instrText>
-            </w:r>
-            <w:r>
-              <w:rPr>
-                <w:rFonts w:ascii="標楷體" w:eastAsia="標楷體" w:hAnsi="標楷體" w:hint="eastAsia"/>
-                <w:szCs w:val="24"/>
-              </w:rPr>
-              <w:instrText>科目名稱</w:instrText>
-            </w:r>
-            <w:r>
-              <w:rPr>
-                <w:rFonts w:ascii="標楷體" w:eastAsia="標楷體" w:hAnsi="標楷體" w:hint="eastAsia"/>
-                <w:szCs w:val="24"/>
-              </w:rPr>
-              <w:instrText xml:space="preserve">1 \* MERGEFORMAT </w:instrText>
+              <w:instrText xml:space="preserve">MERGEFIELD 科目名稱1 \* MERGEFORMAT </w:instrText>
             </w:r>
             <w:r>
               <w:rPr>
@@ -1240,21 +992,7 @@
                 <w:rFonts w:ascii="標楷體" w:eastAsia="標楷體" w:hAnsi="標楷體" w:hint="eastAsia"/>
                 <w:szCs w:val="24"/>
               </w:rPr>
-              <w:instrText xml:space="preserve">MERGEFIELD </w:instrText>
-            </w:r>
-            <w:r>
-              <w:rPr>
-                <w:rFonts w:ascii="標楷體" w:eastAsia="標楷體" w:hAnsi="標楷體" w:hint="eastAsia"/>
-                <w:szCs w:val="24"/>
-              </w:rPr>
-              <w:instrText>科目名稱</w:instrText>
-            </w:r>
-            <w:r>
-              <w:rPr>
-                <w:rFonts w:ascii="標楷體" w:eastAsia="標楷體" w:hAnsi="標楷體" w:hint="eastAsia"/>
-                <w:szCs w:val="24"/>
-              </w:rPr>
-              <w:instrText xml:space="preserve">2 \* MERGEFORMAT </w:instrText>
+              <w:instrText xml:space="preserve">MERGEFIELD 科目名稱2 \* MERGEFORMAT </w:instrText>
             </w:r>
             <w:r>
               <w:rPr>
@@ -1528,21 +1266,7 @@
                 <w:rFonts w:ascii="標楷體" w:eastAsia="標楷體" w:hAnsi="標楷體" w:hint="eastAsia"/>
                 <w:szCs w:val="24"/>
               </w:rPr>
-              <w:instrText xml:space="preserve">MERGEFIELD </w:instrText>
-            </w:r>
-            <w:r>
-              <w:rPr>
-                <w:rFonts w:ascii="標楷體" w:eastAsia="標楷體" w:hAnsi="標楷體" w:hint="eastAsia"/>
-                <w:szCs w:val="24"/>
-              </w:rPr>
-              <w:instrText>科目名稱</w:instrText>
-            </w:r>
-            <w:r>
-              <w:rPr>
-                <w:rFonts w:ascii="標楷體" w:eastAsia="標楷體" w:hAnsi="標楷體" w:hint="eastAsia"/>
-                <w:szCs w:val="24"/>
-              </w:rPr>
-              <w:instrText xml:space="preserve">3 \* MERGEFORMAT </w:instrText>
+              <w:instrText xml:space="preserve">MERGEFIELD 科目名稱3 \* MERGEFORMAT </w:instrText>
             </w:r>
             <w:r>
               <w:rPr>
@@ -1816,21 +1540,7 @@
                 <w:rFonts w:ascii="標楷體" w:eastAsia="標楷體" w:hAnsi="標楷體" w:hint="eastAsia"/>
                 <w:szCs w:val="24"/>
               </w:rPr>
-              <w:instrText xml:space="preserve">MERGEFIELD </w:instrText>
-            </w:r>
-            <w:r>
-              <w:rPr>
-                <w:rFonts w:ascii="標楷體" w:eastAsia="標楷體" w:hAnsi="標楷體" w:hint="eastAsia"/>
-                <w:szCs w:val="24"/>
-              </w:rPr>
-              <w:instrText>科目名稱</w:instrText>
-            </w:r>
-            <w:r>
-              <w:rPr>
-                <w:rFonts w:ascii="標楷體" w:eastAsia="標楷體" w:hAnsi="標楷體" w:hint="eastAsia"/>
-                <w:szCs w:val="24"/>
-              </w:rPr>
-              <w:instrText xml:space="preserve">4 \* MERGEFORMAT </w:instrText>
+              <w:instrText xml:space="preserve">MERGEFIELD 科目名稱4 \* MERGEFORMAT </w:instrText>
             </w:r>
             <w:r>
               <w:rPr>
@@ -2104,21 +1814,7 @@
                 <w:rFonts w:ascii="標楷體" w:eastAsia="標楷體" w:hAnsi="標楷體" w:hint="eastAsia"/>
                 <w:szCs w:val="24"/>
               </w:rPr>
-              <w:instrText xml:space="preserve">MERGEFIELD </w:instrText>
-            </w:r>
-            <w:r>
-              <w:rPr>
-                <w:rFonts w:ascii="標楷體" w:eastAsia="標楷體" w:hAnsi="標楷體" w:hint="eastAsia"/>
-                <w:szCs w:val="24"/>
-              </w:rPr>
-              <w:instrText>科目名稱</w:instrText>
-            </w:r>
-            <w:r>
-              <w:rPr>
-                <w:rFonts w:ascii="標楷體" w:eastAsia="標楷體" w:hAnsi="標楷體" w:hint="eastAsia"/>
-                <w:szCs w:val="24"/>
-              </w:rPr>
-              <w:instrText xml:space="preserve">5 \* MERGEFORMAT </w:instrText>
+              <w:instrText xml:space="preserve">MERGEFIELD 科目名稱5 \* MERGEFORMAT </w:instrText>
             </w:r>
             <w:r>
               <w:rPr>
@@ -2391,48 +2087,104 @@
                 <w:rFonts w:ascii="標楷體" w:eastAsia="標楷體" w:hAnsi="標楷體" w:hint="eastAsia"/>
                 <w:szCs w:val="24"/>
               </w:rPr>
+              <w:instrText xml:space="preserve">MERGEFIELD 科目名稱6 \* MERGEFORMAT </w:instrText>
+            </w:r>
+            <w:r>
+              <w:rPr>
+                <w:rFonts w:ascii="標楷體" w:eastAsia="標楷體" w:hAnsi="標楷體" w:hint="eastAsia"/>
+                <w:szCs w:val="24"/>
+              </w:rPr>
+              <w:fldChar w:fldCharType="separate"/>
+            </w:r>
+            <w:r>
+              <w:rPr>
+                <w:rFonts w:ascii="標楷體" w:eastAsia="標楷體" w:hAnsi="標楷體" w:hint="eastAsia"/>
+                <w:szCs w:val="24"/>
+              </w:rPr>
+              <w:t>«N6»</w:t>
+            </w:r>
+            <w:r>
+              <w:rPr>
+                <w:rFonts w:ascii="標楷體" w:eastAsia="標楷體" w:hAnsi="標楷體" w:hint="eastAsia"/>
+                <w:szCs w:val="24"/>
+              </w:rPr>
+              <w:fldChar w:fldCharType="end"/>
+            </w:r>
+          </w:p>
+        </w:tc>
+        <w:tc>
+          <w:tcPr>
+            <w:tcW w:w="1417" w:type="dxa"/>
+            <w:tcBorders>
+              <w:top w:val="single" w:sz="4" w:space="0" w:color="auto"/>
+              <w:left w:val="single" w:sz="4" w:space="0" w:color="auto"/>
+              <w:bottom w:val="single" w:sz="4" w:space="0" w:color="auto"/>
+              <w:right w:val="single" w:sz="4" w:space="0" w:color="auto"/>
+            </w:tcBorders>
+            <w:shd w:val="clear" w:color="auto" w:fill="auto"/>
+          </w:tcPr>
+          <w:p>
+            <w:pPr>
+              <w:jc w:val="center"/>
+              <w:rPr>
+                <w:rFonts w:ascii="Arial" w:eastAsia="標楷體" w:hAnsi="Arial" w:cs="Arial"/>
+                <w:szCs w:val="24"/>
+              </w:rPr>
+            </w:pPr>
+            <w:r>
+              <w:rPr>
+                <w:rFonts w:ascii="Arial" w:eastAsia="標楷體" w:hAnsi="Arial" w:cs="Arial"/>
+                <w:szCs w:val="24"/>
+              </w:rPr>
+              <w:fldChar w:fldCharType="begin"/>
+            </w:r>
+            <w:r>
+              <w:rPr>
+                <w:rFonts w:ascii="Arial" w:eastAsia="標楷體" w:hAnsi="Arial" w:cs="Arial"/>
+                <w:szCs w:val="24"/>
+              </w:rPr>
               <w:instrText xml:space="preserve">MERGEFIELD </w:instrText>
             </w:r>
             <w:r>
               <w:rPr>
-                <w:rFonts w:ascii="標楷體" w:eastAsia="標楷體" w:hAnsi="標楷體" w:hint="eastAsia"/>
-                <w:szCs w:val="24"/>
-              </w:rPr>
-              <w:instrText>科目名稱</w:instrText>
-            </w:r>
-            <w:r>
-              <w:rPr>
-                <w:rFonts w:ascii="標楷體" w:eastAsia="標楷體" w:hAnsi="標楷體" w:hint="eastAsia"/>
+                <w:rFonts w:ascii="Arial" w:eastAsia="標楷體" w:hAnsi="Arial" w:cs="Arial"/>
+                <w:szCs w:val="24"/>
+              </w:rPr>
+              <w:instrText>單科學分數</w:instrText>
+            </w:r>
+            <w:r>
+              <w:rPr>
+                <w:rFonts w:ascii="Arial" w:eastAsia="標楷體" w:hAnsi="Arial" w:cs="Arial"/>
                 <w:szCs w:val="24"/>
               </w:rPr>
               <w:instrText xml:space="preserve">6 \* MERGEFORMAT </w:instrText>
             </w:r>
             <w:r>
               <w:rPr>
-                <w:rFonts w:ascii="標楷體" w:eastAsia="標楷體" w:hAnsi="標楷體" w:hint="eastAsia"/>
-                <w:szCs w:val="24"/>
-              </w:rPr>
-              <w:fldChar w:fldCharType="separate"/>
-            </w:r>
-            <w:r>
-              <w:rPr>
-                <w:rFonts w:ascii="標楷體" w:eastAsia="標楷體" w:hAnsi="標楷體" w:hint="eastAsia"/>
-                <w:szCs w:val="24"/>
-              </w:rPr>
-              <w:t>«N6»</w:t>
-            </w:r>
-            <w:r>
-              <w:rPr>
-                <w:rFonts w:ascii="標楷體" w:eastAsia="標楷體" w:hAnsi="標楷體" w:hint="eastAsia"/>
-                <w:szCs w:val="24"/>
-              </w:rPr>
-              <w:fldChar w:fldCharType="end"/>
-            </w:r>
-          </w:p>
-        </w:tc>
-        <w:tc>
-          <w:tcPr>
-            <w:tcW w:w="1417" w:type="dxa"/>
+                <w:rFonts w:ascii="Arial" w:eastAsia="標楷體" w:hAnsi="Arial" w:cs="Arial"/>
+                <w:szCs w:val="24"/>
+              </w:rPr>
+              <w:fldChar w:fldCharType="separate"/>
+            </w:r>
+            <w:r>
+              <w:rPr>
+                <w:rFonts w:ascii="Arial" w:eastAsia="標楷體" w:hAnsi="Arial" w:cs="Arial"/>
+                <w:szCs w:val="24"/>
+              </w:rPr>
+              <w:t>«C6»</w:t>
+            </w:r>
+            <w:r>
+              <w:rPr>
+                <w:rFonts w:ascii="Arial" w:eastAsia="標楷體" w:hAnsi="Arial" w:cs="Arial"/>
+                <w:szCs w:val="24"/>
+              </w:rPr>
+              <w:fldChar w:fldCharType="end"/>
+            </w:r>
+          </w:p>
+        </w:tc>
+        <w:tc>
+          <w:tcPr>
+            <w:tcW w:w="1276" w:type="dxa"/>
             <w:tcBorders>
               <w:top w:val="single" w:sz="4" w:space="0" w:color="auto"/>
               <w:left w:val="single" w:sz="4" w:space="0" w:color="auto"/>
@@ -2468,7 +2220,7 @@
                 <w:rFonts w:ascii="Arial" w:eastAsia="標楷體" w:hAnsi="Arial" w:cs="Arial"/>
                 <w:szCs w:val="24"/>
               </w:rPr>
-              <w:instrText>單科學分數</w:instrText>
+              <w:instrText>單科成績</w:instrText>
             </w:r>
             <w:r>
               <w:rPr>
@@ -2489,20 +2241,20 @@
                 <w:rFonts w:ascii="Arial" w:eastAsia="標楷體" w:hAnsi="Arial" w:cs="Arial"/>
                 <w:szCs w:val="24"/>
               </w:rPr>
-              <w:t>«C6»</w:t>
-            </w:r>
-            <w:r>
-              <w:rPr>
-                <w:rFonts w:ascii="Arial" w:eastAsia="標楷體" w:hAnsi="Arial" w:cs="Arial"/>
-                <w:szCs w:val="24"/>
-              </w:rPr>
-              <w:fldChar w:fldCharType="end"/>
-            </w:r>
-          </w:p>
-        </w:tc>
-        <w:tc>
-          <w:tcPr>
-            <w:tcW w:w="1276" w:type="dxa"/>
+              <w:t>«S6»</w:t>
+            </w:r>
+            <w:r>
+              <w:rPr>
+                <w:rFonts w:ascii="Arial" w:eastAsia="標楷體" w:hAnsi="Arial" w:cs="Arial"/>
+                <w:szCs w:val="24"/>
+              </w:rPr>
+              <w:fldChar w:fldCharType="end"/>
+            </w:r>
+          </w:p>
+        </w:tc>
+        <w:tc>
+          <w:tcPr>
+            <w:tcW w:w="2410" w:type="dxa"/>
             <w:tcBorders>
               <w:top w:val="single" w:sz="4" w:space="0" w:color="auto"/>
               <w:left w:val="single" w:sz="4" w:space="0" w:color="auto"/>
@@ -2538,7 +2290,7 @@
                 <w:rFonts w:ascii="Arial" w:eastAsia="標楷體" w:hAnsi="Arial" w:cs="Arial"/>
                 <w:szCs w:val="24"/>
               </w:rPr>
-              <w:instrText>單科成績</w:instrText>
+              <w:instrText>單科成績排名百分比</w:instrText>
             </w:r>
             <w:r>
               <w:rPr>
@@ -2546,83 +2298,6 @@
                 <w:szCs w:val="24"/>
               </w:rPr>
               <w:instrText xml:space="preserve">6 \* MERGEFORMAT </w:instrText>
-            </w:r>
-            <w:r>
-              <w:rPr>
-                <w:rFonts w:ascii="Arial" w:eastAsia="標楷體" w:hAnsi="Arial" w:cs="Arial"/>
-                <w:szCs w:val="24"/>
-              </w:rPr>
-              <w:fldChar w:fldCharType="separate"/>
-            </w:r>
-            <w:r>
-              <w:rPr>
-                <w:rFonts w:ascii="Arial" w:eastAsia="標楷體" w:hAnsi="Arial" w:cs="Arial"/>
-                <w:szCs w:val="24"/>
-              </w:rPr>
-              <w:t>«S6»</w:t>
-            </w:r>
-            <w:r>
-              <w:rPr>
-                <w:rFonts w:ascii="Arial" w:eastAsia="標楷體" w:hAnsi="Arial" w:cs="Arial"/>
-                <w:szCs w:val="24"/>
-              </w:rPr>
-              <w:fldChar w:fldCharType="end"/>
-            </w:r>
-          </w:p>
-        </w:tc>
-        <w:tc>
-          <w:tcPr>
-            <w:tcW w:w="2410" w:type="dxa"/>
-            <w:tcBorders>
-              <w:top w:val="single" w:sz="4" w:space="0" w:color="auto"/>
-              <w:left w:val="single" w:sz="4" w:space="0" w:color="auto"/>
-              <w:bottom w:val="single" w:sz="4" w:space="0" w:color="auto"/>
-              <w:right w:val="single" w:sz="4" w:space="0" w:color="auto"/>
-            </w:tcBorders>
-            <w:shd w:val="clear" w:color="auto" w:fill="auto"/>
-          </w:tcPr>
-          <w:p>
-            <w:pPr>
-              <w:jc w:val="center"/>
-              <w:rPr>
-                <w:rFonts w:ascii="Arial" w:eastAsia="標楷體" w:hAnsi="Arial" w:cs="Arial"/>
-                <w:szCs w:val="24"/>
-              </w:rPr>
-            </w:pPr>
-            <w:r>
-              <w:rPr>
-                <w:rFonts w:ascii="Arial" w:eastAsia="標楷體" w:hAnsi="Arial" w:cs="Arial"/>
-                <w:szCs w:val="24"/>
-              </w:rPr>
-              <w:fldChar w:fldCharType="begin"/>
-            </w:r>
-            <w:r>
-              <w:rPr>
-                <w:rFonts w:ascii="Arial" w:eastAsia="標楷體" w:hAnsi="Arial" w:cs="Arial"/>
-                <w:szCs w:val="24"/>
-              </w:rPr>
-              <w:instrText xml:space="preserve">MERGEFIELD </w:instrText>
-            </w:r>
-            <w:r>
-              <w:rPr>
-                <w:rFonts w:ascii="Arial" w:eastAsia="標楷體" w:hAnsi="Arial" w:cs="Arial"/>
-                <w:szCs w:val="24"/>
-              </w:rPr>
-              <w:instrText>單科成績排名百分比</w:instrText>
-            </w:r>
-            <w:r>
-              <w:rPr>
-                <w:rFonts w:ascii="Arial" w:eastAsia="標楷體" w:hAnsi="Arial" w:cs="Arial"/>
-                <w:szCs w:val="24"/>
-              </w:rPr>
-              <w:instrText>6 \*</w:instrText>
-            </w:r>
-            <w:r>
-              <w:rPr>
-                <w:rFonts w:ascii="Arial" w:eastAsia="標楷體" w:hAnsi="Arial" w:cs="Arial"/>
-                <w:szCs w:val="24"/>
-              </w:rPr>
-              <w:instrText xml:space="preserve"> MERGEFORMAT </w:instrText>
             </w:r>
             <w:r>
               <w:rPr>
@@ -2682,21 +2357,7 @@
                 <w:rFonts w:ascii="標楷體" w:eastAsia="標楷體" w:hAnsi="標楷體" w:hint="eastAsia"/>
                 <w:szCs w:val="24"/>
               </w:rPr>
-              <w:instrText xml:space="preserve">MERGEFIELD </w:instrText>
-            </w:r>
-            <w:r>
-              <w:rPr>
-                <w:rFonts w:ascii="標楷體" w:eastAsia="標楷體" w:hAnsi="標楷體" w:hint="eastAsia"/>
-                <w:szCs w:val="24"/>
-              </w:rPr>
-              <w:instrText>科目名稱</w:instrText>
-            </w:r>
-            <w:r>
-              <w:rPr>
-                <w:rFonts w:ascii="標楷體" w:eastAsia="標楷體" w:hAnsi="標楷體" w:hint="eastAsia"/>
-                <w:szCs w:val="24"/>
-              </w:rPr>
-              <w:instrText xml:space="preserve">7 \* MERGEFORMAT </w:instrText>
+              <w:instrText xml:space="preserve">MERGEFIELD 科目名稱7 \* MERGEFORMAT </w:instrText>
             </w:r>
             <w:r>
               <w:rPr>
@@ -2966,21 +2627,7 @@
                 <w:rFonts w:ascii="標楷體" w:eastAsia="標楷體" w:hAnsi="標楷體" w:hint="eastAsia"/>
                 <w:szCs w:val="24"/>
               </w:rPr>
-              <w:instrText xml:space="preserve">MERGEFIELD </w:instrText>
-            </w:r>
-            <w:r>
-              <w:rPr>
-                <w:rFonts w:ascii="標楷體" w:eastAsia="標楷體" w:hAnsi="標楷體" w:hint="eastAsia"/>
-                <w:szCs w:val="24"/>
-              </w:rPr>
-              <w:instrText>科目名稱</w:instrText>
-            </w:r>
-            <w:r>
-              <w:rPr>
-                <w:rFonts w:ascii="標楷體" w:eastAsia="標楷體" w:hAnsi="標楷體" w:hint="eastAsia"/>
-                <w:szCs w:val="24"/>
-              </w:rPr>
-              <w:instrText xml:space="preserve">8 \* MERGEFORMAT </w:instrText>
+              <w:instrText xml:space="preserve">MERGEFIELD 科目名稱8 \* MERGEFORMAT </w:instrText>
             </w:r>
             <w:r>
               <w:rPr>
@@ -3250,48 +2897,104 @@
                 <w:rFonts w:ascii="標楷體" w:eastAsia="標楷體" w:hAnsi="標楷體" w:hint="eastAsia"/>
                 <w:szCs w:val="24"/>
               </w:rPr>
+              <w:instrText xml:space="preserve">MERGEFIELD 科目名稱9 \* MERGEFORMAT </w:instrText>
+            </w:r>
+            <w:r>
+              <w:rPr>
+                <w:rFonts w:ascii="標楷體" w:eastAsia="標楷體" w:hAnsi="標楷體" w:hint="eastAsia"/>
+                <w:szCs w:val="24"/>
+              </w:rPr>
+              <w:fldChar w:fldCharType="separate"/>
+            </w:r>
+            <w:r>
+              <w:rPr>
+                <w:rFonts w:ascii="標楷體" w:eastAsia="標楷體" w:hAnsi="標楷體" w:hint="eastAsia"/>
+                <w:szCs w:val="24"/>
+              </w:rPr>
+              <w:t>«N9»</w:t>
+            </w:r>
+            <w:r>
+              <w:rPr>
+                <w:rFonts w:ascii="標楷體" w:eastAsia="標楷體" w:hAnsi="標楷體" w:hint="eastAsia"/>
+                <w:szCs w:val="24"/>
+              </w:rPr>
+              <w:fldChar w:fldCharType="end"/>
+            </w:r>
+          </w:p>
+        </w:tc>
+        <w:tc>
+          <w:tcPr>
+            <w:tcW w:w="1417" w:type="dxa"/>
+            <w:tcBorders>
+              <w:top w:val="single" w:sz="4" w:space="0" w:color="auto"/>
+              <w:left w:val="single" w:sz="4" w:space="0" w:color="auto"/>
+              <w:bottom w:val="single" w:sz="4" w:space="0" w:color="auto"/>
+              <w:right w:val="single" w:sz="4" w:space="0" w:color="auto"/>
+            </w:tcBorders>
+            <w:shd w:val="clear" w:color="auto" w:fill="auto"/>
+          </w:tcPr>
+          <w:p>
+            <w:pPr>
+              <w:jc w:val="center"/>
+              <w:rPr>
+                <w:rFonts w:ascii="Arial" w:eastAsia="標楷體" w:hAnsi="Arial" w:cs="Arial"/>
+                <w:szCs w:val="24"/>
+              </w:rPr>
+            </w:pPr>
+            <w:r>
+              <w:rPr>
+                <w:rFonts w:ascii="Arial" w:eastAsia="標楷體" w:hAnsi="Arial" w:cs="Arial"/>
+                <w:szCs w:val="24"/>
+              </w:rPr>
+              <w:fldChar w:fldCharType="begin"/>
+            </w:r>
+            <w:r>
+              <w:rPr>
+                <w:rFonts w:ascii="Arial" w:eastAsia="標楷體" w:hAnsi="Arial" w:cs="Arial"/>
+                <w:szCs w:val="24"/>
+              </w:rPr>
               <w:instrText xml:space="preserve">MERGEFIELD </w:instrText>
             </w:r>
             <w:r>
               <w:rPr>
-                <w:rFonts w:ascii="標楷體" w:eastAsia="標楷體" w:hAnsi="標楷體" w:hint="eastAsia"/>
-                <w:szCs w:val="24"/>
-              </w:rPr>
-              <w:instrText>科目名稱</w:instrText>
-            </w:r>
-            <w:r>
-              <w:rPr>
-                <w:rFonts w:ascii="標楷體" w:eastAsia="標楷體" w:hAnsi="標楷體" w:hint="eastAsia"/>
+                <w:rFonts w:ascii="Arial" w:eastAsia="標楷體" w:hAnsi="Arial" w:cs="Arial"/>
+                <w:szCs w:val="24"/>
+              </w:rPr>
+              <w:instrText>單科學分數</w:instrText>
+            </w:r>
+            <w:r>
+              <w:rPr>
+                <w:rFonts w:ascii="Arial" w:eastAsia="標楷體" w:hAnsi="Arial" w:cs="Arial"/>
                 <w:szCs w:val="24"/>
               </w:rPr>
               <w:instrText xml:space="preserve">9 \* MERGEFORMAT </w:instrText>
             </w:r>
             <w:r>
               <w:rPr>
-                <w:rFonts w:ascii="標楷體" w:eastAsia="標楷體" w:hAnsi="標楷體" w:hint="eastAsia"/>
-                <w:szCs w:val="24"/>
-              </w:rPr>
-              <w:fldChar w:fldCharType="separate"/>
-            </w:r>
-            <w:r>
-              <w:rPr>
-                <w:rFonts w:ascii="標楷體" w:eastAsia="標楷體" w:hAnsi="標楷體" w:hint="eastAsia"/>
-                <w:szCs w:val="24"/>
-              </w:rPr>
-              <w:t>«N9»</w:t>
-            </w:r>
-            <w:r>
-              <w:rPr>
-                <w:rFonts w:ascii="標楷體" w:eastAsia="標楷體" w:hAnsi="標楷體" w:hint="eastAsia"/>
-                <w:szCs w:val="24"/>
-              </w:rPr>
-              <w:fldChar w:fldCharType="end"/>
-            </w:r>
-          </w:p>
-        </w:tc>
-        <w:tc>
-          <w:tcPr>
-            <w:tcW w:w="1417" w:type="dxa"/>
+                <w:rFonts w:ascii="Arial" w:eastAsia="標楷體" w:hAnsi="Arial" w:cs="Arial"/>
+                <w:szCs w:val="24"/>
+              </w:rPr>
+              <w:fldChar w:fldCharType="separate"/>
+            </w:r>
+            <w:r>
+              <w:rPr>
+                <w:rFonts w:ascii="Arial" w:eastAsia="標楷體" w:hAnsi="Arial" w:cs="Arial"/>
+                <w:szCs w:val="24"/>
+              </w:rPr>
+              <w:t>«C9»</w:t>
+            </w:r>
+            <w:r>
+              <w:rPr>
+                <w:rFonts w:ascii="Arial" w:eastAsia="標楷體" w:hAnsi="Arial" w:cs="Arial"/>
+                <w:szCs w:val="24"/>
+              </w:rPr>
+              <w:fldChar w:fldCharType="end"/>
+            </w:r>
+          </w:p>
+        </w:tc>
+        <w:tc>
+          <w:tcPr>
+            <w:tcW w:w="1276" w:type="dxa"/>
             <w:tcBorders>
               <w:top w:val="single" w:sz="4" w:space="0" w:color="auto"/>
               <w:left w:val="single" w:sz="4" w:space="0" w:color="auto"/>
@@ -3327,7 +3030,7 @@
                 <w:rFonts w:ascii="Arial" w:eastAsia="標楷體" w:hAnsi="Arial" w:cs="Arial"/>
                 <w:szCs w:val="24"/>
               </w:rPr>
-              <w:instrText>單科學分數</w:instrText>
+              <w:instrText>單科成績</w:instrText>
             </w:r>
             <w:r>
               <w:rPr>
@@ -3348,20 +3051,20 @@
                 <w:rFonts w:ascii="Arial" w:eastAsia="標楷體" w:hAnsi="Arial" w:cs="Arial"/>
                 <w:szCs w:val="24"/>
               </w:rPr>
-              <w:t>«C9»</w:t>
-            </w:r>
-            <w:r>
-              <w:rPr>
-                <w:rFonts w:ascii="Arial" w:eastAsia="標楷體" w:hAnsi="Arial" w:cs="Arial"/>
-                <w:szCs w:val="24"/>
-              </w:rPr>
-              <w:fldChar w:fldCharType="end"/>
-            </w:r>
-          </w:p>
-        </w:tc>
-        <w:tc>
-          <w:tcPr>
-            <w:tcW w:w="1276" w:type="dxa"/>
+              <w:t>«S9»</w:t>
+            </w:r>
+            <w:r>
+              <w:rPr>
+                <w:rFonts w:ascii="Arial" w:eastAsia="標楷體" w:hAnsi="Arial" w:cs="Arial"/>
+                <w:szCs w:val="24"/>
+              </w:rPr>
+              <w:fldChar w:fldCharType="end"/>
+            </w:r>
+          </w:p>
+        </w:tc>
+        <w:tc>
+          <w:tcPr>
+            <w:tcW w:w="2410" w:type="dxa"/>
             <w:tcBorders>
               <w:top w:val="single" w:sz="4" w:space="0" w:color="auto"/>
               <w:left w:val="single" w:sz="4" w:space="0" w:color="auto"/>
@@ -3397,7 +3100,7 @@
                 <w:rFonts w:ascii="Arial" w:eastAsia="標楷體" w:hAnsi="Arial" w:cs="Arial"/>
                 <w:szCs w:val="24"/>
               </w:rPr>
-              <w:instrText>單科成績</w:instrText>
+              <w:instrText>單科成績排名百分比</w:instrText>
             </w:r>
             <w:r>
               <w:rPr>
@@ -3405,83 +3108,6 @@
                 <w:szCs w:val="24"/>
               </w:rPr>
               <w:instrText xml:space="preserve">9 \* MERGEFORMAT </w:instrText>
-            </w:r>
-            <w:r>
-              <w:rPr>
-                <w:rFonts w:ascii="Arial" w:eastAsia="標楷體" w:hAnsi="Arial" w:cs="Arial"/>
-                <w:szCs w:val="24"/>
-              </w:rPr>
-              <w:fldChar w:fldCharType="separate"/>
-            </w:r>
-            <w:r>
-              <w:rPr>
-                <w:rFonts w:ascii="Arial" w:eastAsia="標楷體" w:hAnsi="Arial" w:cs="Arial"/>
-                <w:szCs w:val="24"/>
-              </w:rPr>
-              <w:t>«S9»</w:t>
-            </w:r>
-            <w:r>
-              <w:rPr>
-                <w:rFonts w:ascii="Arial" w:eastAsia="標楷體" w:hAnsi="Arial" w:cs="Arial"/>
-                <w:szCs w:val="24"/>
-              </w:rPr>
-              <w:fldChar w:fldCharType="end"/>
-            </w:r>
-          </w:p>
-        </w:tc>
-        <w:tc>
-          <w:tcPr>
-            <w:tcW w:w="2410" w:type="dxa"/>
-            <w:tcBorders>
-              <w:top w:val="single" w:sz="4" w:space="0" w:color="auto"/>
-              <w:left w:val="single" w:sz="4" w:space="0" w:color="auto"/>
-              <w:bottom w:val="single" w:sz="4" w:space="0" w:color="auto"/>
-              <w:right w:val="single" w:sz="4" w:space="0" w:color="auto"/>
-            </w:tcBorders>
-            <w:shd w:val="clear" w:color="auto" w:fill="auto"/>
-          </w:tcPr>
-          <w:p>
-            <w:pPr>
-              <w:jc w:val="center"/>
-              <w:rPr>
-                <w:rFonts w:ascii="Arial" w:eastAsia="標楷體" w:hAnsi="Arial" w:cs="Arial"/>
-                <w:szCs w:val="24"/>
-              </w:rPr>
-            </w:pPr>
-            <w:r>
-              <w:rPr>
-                <w:rFonts w:ascii="Arial" w:eastAsia="標楷體" w:hAnsi="Arial" w:cs="Arial"/>
-                <w:szCs w:val="24"/>
-              </w:rPr>
-              <w:fldChar w:fldCharType="begin"/>
-            </w:r>
-            <w:r>
-              <w:rPr>
-                <w:rFonts w:ascii="Arial" w:eastAsia="標楷體" w:hAnsi="Arial" w:cs="Arial"/>
-                <w:szCs w:val="24"/>
-              </w:rPr>
-              <w:instrText xml:space="preserve">MERGEFIELD </w:instrText>
-            </w:r>
-            <w:r>
-              <w:rPr>
-                <w:rFonts w:ascii="Arial" w:eastAsia="標楷體" w:hAnsi="Arial" w:cs="Arial"/>
-                <w:szCs w:val="24"/>
-              </w:rPr>
-              <w:instrText>單科成績排名百分比</w:instrText>
-            </w:r>
-            <w:r>
-              <w:rPr>
-                <w:rFonts w:ascii="Arial" w:eastAsia="標楷體" w:hAnsi="Arial" w:cs="Arial"/>
-                <w:szCs w:val="24"/>
-              </w:rPr>
-              <w:instrText>9 \*</w:instrText>
-            </w:r>
-            <w:r>
-              <w:rPr>
-                <w:rFonts w:ascii="Arial" w:eastAsia="標楷體" w:hAnsi="Arial" w:cs="Arial"/>
-                <w:szCs w:val="24"/>
-              </w:rPr>
-              <w:instrText xml:space="preserve"> MERGEFORMAT </w:instrText>
             </w:r>
             <w:r>
               <w:rPr>
@@ -3541,21 +3167,7 @@
                 <w:rFonts w:ascii="標楷體" w:eastAsia="標楷體" w:hAnsi="標楷體" w:hint="eastAsia"/>
                 <w:szCs w:val="24"/>
               </w:rPr>
-              <w:instrText xml:space="preserve">MERGEFIELD </w:instrText>
-            </w:r>
-            <w:r>
-              <w:rPr>
-                <w:rFonts w:ascii="標楷體" w:eastAsia="標楷體" w:hAnsi="標楷體" w:hint="eastAsia"/>
-                <w:szCs w:val="24"/>
-              </w:rPr>
-              <w:instrText>科目名稱</w:instrText>
-            </w:r>
-            <w:r>
-              <w:rPr>
-                <w:rFonts w:ascii="標楷體" w:eastAsia="標楷體" w:hAnsi="標楷體" w:hint="eastAsia"/>
-                <w:szCs w:val="24"/>
-              </w:rPr>
-              <w:instrText xml:space="preserve">10 \* MERGEFORMAT </w:instrText>
+              <w:instrText xml:space="preserve">MERGEFIELD 科目名稱10 \* MERGEFORMAT </w:instrText>
             </w:r>
             <w:r>
               <w:rPr>
@@ -3826,21 +3438,7 @@
                 <w:rFonts w:ascii="標楷體" w:eastAsia="標楷體" w:hAnsi="標楷體" w:hint="eastAsia"/>
                 <w:szCs w:val="24"/>
               </w:rPr>
-              <w:instrText xml:space="preserve">MERGEFIELD </w:instrText>
-            </w:r>
-            <w:r>
-              <w:rPr>
-                <w:rFonts w:ascii="標楷體" w:eastAsia="標楷體" w:hAnsi="標楷體" w:hint="eastAsia"/>
-                <w:szCs w:val="24"/>
-              </w:rPr>
-              <w:instrText>科目名稱</w:instrText>
-            </w:r>
-            <w:r>
-              <w:rPr>
-                <w:rFonts w:ascii="標楷體" w:eastAsia="標楷體" w:hAnsi="標楷體" w:hint="eastAsia"/>
-                <w:szCs w:val="24"/>
-              </w:rPr>
-              <w:instrText xml:space="preserve">11 \* MERGEFORMAT </w:instrText>
+              <w:instrText xml:space="preserve">MERGEFIELD 科目名稱11 \* MERGEFORMAT </w:instrText>
             </w:r>
             <w:r>
               <w:rPr>
@@ -4113,21 +3711,7 @@
                 <w:rFonts w:ascii="標楷體" w:eastAsia="標楷體" w:hAnsi="標楷體" w:hint="eastAsia"/>
                 <w:szCs w:val="24"/>
               </w:rPr>
-              <w:instrText xml:space="preserve">MERGEFIELD </w:instrText>
-            </w:r>
-            <w:r>
-              <w:rPr>
-                <w:rFonts w:ascii="標楷體" w:eastAsia="標楷體" w:hAnsi="標楷體" w:hint="eastAsia"/>
-                <w:szCs w:val="24"/>
-              </w:rPr>
-              <w:instrText>科目名稱</w:instrText>
-            </w:r>
-            <w:r>
-              <w:rPr>
-                <w:rFonts w:ascii="標楷體" w:eastAsia="標楷體" w:hAnsi="標楷體" w:hint="eastAsia"/>
-                <w:szCs w:val="24"/>
-              </w:rPr>
-              <w:instrText xml:space="preserve">12 \* MERGEFORMAT </w:instrText>
+              <w:instrText xml:space="preserve">MERGEFIELD 科目名稱12 \* MERGEFORMAT </w:instrText>
             </w:r>
             <w:r>
               <w:rPr>
@@ -4397,21 +3981,7 @@
                 <w:rFonts w:ascii="標楷體" w:eastAsia="標楷體" w:hAnsi="標楷體" w:hint="eastAsia"/>
                 <w:szCs w:val="24"/>
               </w:rPr>
-              <w:instrText xml:space="preserve">MERGEFIELD </w:instrText>
-            </w:r>
-            <w:r>
-              <w:rPr>
-                <w:rFonts w:ascii="標楷體" w:eastAsia="標楷體" w:hAnsi="標楷體" w:hint="eastAsia"/>
-                <w:szCs w:val="24"/>
-              </w:rPr>
-              <w:instrText>科目名稱</w:instrText>
-            </w:r>
-            <w:r>
-              <w:rPr>
-                <w:rFonts w:ascii="標楷體" w:eastAsia="標楷體" w:hAnsi="標楷體" w:hint="eastAsia"/>
-                <w:szCs w:val="24"/>
-              </w:rPr>
-              <w:instrText xml:space="preserve">13 \* MERGEFORMAT </w:instrText>
+              <w:instrText xml:space="preserve">MERGEFIELD 科目名稱13 \* MERGEFORMAT </w:instrText>
             </w:r>
             <w:r>
               <w:rPr>
@@ -4681,21 +4251,7 @@
                 <w:rFonts w:ascii="標楷體" w:eastAsia="標楷體" w:hAnsi="標楷體" w:hint="eastAsia"/>
                 <w:szCs w:val="24"/>
               </w:rPr>
-              <w:instrText xml:space="preserve">MERGEFIELD </w:instrText>
-            </w:r>
-            <w:r>
-              <w:rPr>
-                <w:rFonts w:ascii="標楷體" w:eastAsia="標楷體" w:hAnsi="標楷體" w:hint="eastAsia"/>
-                <w:szCs w:val="24"/>
-              </w:rPr>
-              <w:instrText>科目名稱</w:instrText>
-            </w:r>
-            <w:r>
-              <w:rPr>
-                <w:rFonts w:ascii="標楷體" w:eastAsia="標楷體" w:hAnsi="標楷體" w:hint="eastAsia"/>
-                <w:szCs w:val="24"/>
-              </w:rPr>
-              <w:instrText xml:space="preserve">14 \* MERGEFORMAT </w:instrText>
+              <w:instrText xml:space="preserve">MERGEFIELD 科目名稱14 \* MERGEFORMAT </w:instrText>
             </w:r>
             <w:r>
               <w:rPr>
@@ -4965,21 +4521,7 @@
                 <w:rFonts w:ascii="標楷體" w:eastAsia="標楷體" w:hAnsi="標楷體" w:hint="eastAsia"/>
                 <w:szCs w:val="24"/>
               </w:rPr>
-              <w:instrText xml:space="preserve">MERGEFIELD </w:instrText>
-            </w:r>
-            <w:r>
-              <w:rPr>
-                <w:rFonts w:ascii="標楷體" w:eastAsia="標楷體" w:hAnsi="標楷體" w:hint="eastAsia"/>
-                <w:szCs w:val="24"/>
-              </w:rPr>
-              <w:instrText>科目名稱</w:instrText>
-            </w:r>
-            <w:r>
-              <w:rPr>
-                <w:rFonts w:ascii="標楷體" w:eastAsia="標楷體" w:hAnsi="標楷體" w:hint="eastAsia"/>
-                <w:szCs w:val="24"/>
-              </w:rPr>
-              <w:instrText xml:space="preserve">15 \* MERGEFORMAT </w:instrText>
+              <w:instrText xml:space="preserve">MERGEFIELD 科目名稱15 \* MERGEFORMAT </w:instrText>
             </w:r>
             <w:r>
               <w:rPr>
@@ -5249,21 +4791,7 @@
                 <w:rFonts w:ascii="標楷體" w:eastAsia="標楷體" w:hAnsi="標楷體" w:hint="eastAsia"/>
                 <w:szCs w:val="24"/>
               </w:rPr>
-              <w:instrText xml:space="preserve">MERGEFIELD </w:instrText>
-            </w:r>
-            <w:r>
-              <w:rPr>
-                <w:rFonts w:ascii="標楷體" w:eastAsia="標楷體" w:hAnsi="標楷體" w:hint="eastAsia"/>
-                <w:szCs w:val="24"/>
-              </w:rPr>
-              <w:instrText>科目名稱</w:instrText>
-            </w:r>
-            <w:r>
-              <w:rPr>
-                <w:rFonts w:ascii="標楷體" w:eastAsia="標楷體" w:hAnsi="標楷體" w:hint="eastAsia"/>
-                <w:szCs w:val="24"/>
-              </w:rPr>
-              <w:instrText xml:space="preserve">16 \* MERGEFORMAT </w:instrText>
+              <w:instrText xml:space="preserve">MERGEFIELD 科目名稱16 \* MERGEFORMAT </w:instrText>
             </w:r>
             <w:r>
               <w:rPr>
@@ -5533,21 +5061,7 @@
                 <w:rFonts w:ascii="標楷體" w:eastAsia="標楷體" w:hAnsi="標楷體" w:hint="eastAsia"/>
                 <w:szCs w:val="24"/>
               </w:rPr>
-              <w:instrText xml:space="preserve">MERGEFIELD </w:instrText>
-            </w:r>
-            <w:r>
-              <w:rPr>
-                <w:rFonts w:ascii="標楷體" w:eastAsia="標楷體" w:hAnsi="標楷體" w:hint="eastAsia"/>
-                <w:szCs w:val="24"/>
-              </w:rPr>
-              <w:instrText>科目名稱</w:instrText>
-            </w:r>
-            <w:r>
-              <w:rPr>
-                <w:rFonts w:ascii="標楷體" w:eastAsia="標楷體" w:hAnsi="標楷體" w:hint="eastAsia"/>
-                <w:szCs w:val="24"/>
-              </w:rPr>
-              <w:instrText xml:space="preserve">17 \* MERGEFORMAT </w:instrText>
+              <w:instrText xml:space="preserve">MERGEFIELD 科目名稱17 \* MERGEFORMAT </w:instrText>
             </w:r>
             <w:r>
               <w:rPr>
@@ -5817,21 +5331,7 @@
                 <w:rFonts w:ascii="標楷體" w:eastAsia="標楷體" w:hAnsi="標楷體" w:hint="eastAsia"/>
                 <w:szCs w:val="24"/>
               </w:rPr>
-              <w:instrText xml:space="preserve">MERGEFIELD </w:instrText>
-            </w:r>
-            <w:r>
-              <w:rPr>
-                <w:rFonts w:ascii="標楷體" w:eastAsia="標楷體" w:hAnsi="標楷體" w:hint="eastAsia"/>
-                <w:szCs w:val="24"/>
-              </w:rPr>
-              <w:instrText>科目名稱</w:instrText>
-            </w:r>
-            <w:r>
-              <w:rPr>
-                <w:rFonts w:ascii="標楷體" w:eastAsia="標楷體" w:hAnsi="標楷體" w:hint="eastAsia"/>
-                <w:szCs w:val="24"/>
-              </w:rPr>
-              <w:instrText xml:space="preserve">18 \* MERGEFORMAT </w:instrText>
+              <w:instrText xml:space="preserve">MERGEFIELD 科目名稱18 \* MERGEFORMAT </w:instrText>
             </w:r>
             <w:r>
               <w:rPr>
@@ -6101,21 +5601,7 @@
                 <w:rFonts w:ascii="標楷體" w:eastAsia="標楷體" w:hAnsi="標楷體" w:hint="eastAsia"/>
                 <w:szCs w:val="24"/>
               </w:rPr>
-              <w:instrText xml:space="preserve">MERGEFIELD </w:instrText>
-            </w:r>
-            <w:r>
-              <w:rPr>
-                <w:rFonts w:ascii="標楷體" w:eastAsia="標楷體" w:hAnsi="標楷體" w:hint="eastAsia"/>
-                <w:szCs w:val="24"/>
-              </w:rPr>
-              <w:instrText>科目名稱</w:instrText>
-            </w:r>
-            <w:r>
-              <w:rPr>
-                <w:rFonts w:ascii="標楷體" w:eastAsia="標楷體" w:hAnsi="標楷體" w:hint="eastAsia"/>
-                <w:szCs w:val="24"/>
-              </w:rPr>
-              <w:instrText xml:space="preserve">19 \* MERGEFORMAT </w:instrText>
+              <w:instrText xml:space="preserve">MERGEFIELD 科目名稱19 \* MERGEFORMAT </w:instrText>
             </w:r>
             <w:r>
               <w:rPr>
@@ -6385,48 +5871,104 @@
                 <w:rFonts w:ascii="標楷體" w:eastAsia="標楷體" w:hAnsi="標楷體" w:hint="eastAsia"/>
                 <w:szCs w:val="24"/>
               </w:rPr>
+              <w:instrText xml:space="preserve">MERGEFIELD 科目名稱20 \* MERGEFORMAT </w:instrText>
+            </w:r>
+            <w:r>
+              <w:rPr>
+                <w:rFonts w:ascii="標楷體" w:eastAsia="標楷體" w:hAnsi="標楷體" w:hint="eastAsia"/>
+                <w:szCs w:val="24"/>
+              </w:rPr>
+              <w:fldChar w:fldCharType="separate"/>
+            </w:r>
+            <w:r>
+              <w:rPr>
+                <w:rFonts w:ascii="標楷體" w:eastAsia="標楷體" w:hAnsi="標楷體" w:hint="eastAsia"/>
+                <w:szCs w:val="24"/>
+              </w:rPr>
+              <w:t>«N20»</w:t>
+            </w:r>
+            <w:r>
+              <w:rPr>
+                <w:rFonts w:ascii="標楷體" w:eastAsia="標楷體" w:hAnsi="標楷體" w:hint="eastAsia"/>
+                <w:szCs w:val="24"/>
+              </w:rPr>
+              <w:fldChar w:fldCharType="end"/>
+            </w:r>
+          </w:p>
+        </w:tc>
+        <w:tc>
+          <w:tcPr>
+            <w:tcW w:w="1417" w:type="dxa"/>
+            <w:tcBorders>
+              <w:top w:val="single" w:sz="4" w:space="0" w:color="auto"/>
+              <w:left w:val="single" w:sz="4" w:space="0" w:color="auto"/>
+              <w:bottom w:val="single" w:sz="4" w:space="0" w:color="auto"/>
+              <w:right w:val="single" w:sz="4" w:space="0" w:color="auto"/>
+            </w:tcBorders>
+            <w:shd w:val="clear" w:color="auto" w:fill="auto"/>
+          </w:tcPr>
+          <w:p>
+            <w:pPr>
+              <w:jc w:val="center"/>
+              <w:rPr>
+                <w:rFonts w:ascii="Arial" w:eastAsia="標楷體" w:hAnsi="Arial" w:cs="Arial"/>
+                <w:szCs w:val="24"/>
+              </w:rPr>
+            </w:pPr>
+            <w:r>
+              <w:rPr>
+                <w:rFonts w:ascii="Arial" w:eastAsia="標楷體" w:hAnsi="Arial" w:cs="Arial"/>
+                <w:szCs w:val="24"/>
+              </w:rPr>
+              <w:fldChar w:fldCharType="begin"/>
+            </w:r>
+            <w:r>
+              <w:rPr>
+                <w:rFonts w:ascii="Arial" w:eastAsia="標楷體" w:hAnsi="Arial" w:cs="Arial"/>
+                <w:szCs w:val="24"/>
+              </w:rPr>
               <w:instrText xml:space="preserve">MERGEFIELD </w:instrText>
             </w:r>
             <w:r>
               <w:rPr>
-                <w:rFonts w:ascii="標楷體" w:eastAsia="標楷體" w:hAnsi="標楷體" w:hint="eastAsia"/>
-                <w:szCs w:val="24"/>
-              </w:rPr>
-              <w:instrText>科目名稱</w:instrText>
-            </w:r>
-            <w:r>
-              <w:rPr>
-                <w:rFonts w:ascii="標楷體" w:eastAsia="標楷體" w:hAnsi="標楷體" w:hint="eastAsia"/>
+                <w:rFonts w:ascii="Arial" w:eastAsia="標楷體" w:hAnsi="Arial" w:cs="Arial"/>
+                <w:szCs w:val="24"/>
+              </w:rPr>
+              <w:instrText>單科學分數</w:instrText>
+            </w:r>
+            <w:r>
+              <w:rPr>
+                <w:rFonts w:ascii="Arial" w:eastAsia="標楷體" w:hAnsi="Arial" w:cs="Arial"/>
                 <w:szCs w:val="24"/>
               </w:rPr>
               <w:instrText xml:space="preserve">20 \* MERGEFORMAT </w:instrText>
             </w:r>
             <w:r>
               <w:rPr>
-                <w:rFonts w:ascii="標楷體" w:eastAsia="標楷體" w:hAnsi="標楷體" w:hint="eastAsia"/>
-                <w:szCs w:val="24"/>
-              </w:rPr>
-              <w:fldChar w:fldCharType="separate"/>
-            </w:r>
-            <w:r>
-              <w:rPr>
-                <w:rFonts w:ascii="標楷體" w:eastAsia="標楷體" w:hAnsi="標楷體" w:hint="eastAsia"/>
-                <w:szCs w:val="24"/>
-              </w:rPr>
-              <w:t>«N20»</w:t>
-            </w:r>
-            <w:r>
-              <w:rPr>
-                <w:rFonts w:ascii="標楷體" w:eastAsia="標楷體" w:hAnsi="標楷體" w:hint="eastAsia"/>
-                <w:szCs w:val="24"/>
-              </w:rPr>
-              <w:fldChar w:fldCharType="end"/>
-            </w:r>
-          </w:p>
-        </w:tc>
-        <w:tc>
-          <w:tcPr>
-            <w:tcW w:w="1417" w:type="dxa"/>
+                <w:rFonts w:ascii="Arial" w:eastAsia="標楷體" w:hAnsi="Arial" w:cs="Arial"/>
+                <w:szCs w:val="24"/>
+              </w:rPr>
+              <w:fldChar w:fldCharType="separate"/>
+            </w:r>
+            <w:r>
+              <w:rPr>
+                <w:rFonts w:ascii="Arial" w:eastAsia="標楷體" w:hAnsi="Arial" w:cs="Arial"/>
+                <w:szCs w:val="24"/>
+              </w:rPr>
+              <w:t>«C20»</w:t>
+            </w:r>
+            <w:r>
+              <w:rPr>
+                <w:rFonts w:ascii="Arial" w:eastAsia="標楷體" w:hAnsi="Arial" w:cs="Arial"/>
+                <w:szCs w:val="24"/>
+              </w:rPr>
+              <w:fldChar w:fldCharType="end"/>
+            </w:r>
+          </w:p>
+        </w:tc>
+        <w:tc>
+          <w:tcPr>
+            <w:tcW w:w="1276" w:type="dxa"/>
             <w:tcBorders>
               <w:top w:val="single" w:sz="4" w:space="0" w:color="auto"/>
               <w:left w:val="single" w:sz="4" w:space="0" w:color="auto"/>
@@ -6462,7 +6004,7 @@
                 <w:rFonts w:ascii="Arial" w:eastAsia="標楷體" w:hAnsi="Arial" w:cs="Arial"/>
                 <w:szCs w:val="24"/>
               </w:rPr>
-              <w:instrText>單科學分數</w:instrText>
+              <w:instrText>單科成績</w:instrText>
             </w:r>
             <w:r>
               <w:rPr>
@@ -6483,20 +6025,20 @@
                 <w:rFonts w:ascii="Arial" w:eastAsia="標楷體" w:hAnsi="Arial" w:cs="Arial"/>
                 <w:szCs w:val="24"/>
               </w:rPr>
-              <w:t>«C20»</w:t>
-            </w:r>
-            <w:r>
-              <w:rPr>
-                <w:rFonts w:ascii="Arial" w:eastAsia="標楷體" w:hAnsi="Arial" w:cs="Arial"/>
-                <w:szCs w:val="24"/>
-              </w:rPr>
-              <w:fldChar w:fldCharType="end"/>
-            </w:r>
-          </w:p>
-        </w:tc>
-        <w:tc>
-          <w:tcPr>
-            <w:tcW w:w="1276" w:type="dxa"/>
+              <w:t>«S20»</w:t>
+            </w:r>
+            <w:r>
+              <w:rPr>
+                <w:rFonts w:ascii="Arial" w:eastAsia="標楷體" w:hAnsi="Arial" w:cs="Arial"/>
+                <w:szCs w:val="24"/>
+              </w:rPr>
+              <w:fldChar w:fldCharType="end"/>
+            </w:r>
+          </w:p>
+        </w:tc>
+        <w:tc>
+          <w:tcPr>
+            <w:tcW w:w="2410" w:type="dxa"/>
             <w:tcBorders>
               <w:top w:val="single" w:sz="4" w:space="0" w:color="auto"/>
               <w:left w:val="single" w:sz="4" w:space="0" w:color="auto"/>
@@ -6532,84 +6074,7 @@
                 <w:rFonts w:ascii="Arial" w:eastAsia="標楷體" w:hAnsi="Arial" w:cs="Arial"/>
                 <w:szCs w:val="24"/>
               </w:rPr>
-              <w:instrText>單科成績</w:instrText>
-            </w:r>
-            <w:r>
-              <w:rPr>
-                <w:rFonts w:ascii="Arial" w:eastAsia="標楷體" w:hAnsi="Arial" w:cs="Arial"/>
-                <w:szCs w:val="24"/>
-              </w:rPr>
-              <w:instrText xml:space="preserve">20 \* MERGEFORMAT </w:instrText>
-            </w:r>
-            <w:r>
-              <w:rPr>
-                <w:rFonts w:ascii="Arial" w:eastAsia="標楷體" w:hAnsi="Arial" w:cs="Arial"/>
-                <w:szCs w:val="24"/>
-              </w:rPr>
-              <w:fldChar w:fldCharType="separate"/>
-            </w:r>
-            <w:r>
-              <w:rPr>
-                <w:rFonts w:ascii="Arial" w:eastAsia="標楷體" w:hAnsi="Arial" w:cs="Arial"/>
-                <w:szCs w:val="24"/>
-              </w:rPr>
-              <w:t>«S20»</w:t>
-            </w:r>
-            <w:r>
-              <w:rPr>
-                <w:rFonts w:ascii="Arial" w:eastAsia="標楷體" w:hAnsi="Arial" w:cs="Arial"/>
-                <w:szCs w:val="24"/>
-              </w:rPr>
-              <w:fldChar w:fldCharType="end"/>
-            </w:r>
-          </w:p>
-        </w:tc>
-        <w:tc>
-          <w:tcPr>
-            <w:tcW w:w="2410" w:type="dxa"/>
-            <w:tcBorders>
-              <w:top w:val="single" w:sz="4" w:space="0" w:color="auto"/>
-              <w:left w:val="single" w:sz="4" w:space="0" w:color="auto"/>
-              <w:bottom w:val="single" w:sz="4" w:space="0" w:color="auto"/>
-              <w:right w:val="single" w:sz="4" w:space="0" w:color="auto"/>
-            </w:tcBorders>
-            <w:shd w:val="clear" w:color="auto" w:fill="auto"/>
-          </w:tcPr>
-          <w:p>
-            <w:pPr>
-              <w:jc w:val="center"/>
-              <w:rPr>
-                <w:rFonts w:ascii="Arial" w:eastAsia="標楷體" w:hAnsi="Arial" w:cs="Arial"/>
-                <w:szCs w:val="24"/>
-              </w:rPr>
-            </w:pPr>
-            <w:r>
-              <w:rPr>
-                <w:rFonts w:ascii="Arial" w:eastAsia="標楷體" w:hAnsi="Arial" w:cs="Arial"/>
-                <w:szCs w:val="24"/>
-              </w:rPr>
-              <w:fldChar w:fldCharType="begin"/>
-            </w:r>
-            <w:r>
-              <w:rPr>
-                <w:rFonts w:ascii="Arial" w:eastAsia="標楷體" w:hAnsi="Arial" w:cs="Arial"/>
-                <w:szCs w:val="24"/>
-              </w:rPr>
-              <w:instrText xml:space="preserve">MERGEFIELD </w:instrText>
-            </w:r>
-            <w:r>
-              <w:rPr>
-                <w:rFonts w:ascii="Arial" w:eastAsia="標楷體" w:hAnsi="Arial" w:cs="Arial"/>
-                <w:szCs w:val="24"/>
-              </w:rPr>
-              <w:instrText>單</w:instrText>
-            </w:r>
-            <w:r>
-              <w:rPr>
-                <w:rFonts w:ascii="Arial" w:eastAsia="標楷體" w:hAnsi="Arial" w:cs="Arial"/>
-                <w:szCs w:val="24"/>
-              </w:rPr>
-              <w:instrText>科成績排名百分比</w:instrText>
+              <w:instrText>單科成績排名百分比</w:instrText>
             </w:r>
             <w:r>
               <w:rPr>
@@ -6676,21 +6141,7 @@
                 <w:rFonts w:ascii="標楷體" w:eastAsia="標楷體" w:hAnsi="標楷體" w:hint="eastAsia"/>
                 <w:szCs w:val="24"/>
               </w:rPr>
-              <w:instrText xml:space="preserve">MERGEFIELD </w:instrText>
-            </w:r>
-            <w:r>
-              <w:rPr>
-                <w:rFonts w:ascii="標楷體" w:eastAsia="標楷體" w:hAnsi="標楷體" w:hint="eastAsia"/>
-                <w:szCs w:val="24"/>
-              </w:rPr>
-              <w:instrText>科目名稱</w:instrText>
-            </w:r>
-            <w:r>
-              <w:rPr>
-                <w:rFonts w:ascii="標楷體" w:eastAsia="標楷體" w:hAnsi="標楷體" w:hint="eastAsia"/>
-                <w:szCs w:val="24"/>
-              </w:rPr>
-              <w:instrText xml:space="preserve">21 \* MERGEFORMAT </w:instrText>
+              <w:instrText xml:space="preserve">MERGEFIELD 科目名稱21 \* MERGEFORMAT </w:instrText>
             </w:r>
             <w:r>
               <w:rPr>
@@ -6960,21 +6411,7 @@
                 <w:rFonts w:ascii="標楷體" w:eastAsia="標楷體" w:hAnsi="標楷體" w:hint="eastAsia"/>
                 <w:szCs w:val="24"/>
               </w:rPr>
-              <w:instrText xml:space="preserve">MERGEFIELD </w:instrText>
-            </w:r>
-            <w:r>
-              <w:rPr>
-                <w:rFonts w:ascii="標楷體" w:eastAsia="標楷體" w:hAnsi="標楷體" w:hint="eastAsia"/>
-                <w:szCs w:val="24"/>
-              </w:rPr>
-              <w:instrText>科目名稱</w:instrText>
-            </w:r>
-            <w:r>
-              <w:rPr>
-                <w:rFonts w:ascii="標楷體" w:eastAsia="標楷體" w:hAnsi="標楷體" w:hint="eastAsia"/>
-                <w:szCs w:val="24"/>
-              </w:rPr>
-              <w:instrText xml:space="preserve">22 \* MERGEFORMAT </w:instrText>
+              <w:instrText xml:space="preserve">MERGEFIELD 科目名稱22 \* MERGEFORMAT </w:instrText>
             </w:r>
             <w:r>
               <w:rPr>
@@ -7244,21 +6681,7 @@
                 <w:rFonts w:ascii="標楷體" w:eastAsia="標楷體" w:hAnsi="標楷體" w:hint="eastAsia"/>
                 <w:szCs w:val="24"/>
               </w:rPr>
-              <w:instrText xml:space="preserve">MERGEFIELD </w:instrText>
-            </w:r>
-            <w:r>
-              <w:rPr>
-                <w:rFonts w:ascii="標楷體" w:eastAsia="標楷體" w:hAnsi="標楷體" w:hint="eastAsia"/>
-                <w:szCs w:val="24"/>
-              </w:rPr>
-              <w:instrText>科目名稱</w:instrText>
-            </w:r>
-            <w:r>
-              <w:rPr>
-                <w:rFonts w:ascii="標楷體" w:eastAsia="標楷體" w:hAnsi="標楷體" w:hint="eastAsia"/>
-                <w:szCs w:val="24"/>
-              </w:rPr>
-              <w:instrText xml:space="preserve">23 \* MERGEFORMAT </w:instrText>
+              <w:instrText xml:space="preserve">MERGEFIELD 科目名稱23 \* MERGEFORMAT </w:instrText>
             </w:r>
             <w:r>
               <w:rPr>
@@ -7528,48 +6951,104 @@
                 <w:rFonts w:ascii="標楷體" w:eastAsia="標楷體" w:hAnsi="標楷體" w:hint="eastAsia"/>
                 <w:szCs w:val="24"/>
               </w:rPr>
+              <w:instrText xml:space="preserve">MERGEFIELD 科目名稱24 \* MERGEFORMAT </w:instrText>
+            </w:r>
+            <w:r>
+              <w:rPr>
+                <w:rFonts w:ascii="標楷體" w:eastAsia="標楷體" w:hAnsi="標楷體" w:hint="eastAsia"/>
+                <w:szCs w:val="24"/>
+              </w:rPr>
+              <w:fldChar w:fldCharType="separate"/>
+            </w:r>
+            <w:r>
+              <w:rPr>
+                <w:rFonts w:ascii="標楷體" w:eastAsia="標楷體" w:hAnsi="標楷體" w:hint="eastAsia"/>
+                <w:szCs w:val="24"/>
+              </w:rPr>
+              <w:t>«N24»</w:t>
+            </w:r>
+            <w:r>
+              <w:rPr>
+                <w:rFonts w:ascii="標楷體" w:eastAsia="標楷體" w:hAnsi="標楷體" w:hint="eastAsia"/>
+                <w:szCs w:val="24"/>
+              </w:rPr>
+              <w:fldChar w:fldCharType="end"/>
+            </w:r>
+          </w:p>
+        </w:tc>
+        <w:tc>
+          <w:tcPr>
+            <w:tcW w:w="1417" w:type="dxa"/>
+            <w:tcBorders>
+              <w:top w:val="single" w:sz="4" w:space="0" w:color="auto"/>
+              <w:left w:val="single" w:sz="4" w:space="0" w:color="auto"/>
+              <w:bottom w:val="single" w:sz="4" w:space="0" w:color="auto"/>
+              <w:right w:val="single" w:sz="4" w:space="0" w:color="auto"/>
+            </w:tcBorders>
+            <w:shd w:val="clear" w:color="auto" w:fill="auto"/>
+          </w:tcPr>
+          <w:p>
+            <w:pPr>
+              <w:jc w:val="center"/>
+              <w:rPr>
+                <w:rFonts w:ascii="Arial" w:eastAsia="標楷體" w:hAnsi="Arial" w:cs="Arial"/>
+                <w:szCs w:val="24"/>
+              </w:rPr>
+            </w:pPr>
+            <w:r>
+              <w:rPr>
+                <w:rFonts w:ascii="Arial" w:eastAsia="標楷體" w:hAnsi="Arial" w:cs="Arial"/>
+                <w:szCs w:val="24"/>
+              </w:rPr>
+              <w:fldChar w:fldCharType="begin"/>
+            </w:r>
+            <w:r>
+              <w:rPr>
+                <w:rFonts w:ascii="Arial" w:eastAsia="標楷體" w:hAnsi="Arial" w:cs="Arial"/>
+                <w:szCs w:val="24"/>
+              </w:rPr>
               <w:instrText xml:space="preserve">MERGEFIELD </w:instrText>
             </w:r>
             <w:r>
               <w:rPr>
-                <w:rFonts w:ascii="標楷體" w:eastAsia="標楷體" w:hAnsi="標楷體" w:hint="eastAsia"/>
-                <w:szCs w:val="24"/>
-              </w:rPr>
-              <w:instrText>科目名稱</w:instrText>
-            </w:r>
-            <w:r>
-              <w:rPr>
-                <w:rFonts w:ascii="標楷體" w:eastAsia="標楷體" w:hAnsi="標楷體" w:hint="eastAsia"/>
+                <w:rFonts w:ascii="Arial" w:eastAsia="標楷體" w:hAnsi="Arial" w:cs="Arial"/>
+                <w:szCs w:val="24"/>
+              </w:rPr>
+              <w:instrText>單科學分數</w:instrText>
+            </w:r>
+            <w:r>
+              <w:rPr>
+                <w:rFonts w:ascii="Arial" w:eastAsia="標楷體" w:hAnsi="Arial" w:cs="Arial"/>
                 <w:szCs w:val="24"/>
               </w:rPr>
               <w:instrText xml:space="preserve">24 \* MERGEFORMAT </w:instrText>
             </w:r>
             <w:r>
               <w:rPr>
-                <w:rFonts w:ascii="標楷體" w:eastAsia="標楷體" w:hAnsi="標楷體" w:hint="eastAsia"/>
-                <w:szCs w:val="24"/>
-              </w:rPr>
-              <w:fldChar w:fldCharType="separate"/>
-            </w:r>
-            <w:r>
-              <w:rPr>
-                <w:rFonts w:ascii="標楷體" w:eastAsia="標楷體" w:hAnsi="標楷體" w:hint="eastAsia"/>
-                <w:szCs w:val="24"/>
-              </w:rPr>
-              <w:t>«N24»</w:t>
-            </w:r>
-            <w:r>
-              <w:rPr>
-                <w:rFonts w:ascii="標楷體" w:eastAsia="標楷體" w:hAnsi="標楷體" w:hint="eastAsia"/>
-                <w:szCs w:val="24"/>
-              </w:rPr>
-              <w:fldChar w:fldCharType="end"/>
-            </w:r>
-          </w:p>
-        </w:tc>
-        <w:tc>
-          <w:tcPr>
-            <w:tcW w:w="1417" w:type="dxa"/>
+                <w:rFonts w:ascii="Arial" w:eastAsia="標楷體" w:hAnsi="Arial" w:cs="Arial"/>
+                <w:szCs w:val="24"/>
+              </w:rPr>
+              <w:fldChar w:fldCharType="separate"/>
+            </w:r>
+            <w:r>
+              <w:rPr>
+                <w:rFonts w:ascii="Arial" w:eastAsia="標楷體" w:hAnsi="Arial" w:cs="Arial"/>
+                <w:szCs w:val="24"/>
+              </w:rPr>
+              <w:t>«C24»</w:t>
+            </w:r>
+            <w:r>
+              <w:rPr>
+                <w:rFonts w:ascii="Arial" w:eastAsia="標楷體" w:hAnsi="Arial" w:cs="Arial"/>
+                <w:szCs w:val="24"/>
+              </w:rPr>
+              <w:fldChar w:fldCharType="end"/>
+            </w:r>
+          </w:p>
+        </w:tc>
+        <w:tc>
+          <w:tcPr>
+            <w:tcW w:w="1276" w:type="dxa"/>
             <w:tcBorders>
               <w:top w:val="single" w:sz="4" w:space="0" w:color="auto"/>
               <w:left w:val="single" w:sz="4" w:space="0" w:color="auto"/>
@@ -7605,7 +7084,7 @@
                 <w:rFonts w:ascii="Arial" w:eastAsia="標楷體" w:hAnsi="Arial" w:cs="Arial"/>
                 <w:szCs w:val="24"/>
               </w:rPr>
-              <w:instrText>單科學分數</w:instrText>
+              <w:instrText>單科成績</w:instrText>
             </w:r>
             <w:r>
               <w:rPr>
@@ -7626,20 +7105,20 @@
                 <w:rFonts w:ascii="Arial" w:eastAsia="標楷體" w:hAnsi="Arial" w:cs="Arial"/>
                 <w:szCs w:val="24"/>
               </w:rPr>
-              <w:t>«C24»</w:t>
-            </w:r>
-            <w:r>
-              <w:rPr>
-                <w:rFonts w:ascii="Arial" w:eastAsia="標楷體" w:hAnsi="Arial" w:cs="Arial"/>
-                <w:szCs w:val="24"/>
-              </w:rPr>
-              <w:fldChar w:fldCharType="end"/>
-            </w:r>
-          </w:p>
-        </w:tc>
-        <w:tc>
-          <w:tcPr>
-            <w:tcW w:w="1276" w:type="dxa"/>
+              <w:t>«S24»</w:t>
+            </w:r>
+            <w:r>
+              <w:rPr>
+                <w:rFonts w:ascii="Arial" w:eastAsia="標楷體" w:hAnsi="Arial" w:cs="Arial"/>
+                <w:szCs w:val="24"/>
+              </w:rPr>
+              <w:fldChar w:fldCharType="end"/>
+            </w:r>
+          </w:p>
+        </w:tc>
+        <w:tc>
+          <w:tcPr>
+            <w:tcW w:w="2410" w:type="dxa"/>
             <w:tcBorders>
               <w:top w:val="single" w:sz="4" w:space="0" w:color="auto"/>
               <w:left w:val="single" w:sz="4" w:space="0" w:color="auto"/>
@@ -7675,84 +7154,7 @@
                 <w:rFonts w:ascii="Arial" w:eastAsia="標楷體" w:hAnsi="Arial" w:cs="Arial"/>
                 <w:szCs w:val="24"/>
               </w:rPr>
-              <w:instrText>單科成績</w:instrText>
-            </w:r>
-            <w:r>
-              <w:rPr>
-                <w:rFonts w:ascii="Arial" w:eastAsia="標楷體" w:hAnsi="Arial" w:cs="Arial"/>
-                <w:szCs w:val="24"/>
-              </w:rPr>
-              <w:instrText xml:space="preserve">24 \* MERGEFORMAT </w:instrText>
-            </w:r>
-            <w:r>
-              <w:rPr>
-                <w:rFonts w:ascii="Arial" w:eastAsia="標楷體" w:hAnsi="Arial" w:cs="Arial"/>
-                <w:szCs w:val="24"/>
-              </w:rPr>
-              <w:fldChar w:fldCharType="separate"/>
-            </w:r>
-            <w:r>
-              <w:rPr>
-                <w:rFonts w:ascii="Arial" w:eastAsia="標楷體" w:hAnsi="Arial" w:cs="Arial"/>
-                <w:szCs w:val="24"/>
-              </w:rPr>
-              <w:t>«S24»</w:t>
-            </w:r>
-            <w:r>
-              <w:rPr>
-                <w:rFonts w:ascii="Arial" w:eastAsia="標楷體" w:hAnsi="Arial" w:cs="Arial"/>
-                <w:szCs w:val="24"/>
-              </w:rPr>
-              <w:fldChar w:fldCharType="end"/>
-            </w:r>
-          </w:p>
-        </w:tc>
-        <w:tc>
-          <w:tcPr>
-            <w:tcW w:w="2410" w:type="dxa"/>
-            <w:tcBorders>
-              <w:top w:val="single" w:sz="4" w:space="0" w:color="auto"/>
-              <w:left w:val="single" w:sz="4" w:space="0" w:color="auto"/>
-              <w:bottom w:val="single" w:sz="4" w:space="0" w:color="auto"/>
-              <w:right w:val="single" w:sz="4" w:space="0" w:color="auto"/>
-            </w:tcBorders>
-            <w:shd w:val="clear" w:color="auto" w:fill="auto"/>
-          </w:tcPr>
-          <w:p>
-            <w:pPr>
-              <w:jc w:val="center"/>
-              <w:rPr>
-                <w:rFonts w:ascii="Arial" w:eastAsia="標楷體" w:hAnsi="Arial" w:cs="Arial"/>
-                <w:szCs w:val="24"/>
-              </w:rPr>
-            </w:pPr>
-            <w:r>
-              <w:rPr>
-                <w:rFonts w:ascii="Arial" w:eastAsia="標楷體" w:hAnsi="Arial" w:cs="Arial"/>
-                <w:szCs w:val="24"/>
-              </w:rPr>
-              <w:fldChar w:fldCharType="begin"/>
-            </w:r>
-            <w:r>
-              <w:rPr>
-                <w:rFonts w:ascii="Arial" w:eastAsia="標楷體" w:hAnsi="Arial" w:cs="Arial"/>
-                <w:szCs w:val="24"/>
-              </w:rPr>
-              <w:instrText xml:space="preserve">MERGEFIELD </w:instrText>
-            </w:r>
-            <w:r>
-              <w:rPr>
-                <w:rFonts w:ascii="Arial" w:eastAsia="標楷體" w:hAnsi="Arial" w:cs="Arial"/>
-                <w:szCs w:val="24"/>
-              </w:rPr>
-              <w:instrText>單</w:instrText>
-            </w:r>
-            <w:r>
-              <w:rPr>
-                <w:rFonts w:ascii="Arial" w:eastAsia="標楷體" w:hAnsi="Arial" w:cs="Arial"/>
-                <w:szCs w:val="24"/>
-              </w:rPr>
-              <w:instrText>科成績排名百分比</w:instrText>
+              <w:instrText>單科成績排名百分比</w:instrText>
             </w:r>
             <w:r>
               <w:rPr>
@@ -7819,21 +7221,7 @@
                 <w:rFonts w:ascii="標楷體" w:eastAsia="標楷體" w:hAnsi="標楷體" w:hint="eastAsia"/>
                 <w:szCs w:val="24"/>
               </w:rPr>
-              <w:instrText xml:space="preserve">MERGEFIELD </w:instrText>
-            </w:r>
-            <w:r>
-              <w:rPr>
-                <w:rFonts w:ascii="標楷體" w:eastAsia="標楷體" w:hAnsi="標楷體" w:hint="eastAsia"/>
-                <w:szCs w:val="24"/>
-              </w:rPr>
-              <w:instrText>科目名稱</w:instrText>
-            </w:r>
-            <w:r>
-              <w:rPr>
-                <w:rFonts w:ascii="標楷體" w:eastAsia="標楷體" w:hAnsi="標楷體" w:hint="eastAsia"/>
-                <w:szCs w:val="24"/>
-              </w:rPr>
-              <w:instrText xml:space="preserve">25 \* MERGEFORMAT </w:instrText>
+              <w:instrText xml:space="preserve">MERGEFIELD 科目名稱25 \* MERGEFORMAT </w:instrText>
             </w:r>
             <w:r>
               <w:rPr>
@@ -8103,21 +7491,7 @@
                 <w:rFonts w:ascii="標楷體" w:eastAsia="標楷體" w:hAnsi="標楷體" w:hint="eastAsia"/>
                 <w:szCs w:val="24"/>
               </w:rPr>
-              <w:instrText xml:space="preserve">MERGEFIELD </w:instrText>
-            </w:r>
-            <w:r>
-              <w:rPr>
-                <w:rFonts w:ascii="標楷體" w:eastAsia="標楷體" w:hAnsi="標楷體" w:hint="eastAsia"/>
-                <w:szCs w:val="24"/>
-              </w:rPr>
-              <w:instrText>科目名稱</w:instrText>
-            </w:r>
-            <w:r>
-              <w:rPr>
-                <w:rFonts w:ascii="標楷體" w:eastAsia="標楷體" w:hAnsi="標楷體" w:hint="eastAsia"/>
-                <w:szCs w:val="24"/>
-              </w:rPr>
-              <w:instrText xml:space="preserve">26 \* MERGEFORMAT </w:instrText>
+              <w:instrText xml:space="preserve">MERGEFIELD 科目名稱26 \* MERGEFORMAT </w:instrText>
             </w:r>
             <w:r>
               <w:rPr>
@@ -8387,21 +7761,7 @@
                 <w:rFonts w:ascii="標楷體" w:eastAsia="標楷體" w:hAnsi="標楷體" w:hint="eastAsia"/>
                 <w:szCs w:val="24"/>
               </w:rPr>
-              <w:instrText xml:space="preserve">MERGEFIELD </w:instrText>
-            </w:r>
-            <w:r>
-              <w:rPr>
-                <w:rFonts w:ascii="標楷體" w:eastAsia="標楷體" w:hAnsi="標楷體" w:hint="eastAsia"/>
-                <w:szCs w:val="24"/>
-              </w:rPr>
-              <w:instrText>科目名稱</w:instrText>
-            </w:r>
-            <w:r>
-              <w:rPr>
-                <w:rFonts w:ascii="標楷體" w:eastAsia="標楷體" w:hAnsi="標楷體" w:hint="eastAsia"/>
-                <w:szCs w:val="24"/>
-              </w:rPr>
-              <w:instrText xml:space="preserve">27 \* MERGEFORMAT </w:instrText>
+              <w:instrText xml:space="preserve">MERGEFIELD 科目名稱27 \* MERGEFORMAT </w:instrText>
             </w:r>
             <w:r>
               <w:rPr>
@@ -8671,21 +8031,7 @@
                 <w:rFonts w:ascii="標楷體" w:eastAsia="標楷體" w:hAnsi="標楷體" w:hint="eastAsia"/>
                 <w:szCs w:val="24"/>
               </w:rPr>
-              <w:instrText xml:space="preserve">MERGEFIELD </w:instrText>
-            </w:r>
-            <w:r>
-              <w:rPr>
-                <w:rFonts w:ascii="標楷體" w:eastAsia="標楷體" w:hAnsi="標楷體" w:hint="eastAsia"/>
-                <w:szCs w:val="24"/>
-              </w:rPr>
-              <w:instrText>科目名稱</w:instrText>
-            </w:r>
-            <w:r>
-              <w:rPr>
-                <w:rFonts w:ascii="標楷體" w:eastAsia="標楷體" w:hAnsi="標楷體" w:hint="eastAsia"/>
-                <w:szCs w:val="24"/>
-              </w:rPr>
-              <w:instrText xml:space="preserve">28 \* MERGEFORMAT </w:instrText>
+              <w:instrText xml:space="preserve">MERGEFIELD 科目名稱28 \* MERGEFORMAT </w:instrText>
             </w:r>
             <w:r>
               <w:rPr>
@@ -8955,21 +8301,7 @@
                 <w:rFonts w:ascii="標楷體" w:eastAsia="標楷體" w:hAnsi="標楷體" w:hint="eastAsia"/>
                 <w:szCs w:val="24"/>
               </w:rPr>
-              <w:instrText xml:space="preserve">MERGEFIELD </w:instrText>
-            </w:r>
-            <w:r>
-              <w:rPr>
-                <w:rFonts w:ascii="標楷體" w:eastAsia="標楷體" w:hAnsi="標楷體" w:hint="eastAsia"/>
-                <w:szCs w:val="24"/>
-              </w:rPr>
-              <w:instrText>科目名稱</w:instrText>
-            </w:r>
-            <w:r>
-              <w:rPr>
-                <w:rFonts w:ascii="標楷體" w:eastAsia="標楷體" w:hAnsi="標楷體" w:hint="eastAsia"/>
-                <w:szCs w:val="24"/>
-              </w:rPr>
-              <w:instrText xml:space="preserve">29 \* MERGEFORMAT </w:instrText>
+              <w:instrText xml:space="preserve">MERGEFIELD 科目名稱29 \* MERGEFORMAT </w:instrText>
             </w:r>
             <w:r>
               <w:rPr>
@@ -9239,21 +8571,7 @@
                 <w:rFonts w:ascii="標楷體" w:eastAsia="標楷體" w:hAnsi="標楷體" w:hint="eastAsia"/>
                 <w:szCs w:val="24"/>
               </w:rPr>
-              <w:instrText xml:space="preserve">MERGEFIELD </w:instrText>
-            </w:r>
-            <w:r>
-              <w:rPr>
-                <w:rFonts w:ascii="標楷體" w:eastAsia="標楷體" w:hAnsi="標楷體" w:hint="eastAsia"/>
-                <w:szCs w:val="24"/>
-              </w:rPr>
-              <w:instrText>科目名稱</w:instrText>
-            </w:r>
-            <w:r>
-              <w:rPr>
-                <w:rFonts w:ascii="標楷體" w:eastAsia="標楷體" w:hAnsi="標楷體" w:hint="eastAsia"/>
-                <w:szCs w:val="24"/>
-              </w:rPr>
-              <w:instrText xml:space="preserve">30 \* MERGEFORMAT </w:instrText>
+              <w:instrText xml:space="preserve">MERGEFIELD 科目名稱30 \* MERGEFORMAT </w:instrText>
             </w:r>
             <w:r>
               <w:rPr>
@@ -9640,72 +8958,26 @@
           <w:rFonts w:ascii="標楷體" w:eastAsia="標楷體" w:hAnsi="標楷體"/>
         </w:rPr>
         <w:br/>
-      </w:r>
-      <w:r>
-        <w:rPr>
-          <w:rFonts w:ascii="標楷體" w:eastAsia="標楷體" w:hAnsi="標楷體"/>
-        </w:rPr>
-        <w:t>【備註二】單科成績排名百分比，指的是同一課程代碼；例如共</w:t>
-      </w:r>
-      <w:r>
-        <w:rPr>
-          <w:rFonts w:ascii="標楷體" w:eastAsia="標楷體" w:hAnsi="標楷體"/>
-        </w:rPr>
-        <w:t>33</w:t>
-      </w:r>
-      <w:r>
-        <w:rPr>
-          <w:rFonts w:ascii="標楷體" w:eastAsia="標楷體" w:hAnsi="標楷體"/>
-        </w:rPr>
-        <w:t>位學生修習</w:t>
-      </w:r>
-      <w:r>
-        <w:rPr>
-          <w:rFonts w:ascii="標楷體" w:eastAsia="標楷體" w:hAnsi="標楷體"/>
-        </w:rPr>
-        <w:t>A</w:t>
-      </w:r>
-      <w:r>
-        <w:rPr>
-          <w:rFonts w:ascii="標楷體" w:eastAsia="標楷體" w:hAnsi="標楷體"/>
-        </w:rPr>
-        <w:t>科目（同一課程代碼），學生排名</w:t>
-      </w:r>
-      <w:r>
-        <w:rPr>
-          <w:rFonts w:ascii="標楷體" w:eastAsia="標楷體" w:hAnsi="標楷體"/>
-        </w:rPr>
-        <w:t>32</w:t>
-      </w:r>
-      <w:r>
-        <w:rPr>
-          <w:rFonts w:ascii="標楷體" w:eastAsia="標楷體" w:hAnsi="標楷體"/>
-        </w:rPr>
-        <w:t>，單科成績排名百分比為</w:t>
-      </w:r>
-      <w:r>
-        <w:rPr>
-          <w:rFonts w:ascii="標楷體" w:eastAsia="標楷體" w:hAnsi="標楷體"/>
-        </w:rPr>
-        <w:t>94</w:t>
-      </w:r>
-      <w:r>
-        <w:rPr>
-          <w:rFonts w:ascii="標楷體" w:eastAsia="標楷體" w:hAnsi="標楷體"/>
-        </w:rPr>
-        <w:t>％。</w:t>
+        <w:t>【備註二】單科成績排名百分比，指的是同一課程代碼；例如共33位學生修習A科目（同一課程代碼），學生排名32，單科成績排名百分比為94％。</w:t>
       </w:r>
       <w:r>
         <w:rPr>
           <w:rFonts w:ascii="標楷體" w:eastAsia="標楷體" w:hAnsi="標楷體"/>
         </w:rPr>
         <w:br/>
+        <w:t>【備註三】相關規定依當年</w:t>
+      </w:r>
+      <w:r>
+        <w:rPr>
+          <w:rFonts w:ascii="標楷體" w:eastAsia="標楷體" w:hAnsi="標楷體" w:hint="eastAsia"/>
+        </w:rPr>
+        <w:t>各大專校院入學</w:t>
       </w:r>
       <w:r>
         <w:rPr>
           <w:rFonts w:ascii="標楷體" w:eastAsia="標楷體" w:hAnsi="標楷體"/>
         </w:rPr>
-        <w:t>【備註三】相關規定依當年各招生簡章公告為主。</w:t>
+        <w:t>招生簡章公告為主。</w:t>
       </w:r>
     </w:p>
     <w:p>
@@ -9732,7 +9004,7 @@
 </file>
 
 <file path=word/styles.xml><?xml version="1.0" encoding="utf-8"?>
-<w:styles xmlns:mc="http://schemas.openxmlformats.org/markup-compatibility/2006" xmlns:r="http://schemas.openxmlformats.org/officeDocument/2006/relationships" xmlns:w="http://schemas.openxmlformats.org/wordprocessingml/2006/main" xmlns:w14="http://schemas.microsoft.com/office/word/2010/wordml" xmlns:w15="http://schemas.microsoft.com/office/word/2012/wordml" xmlns:w16cex="http://schemas.microsoft.com/office/word/2018/wordml/cex" xmlns:w16cid="http://schemas.microsoft.com/office/word/2016/wordml/cid" xmlns:w16="http://schemas.microsoft.com/office/word/2018/wordml" xmlns:w16sdtdh="http://schemas.microsoft.com/office/word/2020/wordml/sdtdatahash" xmlns:w16se="http://schemas.microsoft.com/office/word/2015/wordml/symex" mc:Ignorable="w14 w15 w16se w16cid w16 w16cex w16sdtdh">
+<w:styles xmlns:mc="http://schemas.openxmlformats.org/markup-compatibility/2006" xmlns:r="http://schemas.openxmlformats.org/officeDocument/2006/relationships" xmlns:w="http://schemas.openxmlformats.org/wordprocessingml/2006/main" xmlns:w14="http://schemas.microsoft.com/office/word/2010/wordml" xmlns:w15="http://schemas.microsoft.com/office/word/2012/wordml" xmlns:w16cex="http://schemas.microsoft.com/office/word/2018/wordml/cex" xmlns:w16cid="http://schemas.microsoft.com/office/word/2016/wordml/cid" xmlns:w16="http://schemas.microsoft.com/office/word/2018/wordml" xmlns:w16du="http://schemas.microsoft.com/office/word/2023/wordml/word16du" xmlns:w16sdtdh="http://schemas.microsoft.com/office/word/2020/wordml/sdtdatahash" xmlns:w16se="http://schemas.microsoft.com/office/word/2015/wordml/symex" mc:Ignorable="w14 w15 w16se w16cid w16 w16cex w16sdtdh w16du">
   <w:docDefaults>
     <w:rPrDefault>
       <w:rPr>

--- a/SHCourseGroupCodeAdmin/Template/DefaultTemplate.docx
+++ b/SHCourseGroupCodeAdmin/Template/DefaultTemplate.docx
@@ -1,6 +1,6 @@
 
 <file path=word/document.xml><?xml version="1.0" encoding="utf-8"?>
-<w:document xmlns:wpc="http://schemas.microsoft.com/office/word/2010/wordprocessingCanvas" xmlns:cx="http://schemas.microsoft.com/office/drawing/2014/chartex" xmlns:cx1="http://schemas.microsoft.com/office/drawing/2015/9/8/chartex" xmlns:cx2="http://schemas.microsoft.com/office/drawing/2015/10/21/chartex" xmlns:cx3="http://schemas.microsoft.com/office/drawing/2016/5/9/chartex" xmlns:cx4="http://schemas.microsoft.com/office/drawing/2016/5/10/chartex" xmlns:cx5="http://schemas.microsoft.com/office/drawing/2016/5/11/chartex" xmlns:cx6="http://schemas.microsoft.com/office/drawing/2016/5/12/chartex" xmlns:cx7="http://schemas.microsoft.com/office/drawing/2016/5/13/chartex" xmlns:cx8="http://schemas.microsoft.com/office/drawing/2016/5/14/chartex" xmlns:mc="http://schemas.openxmlformats.org/markup-compatibility/2006" xmlns:aink="http://schemas.microsoft.com/office/drawing/2016/ink" xmlns:am3d="http://schemas.microsoft.com/office/drawing/2017/model3d" xmlns:o="urn:schemas-microsoft-com:office:office" xmlns:oel="http://schemas.microsoft.com/office/2019/extlst" xmlns:r="http://schemas.openxmlformats.org/officeDocument/2006/relationships" xmlns:m="http://schemas.openxmlformats.org/officeDocument/2006/math" xmlns:v="urn:schemas-microsoft-com:vml" xmlns:wp14="http://schemas.microsoft.com/office/word/2010/wordprocessingDrawing" xmlns:wp="http://schemas.openxmlformats.org/drawingml/2006/wordprocessingDrawing" xmlns:w10="urn:schemas-microsoft-com:office:word" xmlns:w="http://schemas.openxmlformats.org/wordprocessingml/2006/main" xmlns:w14="http://schemas.microsoft.com/office/word/2010/wordml" xmlns:w15="http://schemas.microsoft.com/office/word/2012/wordml" xmlns:w16cex="http://schemas.microsoft.com/office/word/2018/wordml/cex" xmlns:w16cid="http://schemas.microsoft.com/office/word/2016/wordml/cid" xmlns:w16="http://schemas.microsoft.com/office/word/2018/wordml" xmlns:w16du="http://schemas.microsoft.com/office/word/2023/wordml/word16du" xmlns:w16sdtdh="http://schemas.microsoft.com/office/word/2020/wordml/sdtdatahash" xmlns:w16se="http://schemas.microsoft.com/office/word/2015/wordml/symex" xmlns:wpg="http://schemas.microsoft.com/office/word/2010/wordprocessingGroup" xmlns:wpi="http://schemas.microsoft.com/office/word/2010/wordprocessingInk" xmlns:wne="http://schemas.microsoft.com/office/word/2006/wordml" xmlns:wps="http://schemas.microsoft.com/office/word/2010/wordprocessingShape" mc:Ignorable="w14 w15 w16se w16cid w16 w16cex w16sdtdh w16du wp14">
+<w:document xmlns:wpc="http://schemas.microsoft.com/office/word/2010/wordprocessingCanvas" xmlns:cx="http://schemas.microsoft.com/office/drawing/2014/chartex" xmlns:cx1="http://schemas.microsoft.com/office/drawing/2015/9/8/chartex" xmlns:cx2="http://schemas.microsoft.com/office/drawing/2015/10/21/chartex" xmlns:cx3="http://schemas.microsoft.com/office/drawing/2016/5/9/chartex" xmlns:cx4="http://schemas.microsoft.com/office/drawing/2016/5/10/chartex" xmlns:cx5="http://schemas.microsoft.com/office/drawing/2016/5/11/chartex" xmlns:cx6="http://schemas.microsoft.com/office/drawing/2016/5/12/chartex" xmlns:cx7="http://schemas.microsoft.com/office/drawing/2016/5/13/chartex" xmlns:cx8="http://schemas.microsoft.com/office/drawing/2016/5/14/chartex" xmlns:mc="http://schemas.openxmlformats.org/markup-compatibility/2006" xmlns:aink="http://schemas.microsoft.com/office/drawing/2016/ink" xmlns:am3d="http://schemas.microsoft.com/office/drawing/2017/model3d" xmlns:o="urn:schemas-microsoft-com:office:office" xmlns:oel="http://schemas.microsoft.com/office/2019/extlst" xmlns:r="http://schemas.openxmlformats.org/officeDocument/2006/relationships" xmlns:m="http://schemas.openxmlformats.org/officeDocument/2006/math" xmlns:v="urn:schemas-microsoft-com:vml" xmlns:wp14="http://schemas.microsoft.com/office/word/2010/wordprocessingDrawing" xmlns:wp="http://schemas.openxmlformats.org/drawingml/2006/wordprocessingDrawing" xmlns:w10="urn:schemas-microsoft-com:office:word" xmlns:w="http://schemas.openxmlformats.org/wordprocessingml/2006/main" xmlns:w14="http://schemas.microsoft.com/office/word/2010/wordml" xmlns:w15="http://schemas.microsoft.com/office/word/2012/wordml" xmlns:w16cex="http://schemas.microsoft.com/office/word/2018/wordml/cex" xmlns:w16cid="http://schemas.microsoft.com/office/word/2016/wordml/cid" xmlns:w16="http://schemas.microsoft.com/office/word/2018/wordml" xmlns:w16du="http://schemas.microsoft.com/office/word/2023/wordml/word16du" xmlns:w16sdtdh="http://schemas.microsoft.com/office/word/2020/wordml/sdtdatahash" xmlns:w16sdtfl="http://schemas.microsoft.com/office/word/2024/wordml/sdtformatlock" xmlns:w16se="http://schemas.microsoft.com/office/word/2015/wordml/symex" xmlns:wpg="http://schemas.microsoft.com/office/word/2010/wordprocessingGroup" xmlns:wpi="http://schemas.microsoft.com/office/word/2010/wordprocessingInk" xmlns:wne="http://schemas.microsoft.com/office/word/2006/wordml" xmlns:wps="http://schemas.microsoft.com/office/word/2010/wordprocessingShape" mc:Ignorable="w14 w15 w16se w16cid w16 w16cex w16sdtdh w16sdtfl w16du wp14">
   <w:body>
     <w:p>
       <w:pPr>
@@ -132,6 +132,72 @@
     </w:p>
     <w:p>
       <w:pPr>
+        <w:jc w:val="right"/>
+        <w:rPr>
+          <w:rFonts w:ascii="標楷體" w:eastAsia="標楷體" w:hAnsi="標楷體"/>
+          <w:szCs w:val="24"/>
+        </w:rPr>
+      </w:pPr>
+      <w:r>
+        <w:rPr>
+          <w:rFonts w:ascii="標楷體" w:eastAsia="標楷體" w:hAnsi="標楷體"/>
+        </w:rPr>
+        <w:fldChar w:fldCharType="begin"/>
+      </w:r>
+      <w:r>
+        <w:rPr>
+          <w:rFonts w:ascii="標楷體" w:eastAsia="標楷體" w:hAnsi="標楷體"/>
+        </w:rPr>
+        <w:instrText xml:space="preserve"> </w:instrText>
+      </w:r>
+      <w:r>
+        <w:rPr>
+          <w:rFonts w:ascii="標楷體" w:eastAsia="標楷體" w:hAnsi="標楷體" w:hint="eastAsia"/>
+        </w:rPr>
+        <w:instrText>MERGEFIELD  列印日期  \* MERGEFORMAT</w:instrText>
+      </w:r>
+      <w:r>
+        <w:rPr>
+          <w:rFonts w:ascii="標楷體" w:eastAsia="標楷體" w:hAnsi="標楷體"/>
+        </w:rPr>
+        <w:instrText xml:space="preserve"> </w:instrText>
+      </w:r>
+      <w:r>
+        <w:rPr>
+          <w:rFonts w:ascii="標楷體" w:eastAsia="標楷體" w:hAnsi="標楷體"/>
+        </w:rPr>
+        <w:fldChar w:fldCharType="separate"/>
+      </w:r>
+      <w:r>
+        <w:rPr>
+          <w:rFonts w:ascii="標楷體" w:eastAsia="標楷體" w:hAnsi="標楷體"/>
+          <w:noProof/>
+        </w:rPr>
+        <w:t>«</w:t>
+      </w:r>
+      <w:r>
+        <w:rPr>
+          <w:rFonts w:ascii="標楷體" w:eastAsia="標楷體" w:hAnsi="標楷體" w:hint="eastAsia"/>
+          <w:noProof/>
+        </w:rPr>
+        <w:t>列印日期</w:t>
+      </w:r>
+      <w:r>
+        <w:rPr>
+          <w:rFonts w:ascii="標楷體" w:eastAsia="標楷體" w:hAnsi="標楷體"/>
+          <w:noProof/>
+        </w:rPr>
+        <w:t>»</w:t>
+      </w:r>
+      <w:r>
+        <w:rPr>
+          <w:rFonts w:ascii="標楷體" w:eastAsia="標楷體" w:hAnsi="標楷體"/>
+        </w:rPr>
+        <w:fldChar w:fldCharType="end"/>
+      </w:r>
+    </w:p>
+    <w:p>
+      <w:pPr>
         <w:rPr>
           <w:rFonts w:ascii="標楷體" w:eastAsia="標楷體" w:hAnsi="標楷體"/>
           <w:sz w:val="36"/>
@@ -141,7 +207,21 @@
         <w:rPr>
           <w:rFonts w:ascii="標楷體" w:eastAsia="標楷體" w:hAnsi="標楷體" w:hint="eastAsia"/>
         </w:rPr>
-        <w:t>科/班/學程別（學籍）：</w:t>
+        <w:t>科/班/</w:t>
+      </w:r>
+      <w:proofErr w:type="gramStart"/>
+      <w:r>
+        <w:rPr>
+          <w:rFonts w:ascii="標楷體" w:eastAsia="標楷體" w:hAnsi="標楷體" w:hint="eastAsia"/>
+        </w:rPr>
+        <w:t>學程別</w:t>
+      </w:r>
+      <w:proofErr w:type="gramEnd"/>
+      <w:r>
+        <w:rPr>
+          <w:rFonts w:ascii="標楷體" w:eastAsia="標楷體" w:hAnsi="標楷體" w:hint="eastAsia"/>
+        </w:rPr>
+        <w:t>（學籍）：</w:t>
       </w:r>
       <w:r>
         <w:rPr>
@@ -508,7 +588,7 @@
     </w:p>
     <w:tbl>
       <w:tblPr>
-        <w:tblW w:w="10490" w:type="dxa"/>
+        <w:tblW w:w="10431" w:type="dxa"/>
         <w:tblInd w:w="-5" w:type="dxa"/>
         <w:tblCellMar>
           <w:left w:w="28" w:type="dxa"/>
@@ -517,10 +597,11 @@
         <w:tblLook w:val="04A0" w:firstRow="1" w:lastRow="0" w:firstColumn="1" w:lastColumn="0" w:noHBand="0" w:noVBand="1"/>
       </w:tblPr>
       <w:tblGrid>
-        <w:gridCol w:w="5387"/>
+        <w:gridCol w:w="4535"/>
         <w:gridCol w:w="1417"/>
-        <w:gridCol w:w="1276"/>
-        <w:gridCol w:w="2410"/>
+        <w:gridCol w:w="1417"/>
+        <w:gridCol w:w="1531"/>
+        <w:gridCol w:w="1531"/>
       </w:tblGrid>
       <w:tr>
         <w:trPr>
@@ -528,7 +609,7 @@
         </w:trPr>
         <w:tc>
           <w:tcPr>
-            <w:tcW w:w="5387" w:type="dxa"/>
+            <w:tcW w:w="4535" w:type="dxa"/>
             <w:tcBorders>
               <w:top w:val="single" w:sz="4" w:space="0" w:color="auto"/>
               <w:left w:val="single" w:sz="4" w:space="0" w:color="auto"/>
@@ -606,7 +687,7 @@
         </w:tc>
         <w:tc>
           <w:tcPr>
-            <w:tcW w:w="1276" w:type="dxa"/>
+            <w:tcW w:w="1417" w:type="dxa"/>
             <w:tcBorders>
               <w:top w:val="single" w:sz="4" w:space="0" w:color="auto"/>
               <w:left w:val="single" w:sz="4" w:space="0" w:color="auto"/>
@@ -645,16 +726,14 @@
         </w:tc>
         <w:tc>
           <w:tcPr>
-            <w:tcW w:w="2410" w:type="dxa"/>
-            <w:tcBorders>
-              <w:top w:val="single" w:sz="4" w:space="0" w:color="auto"/>
-              <w:left w:val="single" w:sz="4" w:space="0" w:color="auto"/>
-              <w:bottom w:val="single" w:sz="4" w:space="0" w:color="auto"/>
-              <w:right w:val="single" w:sz="4" w:space="0" w:color="auto"/>
-            </w:tcBorders>
-            <w:shd w:val="clear" w:color="auto" w:fill="auto"/>
+            <w:tcW w:w="1531" w:type="dxa"/>
+            <w:tcBorders>
+              <w:top w:val="single" w:sz="4" w:space="0" w:color="auto"/>
+              <w:left w:val="single" w:sz="4" w:space="0" w:color="auto"/>
+              <w:bottom w:val="single" w:sz="4" w:space="0" w:color="auto"/>
+              <w:right w:val="single" w:sz="4" w:space="0" w:color="auto"/>
+            </w:tcBorders>
             <w:vAlign w:val="center"/>
-            <w:hideMark/>
           </w:tcPr>
           <w:p>
             <w:pPr>
@@ -678,7 +757,71 @@
                 <w:kern w:val="0"/>
                 <w:szCs w:val="24"/>
               </w:rPr>
-              <w:t>單科成績排名百分比</w:t>
+              <w:t>修課人數</w:t>
+            </w:r>
+          </w:p>
+        </w:tc>
+        <w:tc>
+          <w:tcPr>
+            <w:tcW w:w="1531" w:type="dxa"/>
+            <w:tcBorders>
+              <w:top w:val="single" w:sz="4" w:space="0" w:color="auto"/>
+              <w:left w:val="single" w:sz="4" w:space="0" w:color="auto"/>
+              <w:bottom w:val="single" w:sz="4" w:space="0" w:color="auto"/>
+              <w:right w:val="single" w:sz="4" w:space="0" w:color="auto"/>
+            </w:tcBorders>
+            <w:shd w:val="clear" w:color="auto" w:fill="auto"/>
+            <w:vAlign w:val="center"/>
+            <w:hideMark/>
+          </w:tcPr>
+          <w:p>
+            <w:pPr>
+              <w:widowControl/>
+              <w:jc w:val="center"/>
+              <w:rPr>
+                <w:rFonts w:ascii="標楷體" w:eastAsia="標楷體" w:hAnsi="標楷體" w:cs="Arial"/>
+                <w:b/>
+                <w:bCs/>
+                <w:color w:val="000000"/>
+                <w:kern w:val="0"/>
+                <w:szCs w:val="24"/>
+              </w:rPr>
+            </w:pPr>
+            <w:r>
+              <w:rPr>
+                <w:rFonts w:ascii="標楷體" w:eastAsia="標楷體" w:hAnsi="標楷體" w:cs="Arial" w:hint="eastAsia"/>
+                <w:b/>
+                <w:bCs/>
+                <w:color w:val="000000"/>
+                <w:kern w:val="0"/>
+                <w:szCs w:val="24"/>
+              </w:rPr>
+              <w:t>單科成績</w:t>
+            </w:r>
+          </w:p>
+          <w:p>
+            <w:pPr>
+              <w:widowControl/>
+              <w:jc w:val="center"/>
+              <w:rPr>
+                <w:rFonts w:ascii="標楷體" w:eastAsia="標楷體" w:hAnsi="標楷體" w:cs="Arial"/>
+                <w:b/>
+                <w:bCs/>
+                <w:color w:val="000000"/>
+                <w:kern w:val="0"/>
+                <w:szCs w:val="24"/>
+              </w:rPr>
+            </w:pPr>
+            <w:r>
+              <w:rPr>
+                <w:rFonts w:ascii="標楷體" w:eastAsia="標楷體" w:hAnsi="標楷體" w:cs="Arial" w:hint="eastAsia"/>
+                <w:b/>
+                <w:bCs/>
+                <w:color w:val="000000"/>
+                <w:kern w:val="0"/>
+                <w:szCs w:val="24"/>
+              </w:rPr>
+              <w:t>排名百分比</w:t>
             </w:r>
           </w:p>
         </w:tc>
@@ -689,7 +832,7 @@
         </w:trPr>
         <w:tc>
           <w:tcPr>
-            <w:tcW w:w="5387" w:type="dxa"/>
+            <w:tcW w:w="4535" w:type="dxa"/>
             <w:tcBorders>
               <w:top w:val="single" w:sz="4" w:space="0" w:color="auto"/>
               <w:left w:val="single" w:sz="4" w:space="0" w:color="auto"/>
@@ -816,7 +959,7 @@
         </w:tc>
         <w:tc>
           <w:tcPr>
-            <w:tcW w:w="1276" w:type="dxa"/>
+            <w:tcW w:w="1417" w:type="dxa"/>
             <w:tcBorders>
               <w:top w:val="single" w:sz="4" w:space="0" w:color="auto"/>
               <w:left w:val="single" w:sz="4" w:space="0" w:color="auto"/>
@@ -887,7 +1030,90 @@
         </w:tc>
         <w:tc>
           <w:tcPr>
-            <w:tcW w:w="2410" w:type="dxa"/>
+            <w:tcW w:w="1531" w:type="dxa"/>
+            <w:tcBorders>
+              <w:top w:val="single" w:sz="4" w:space="0" w:color="auto"/>
+              <w:left w:val="single" w:sz="4" w:space="0" w:color="auto"/>
+              <w:bottom w:val="single" w:sz="4" w:space="0" w:color="auto"/>
+              <w:right w:val="single" w:sz="4" w:space="0" w:color="auto"/>
+            </w:tcBorders>
+          </w:tcPr>
+          <w:p>
+            <w:pPr>
+              <w:jc w:val="center"/>
+              <w:rPr>
+                <w:rFonts w:ascii="Arial" w:eastAsia="標楷體" w:hAnsi="Arial" w:cs="Arial"/>
+                <w:szCs w:val="24"/>
+              </w:rPr>
+            </w:pPr>
+            <w:r>
+              <w:rPr>
+                <w:rFonts w:ascii="Arial" w:eastAsia="標楷體" w:hAnsi="Arial" w:cs="Arial"/>
+                <w:szCs w:val="24"/>
+              </w:rPr>
+              <w:fldChar w:fldCharType="begin"/>
+            </w:r>
+            <w:r>
+              <w:rPr>
+                <w:rFonts w:ascii="Arial" w:eastAsia="標楷體" w:hAnsi="Arial" w:cs="Arial"/>
+                <w:szCs w:val="24"/>
+              </w:rPr>
+              <w:instrText xml:space="preserve">MERGEFIELD </w:instrText>
+            </w:r>
+            <w:r>
+              <w:rPr>
+                <w:rFonts w:ascii="Arial" w:eastAsia="標楷體" w:hAnsi="Arial" w:cs="Arial"/>
+                <w:szCs w:val="24"/>
+              </w:rPr>
+              <w:instrText>修課人數</w:instrText>
+            </w:r>
+            <w:r>
+              <w:rPr>
+                <w:rFonts w:ascii="Arial" w:eastAsia="標楷體" w:hAnsi="Arial" w:cs="Arial"/>
+                <w:szCs w:val="24"/>
+              </w:rPr>
+              <w:instrText xml:space="preserve">1 \* MERGEFORMAT </w:instrText>
+            </w:r>
+            <w:r>
+              <w:rPr>
+                <w:rFonts w:ascii="Arial" w:eastAsia="標楷體" w:hAnsi="Arial" w:cs="Arial"/>
+                <w:szCs w:val="24"/>
+              </w:rPr>
+              <w:fldChar w:fldCharType="separate"/>
+            </w:r>
+            <w:r>
+              <w:rPr>
+                <w:rFonts w:ascii="Arial" w:eastAsia="標楷體" w:hAnsi="Arial" w:cs="Arial"/>
+                <w:szCs w:val="24"/>
+              </w:rPr>
+              <w:t>«</w:t>
+            </w:r>
+            <w:r>
+              <w:rPr>
+                <w:rFonts w:ascii="Arial" w:eastAsia="標楷體" w:hAnsi="Arial" w:cs="Arial"/>
+                <w:szCs w:val="24"/>
+              </w:rPr>
+              <w:t>P</w:t>
+            </w:r>
+            <w:r>
+              <w:rPr>
+                <w:rFonts w:ascii="Arial" w:eastAsia="標楷體" w:hAnsi="Arial" w:cs="Arial"/>
+                <w:szCs w:val="24"/>
+              </w:rPr>
+              <w:t>1»</w:t>
+            </w:r>
+            <w:r>
+              <w:rPr>
+                <w:rFonts w:ascii="Arial" w:eastAsia="標楷體" w:hAnsi="Arial" w:cs="Arial"/>
+                <w:szCs w:val="24"/>
+              </w:rPr>
+              <w:fldChar w:fldCharType="end"/>
+            </w:r>
+          </w:p>
+        </w:tc>
+        <w:tc>
+          <w:tcPr>
+            <w:tcW w:w="1531" w:type="dxa"/>
             <w:tcBorders>
               <w:top w:val="single" w:sz="4" w:space="0" w:color="auto"/>
               <w:left w:val="single" w:sz="4" w:space="0" w:color="auto"/>
@@ -963,7 +1189,7 @@
         </w:trPr>
         <w:tc>
           <w:tcPr>
-            <w:tcW w:w="5387" w:type="dxa"/>
+            <w:tcW w:w="4535" w:type="dxa"/>
             <w:tcBorders>
               <w:top w:val="single" w:sz="4" w:space="0" w:color="auto"/>
               <w:left w:val="single" w:sz="4" w:space="0" w:color="auto"/>
@@ -1090,7 +1316,7 @@
         </w:tc>
         <w:tc>
           <w:tcPr>
-            <w:tcW w:w="1276" w:type="dxa"/>
+            <w:tcW w:w="1417" w:type="dxa"/>
             <w:tcBorders>
               <w:top w:val="single" w:sz="4" w:space="0" w:color="auto"/>
               <w:left w:val="single" w:sz="4" w:space="0" w:color="auto"/>
@@ -1161,7 +1387,90 @@
         </w:tc>
         <w:tc>
           <w:tcPr>
-            <w:tcW w:w="2410" w:type="dxa"/>
+            <w:tcW w:w="1531" w:type="dxa"/>
+            <w:tcBorders>
+              <w:top w:val="single" w:sz="4" w:space="0" w:color="auto"/>
+              <w:left w:val="single" w:sz="4" w:space="0" w:color="auto"/>
+              <w:bottom w:val="single" w:sz="4" w:space="0" w:color="auto"/>
+              <w:right w:val="single" w:sz="4" w:space="0" w:color="auto"/>
+            </w:tcBorders>
+          </w:tcPr>
+          <w:p>
+            <w:pPr>
+              <w:jc w:val="center"/>
+              <w:rPr>
+                <w:rFonts w:ascii="Arial" w:eastAsia="標楷體" w:hAnsi="Arial" w:cs="Arial"/>
+                <w:szCs w:val="24"/>
+              </w:rPr>
+            </w:pPr>
+            <w:r>
+              <w:rPr>
+                <w:rFonts w:ascii="Arial" w:eastAsia="標楷體" w:hAnsi="Arial" w:cs="Arial"/>
+                <w:szCs w:val="24"/>
+              </w:rPr>
+              <w:fldChar w:fldCharType="begin"/>
+            </w:r>
+            <w:r>
+              <w:rPr>
+                <w:rFonts w:ascii="Arial" w:eastAsia="標楷體" w:hAnsi="Arial" w:cs="Arial"/>
+                <w:szCs w:val="24"/>
+              </w:rPr>
+              <w:instrText xml:space="preserve">MERGEFIELD </w:instrText>
+            </w:r>
+            <w:r>
+              <w:rPr>
+                <w:rFonts w:ascii="Arial" w:eastAsia="標楷體" w:hAnsi="Arial" w:cs="Arial"/>
+                <w:szCs w:val="24"/>
+              </w:rPr>
+              <w:instrText>修課人數</w:instrText>
+            </w:r>
+            <w:r>
+              <w:rPr>
+                <w:rFonts w:ascii="Arial" w:eastAsia="標楷體" w:hAnsi="Arial" w:cs="Arial"/>
+                <w:szCs w:val="24"/>
+              </w:rPr>
+              <w:instrText xml:space="preserve">2 \* MERGEFORMAT </w:instrText>
+            </w:r>
+            <w:r>
+              <w:rPr>
+                <w:rFonts w:ascii="Arial" w:eastAsia="標楷體" w:hAnsi="Arial" w:cs="Arial"/>
+                <w:szCs w:val="24"/>
+              </w:rPr>
+              <w:fldChar w:fldCharType="separate"/>
+            </w:r>
+            <w:r>
+              <w:rPr>
+                <w:rFonts w:ascii="Arial" w:eastAsia="標楷體" w:hAnsi="Arial" w:cs="Arial"/>
+                <w:szCs w:val="24"/>
+              </w:rPr>
+              <w:t>«</w:t>
+            </w:r>
+            <w:r>
+              <w:rPr>
+                <w:rFonts w:ascii="Arial" w:eastAsia="標楷體" w:hAnsi="Arial" w:cs="Arial"/>
+                <w:szCs w:val="24"/>
+              </w:rPr>
+              <w:t>P</w:t>
+            </w:r>
+            <w:r>
+              <w:rPr>
+                <w:rFonts w:ascii="Arial" w:eastAsia="標楷體" w:hAnsi="Arial" w:cs="Arial"/>
+                <w:szCs w:val="24"/>
+              </w:rPr>
+              <w:t>2»</w:t>
+            </w:r>
+            <w:r>
+              <w:rPr>
+                <w:rFonts w:ascii="Arial" w:eastAsia="標楷體" w:hAnsi="Arial" w:cs="Arial"/>
+                <w:szCs w:val="24"/>
+              </w:rPr>
+              <w:fldChar w:fldCharType="end"/>
+            </w:r>
+          </w:p>
+        </w:tc>
+        <w:tc>
+          <w:tcPr>
+            <w:tcW w:w="1531" w:type="dxa"/>
             <w:tcBorders>
               <w:top w:val="single" w:sz="4" w:space="0" w:color="auto"/>
               <w:left w:val="single" w:sz="4" w:space="0" w:color="auto"/>
@@ -1237,7 +1546,7 @@
         </w:trPr>
         <w:tc>
           <w:tcPr>
-            <w:tcW w:w="5387" w:type="dxa"/>
+            <w:tcW w:w="4535" w:type="dxa"/>
             <w:tcBorders>
               <w:top w:val="single" w:sz="4" w:space="0" w:color="auto"/>
               <w:left w:val="single" w:sz="4" w:space="0" w:color="auto"/>
@@ -1364,7 +1673,7 @@
         </w:tc>
         <w:tc>
           <w:tcPr>
-            <w:tcW w:w="1276" w:type="dxa"/>
+            <w:tcW w:w="1417" w:type="dxa"/>
             <w:tcBorders>
               <w:top w:val="single" w:sz="4" w:space="0" w:color="auto"/>
               <w:left w:val="single" w:sz="4" w:space="0" w:color="auto"/>
@@ -1435,7 +1744,90 @@
         </w:tc>
         <w:tc>
           <w:tcPr>
-            <w:tcW w:w="2410" w:type="dxa"/>
+            <w:tcW w:w="1531" w:type="dxa"/>
+            <w:tcBorders>
+              <w:top w:val="single" w:sz="4" w:space="0" w:color="auto"/>
+              <w:left w:val="single" w:sz="4" w:space="0" w:color="auto"/>
+              <w:bottom w:val="single" w:sz="4" w:space="0" w:color="auto"/>
+              <w:right w:val="single" w:sz="4" w:space="0" w:color="auto"/>
+            </w:tcBorders>
+          </w:tcPr>
+          <w:p>
+            <w:pPr>
+              <w:jc w:val="center"/>
+              <w:rPr>
+                <w:rFonts w:ascii="Arial" w:eastAsia="標楷體" w:hAnsi="Arial" w:cs="Arial"/>
+                <w:szCs w:val="24"/>
+              </w:rPr>
+            </w:pPr>
+            <w:r>
+              <w:rPr>
+                <w:rFonts w:ascii="Arial" w:eastAsia="標楷體" w:hAnsi="Arial" w:cs="Arial"/>
+                <w:szCs w:val="24"/>
+              </w:rPr>
+              <w:fldChar w:fldCharType="begin"/>
+            </w:r>
+            <w:r>
+              <w:rPr>
+                <w:rFonts w:ascii="Arial" w:eastAsia="標楷體" w:hAnsi="Arial" w:cs="Arial"/>
+                <w:szCs w:val="24"/>
+              </w:rPr>
+              <w:instrText xml:space="preserve">MERGEFIELD </w:instrText>
+            </w:r>
+            <w:r>
+              <w:rPr>
+                <w:rFonts w:ascii="Arial" w:eastAsia="標楷體" w:hAnsi="Arial" w:cs="Arial"/>
+                <w:szCs w:val="24"/>
+              </w:rPr>
+              <w:instrText>修課人數</w:instrText>
+            </w:r>
+            <w:r>
+              <w:rPr>
+                <w:rFonts w:ascii="Arial" w:eastAsia="標楷體" w:hAnsi="Arial" w:cs="Arial"/>
+                <w:szCs w:val="24"/>
+              </w:rPr>
+              <w:instrText xml:space="preserve">3 \* MERGEFORMAT </w:instrText>
+            </w:r>
+            <w:r>
+              <w:rPr>
+                <w:rFonts w:ascii="Arial" w:eastAsia="標楷體" w:hAnsi="Arial" w:cs="Arial"/>
+                <w:szCs w:val="24"/>
+              </w:rPr>
+              <w:fldChar w:fldCharType="separate"/>
+            </w:r>
+            <w:r>
+              <w:rPr>
+                <w:rFonts w:ascii="Arial" w:eastAsia="標楷體" w:hAnsi="Arial" w:cs="Arial"/>
+                <w:szCs w:val="24"/>
+              </w:rPr>
+              <w:t>«</w:t>
+            </w:r>
+            <w:r>
+              <w:rPr>
+                <w:rFonts w:ascii="Arial" w:eastAsia="標楷體" w:hAnsi="Arial" w:cs="Arial"/>
+                <w:szCs w:val="24"/>
+              </w:rPr>
+              <w:t>P</w:t>
+            </w:r>
+            <w:r>
+              <w:rPr>
+                <w:rFonts w:ascii="Arial" w:eastAsia="標楷體" w:hAnsi="Arial" w:cs="Arial"/>
+                <w:szCs w:val="24"/>
+              </w:rPr>
+              <w:t>3»</w:t>
+            </w:r>
+            <w:r>
+              <w:rPr>
+                <w:rFonts w:ascii="Arial" w:eastAsia="標楷體" w:hAnsi="Arial" w:cs="Arial"/>
+                <w:szCs w:val="24"/>
+              </w:rPr>
+              <w:fldChar w:fldCharType="end"/>
+            </w:r>
+          </w:p>
+        </w:tc>
+        <w:tc>
+          <w:tcPr>
+            <w:tcW w:w="1531" w:type="dxa"/>
             <w:tcBorders>
               <w:top w:val="single" w:sz="4" w:space="0" w:color="auto"/>
               <w:left w:val="single" w:sz="4" w:space="0" w:color="auto"/>
@@ -1511,7 +1903,7 @@
         </w:trPr>
         <w:tc>
           <w:tcPr>
-            <w:tcW w:w="5387" w:type="dxa"/>
+            <w:tcW w:w="4535" w:type="dxa"/>
             <w:tcBorders>
               <w:top w:val="single" w:sz="4" w:space="0" w:color="auto"/>
               <w:left w:val="single" w:sz="4" w:space="0" w:color="auto"/>
@@ -1638,7 +2030,7 @@
         </w:tc>
         <w:tc>
           <w:tcPr>
-            <w:tcW w:w="1276" w:type="dxa"/>
+            <w:tcW w:w="1417" w:type="dxa"/>
             <w:tcBorders>
               <w:top w:val="single" w:sz="4" w:space="0" w:color="auto"/>
               <w:left w:val="single" w:sz="4" w:space="0" w:color="auto"/>
@@ -1709,7 +2101,90 @@
         </w:tc>
         <w:tc>
           <w:tcPr>
-            <w:tcW w:w="2410" w:type="dxa"/>
+            <w:tcW w:w="1531" w:type="dxa"/>
+            <w:tcBorders>
+              <w:top w:val="single" w:sz="4" w:space="0" w:color="auto"/>
+              <w:left w:val="single" w:sz="4" w:space="0" w:color="auto"/>
+              <w:bottom w:val="single" w:sz="4" w:space="0" w:color="auto"/>
+              <w:right w:val="single" w:sz="4" w:space="0" w:color="auto"/>
+            </w:tcBorders>
+          </w:tcPr>
+          <w:p>
+            <w:pPr>
+              <w:jc w:val="center"/>
+              <w:rPr>
+                <w:rFonts w:ascii="Arial" w:eastAsia="標楷體" w:hAnsi="Arial" w:cs="Arial"/>
+                <w:szCs w:val="24"/>
+              </w:rPr>
+            </w:pPr>
+            <w:r>
+              <w:rPr>
+                <w:rFonts w:ascii="Arial" w:eastAsia="標楷體" w:hAnsi="Arial" w:cs="Arial"/>
+                <w:szCs w:val="24"/>
+              </w:rPr>
+              <w:fldChar w:fldCharType="begin"/>
+            </w:r>
+            <w:r>
+              <w:rPr>
+                <w:rFonts w:ascii="Arial" w:eastAsia="標楷體" w:hAnsi="Arial" w:cs="Arial"/>
+                <w:szCs w:val="24"/>
+              </w:rPr>
+              <w:instrText xml:space="preserve">MERGEFIELD </w:instrText>
+            </w:r>
+            <w:r>
+              <w:rPr>
+                <w:rFonts w:ascii="Arial" w:eastAsia="標楷體" w:hAnsi="Arial" w:cs="Arial"/>
+                <w:szCs w:val="24"/>
+              </w:rPr>
+              <w:instrText>修課人數</w:instrText>
+            </w:r>
+            <w:r>
+              <w:rPr>
+                <w:rFonts w:ascii="Arial" w:eastAsia="標楷體" w:hAnsi="Arial" w:cs="Arial"/>
+                <w:szCs w:val="24"/>
+              </w:rPr>
+              <w:instrText xml:space="preserve">4 \* MERGEFORMAT </w:instrText>
+            </w:r>
+            <w:r>
+              <w:rPr>
+                <w:rFonts w:ascii="Arial" w:eastAsia="標楷體" w:hAnsi="Arial" w:cs="Arial"/>
+                <w:szCs w:val="24"/>
+              </w:rPr>
+              <w:fldChar w:fldCharType="separate"/>
+            </w:r>
+            <w:r>
+              <w:rPr>
+                <w:rFonts w:ascii="Arial" w:eastAsia="標楷體" w:hAnsi="Arial" w:cs="Arial"/>
+                <w:szCs w:val="24"/>
+              </w:rPr>
+              <w:t>«</w:t>
+            </w:r>
+            <w:r>
+              <w:rPr>
+                <w:rFonts w:ascii="Arial" w:eastAsia="標楷體" w:hAnsi="Arial" w:cs="Arial"/>
+                <w:szCs w:val="24"/>
+              </w:rPr>
+              <w:t>P</w:t>
+            </w:r>
+            <w:r>
+              <w:rPr>
+                <w:rFonts w:ascii="Arial" w:eastAsia="標楷體" w:hAnsi="Arial" w:cs="Arial"/>
+                <w:szCs w:val="24"/>
+              </w:rPr>
+              <w:t>4»</w:t>
+            </w:r>
+            <w:r>
+              <w:rPr>
+                <w:rFonts w:ascii="Arial" w:eastAsia="標楷體" w:hAnsi="Arial" w:cs="Arial"/>
+                <w:szCs w:val="24"/>
+              </w:rPr>
+              <w:fldChar w:fldCharType="end"/>
+            </w:r>
+          </w:p>
+        </w:tc>
+        <w:tc>
+          <w:tcPr>
+            <w:tcW w:w="1531" w:type="dxa"/>
             <w:tcBorders>
               <w:top w:val="single" w:sz="4" w:space="0" w:color="auto"/>
               <w:left w:val="single" w:sz="4" w:space="0" w:color="auto"/>
@@ -1785,7 +2260,7 @@
         </w:trPr>
         <w:tc>
           <w:tcPr>
-            <w:tcW w:w="5387" w:type="dxa"/>
+            <w:tcW w:w="4535" w:type="dxa"/>
             <w:tcBorders>
               <w:top w:val="single" w:sz="4" w:space="0" w:color="auto"/>
               <w:left w:val="single" w:sz="4" w:space="0" w:color="auto"/>
@@ -1912,7 +2387,7 @@
         </w:tc>
         <w:tc>
           <w:tcPr>
-            <w:tcW w:w="1276" w:type="dxa"/>
+            <w:tcW w:w="1417" w:type="dxa"/>
             <w:tcBorders>
               <w:top w:val="single" w:sz="4" w:space="0" w:color="auto"/>
               <w:left w:val="single" w:sz="4" w:space="0" w:color="auto"/>
@@ -1983,7 +2458,90 @@
         </w:tc>
         <w:tc>
           <w:tcPr>
-            <w:tcW w:w="2410" w:type="dxa"/>
+            <w:tcW w:w="1531" w:type="dxa"/>
+            <w:tcBorders>
+              <w:top w:val="single" w:sz="4" w:space="0" w:color="auto"/>
+              <w:left w:val="single" w:sz="4" w:space="0" w:color="auto"/>
+              <w:bottom w:val="single" w:sz="4" w:space="0" w:color="auto"/>
+              <w:right w:val="single" w:sz="4" w:space="0" w:color="auto"/>
+            </w:tcBorders>
+          </w:tcPr>
+          <w:p>
+            <w:pPr>
+              <w:jc w:val="center"/>
+              <w:rPr>
+                <w:rFonts w:ascii="Arial" w:eastAsia="標楷體" w:hAnsi="Arial" w:cs="Arial"/>
+                <w:szCs w:val="24"/>
+              </w:rPr>
+            </w:pPr>
+            <w:r>
+              <w:rPr>
+                <w:rFonts w:ascii="Arial" w:eastAsia="標楷體" w:hAnsi="Arial" w:cs="Arial"/>
+                <w:szCs w:val="24"/>
+              </w:rPr>
+              <w:fldChar w:fldCharType="begin"/>
+            </w:r>
+            <w:r>
+              <w:rPr>
+                <w:rFonts w:ascii="Arial" w:eastAsia="標楷體" w:hAnsi="Arial" w:cs="Arial"/>
+                <w:szCs w:val="24"/>
+              </w:rPr>
+              <w:instrText xml:space="preserve">MERGEFIELD </w:instrText>
+            </w:r>
+            <w:r>
+              <w:rPr>
+                <w:rFonts w:ascii="Arial" w:eastAsia="標楷體" w:hAnsi="Arial" w:cs="Arial"/>
+                <w:szCs w:val="24"/>
+              </w:rPr>
+              <w:instrText>修課人數</w:instrText>
+            </w:r>
+            <w:r>
+              <w:rPr>
+                <w:rFonts w:ascii="Arial" w:eastAsia="標楷體" w:hAnsi="Arial" w:cs="Arial"/>
+                <w:szCs w:val="24"/>
+              </w:rPr>
+              <w:instrText xml:space="preserve">5 \* MERGEFORMAT </w:instrText>
+            </w:r>
+            <w:r>
+              <w:rPr>
+                <w:rFonts w:ascii="Arial" w:eastAsia="標楷體" w:hAnsi="Arial" w:cs="Arial"/>
+                <w:szCs w:val="24"/>
+              </w:rPr>
+              <w:fldChar w:fldCharType="separate"/>
+            </w:r>
+            <w:r>
+              <w:rPr>
+                <w:rFonts w:ascii="Arial" w:eastAsia="標楷體" w:hAnsi="Arial" w:cs="Arial"/>
+                <w:szCs w:val="24"/>
+              </w:rPr>
+              <w:t>«</w:t>
+            </w:r>
+            <w:r>
+              <w:rPr>
+                <w:rFonts w:ascii="Arial" w:eastAsia="標楷體" w:hAnsi="Arial" w:cs="Arial"/>
+                <w:szCs w:val="24"/>
+              </w:rPr>
+              <w:t>P</w:t>
+            </w:r>
+            <w:r>
+              <w:rPr>
+                <w:rFonts w:ascii="Arial" w:eastAsia="標楷體" w:hAnsi="Arial" w:cs="Arial"/>
+                <w:szCs w:val="24"/>
+              </w:rPr>
+              <w:t>5»</w:t>
+            </w:r>
+            <w:r>
+              <w:rPr>
+                <w:rFonts w:ascii="Arial" w:eastAsia="標楷體" w:hAnsi="Arial" w:cs="Arial"/>
+                <w:szCs w:val="24"/>
+              </w:rPr>
+              <w:fldChar w:fldCharType="end"/>
+            </w:r>
+          </w:p>
+        </w:tc>
+        <w:tc>
+          <w:tcPr>
+            <w:tcW w:w="1531" w:type="dxa"/>
             <w:tcBorders>
               <w:top w:val="single" w:sz="4" w:space="0" w:color="auto"/>
               <w:left w:val="single" w:sz="4" w:space="0" w:color="auto"/>
@@ -2059,7 +2617,7 @@
         </w:trPr>
         <w:tc>
           <w:tcPr>
-            <w:tcW w:w="5387" w:type="dxa"/>
+            <w:tcW w:w="4535" w:type="dxa"/>
             <w:tcBorders>
               <w:top w:val="single" w:sz="4" w:space="0" w:color="auto"/>
               <w:left w:val="single" w:sz="4" w:space="0" w:color="auto"/>
@@ -2184,7 +2742,7 @@
         </w:tc>
         <w:tc>
           <w:tcPr>
-            <w:tcW w:w="1276" w:type="dxa"/>
+            <w:tcW w:w="1417" w:type="dxa"/>
             <w:tcBorders>
               <w:top w:val="single" w:sz="4" w:space="0" w:color="auto"/>
               <w:left w:val="single" w:sz="4" w:space="0" w:color="auto"/>
@@ -2254,7 +2812,90 @@
         </w:tc>
         <w:tc>
           <w:tcPr>
-            <w:tcW w:w="2410" w:type="dxa"/>
+            <w:tcW w:w="1531" w:type="dxa"/>
+            <w:tcBorders>
+              <w:top w:val="single" w:sz="4" w:space="0" w:color="auto"/>
+              <w:left w:val="single" w:sz="4" w:space="0" w:color="auto"/>
+              <w:bottom w:val="single" w:sz="4" w:space="0" w:color="auto"/>
+              <w:right w:val="single" w:sz="4" w:space="0" w:color="auto"/>
+            </w:tcBorders>
+          </w:tcPr>
+          <w:p>
+            <w:pPr>
+              <w:jc w:val="center"/>
+              <w:rPr>
+                <w:rFonts w:ascii="Arial" w:eastAsia="標楷體" w:hAnsi="Arial" w:cs="Arial"/>
+                <w:szCs w:val="24"/>
+              </w:rPr>
+            </w:pPr>
+            <w:r>
+              <w:rPr>
+                <w:rFonts w:ascii="Arial" w:eastAsia="標楷體" w:hAnsi="Arial" w:cs="Arial"/>
+                <w:szCs w:val="24"/>
+              </w:rPr>
+              <w:fldChar w:fldCharType="begin"/>
+            </w:r>
+            <w:r>
+              <w:rPr>
+                <w:rFonts w:ascii="Arial" w:eastAsia="標楷體" w:hAnsi="Arial" w:cs="Arial"/>
+                <w:szCs w:val="24"/>
+              </w:rPr>
+              <w:instrText xml:space="preserve">MERGEFIELD </w:instrText>
+            </w:r>
+            <w:r>
+              <w:rPr>
+                <w:rFonts w:ascii="Arial" w:eastAsia="標楷體" w:hAnsi="Arial" w:cs="Arial"/>
+                <w:szCs w:val="24"/>
+              </w:rPr>
+              <w:instrText>修課人數</w:instrText>
+            </w:r>
+            <w:r>
+              <w:rPr>
+                <w:rFonts w:ascii="Arial" w:eastAsia="標楷體" w:hAnsi="Arial" w:cs="Arial"/>
+                <w:szCs w:val="24"/>
+              </w:rPr>
+              <w:instrText xml:space="preserve">6 \* MERGEFORMAT </w:instrText>
+            </w:r>
+            <w:r>
+              <w:rPr>
+                <w:rFonts w:ascii="Arial" w:eastAsia="標楷體" w:hAnsi="Arial" w:cs="Arial"/>
+                <w:szCs w:val="24"/>
+              </w:rPr>
+              <w:fldChar w:fldCharType="separate"/>
+            </w:r>
+            <w:r>
+              <w:rPr>
+                <w:rFonts w:ascii="Arial" w:eastAsia="標楷體" w:hAnsi="Arial" w:cs="Arial"/>
+                <w:szCs w:val="24"/>
+              </w:rPr>
+              <w:t>«</w:t>
+            </w:r>
+            <w:r>
+              <w:rPr>
+                <w:rFonts w:ascii="Arial" w:eastAsia="標楷體" w:hAnsi="Arial" w:cs="Arial"/>
+                <w:szCs w:val="24"/>
+              </w:rPr>
+              <w:t>P</w:t>
+            </w:r>
+            <w:r>
+              <w:rPr>
+                <w:rFonts w:ascii="Arial" w:eastAsia="標楷體" w:hAnsi="Arial" w:cs="Arial"/>
+                <w:szCs w:val="24"/>
+              </w:rPr>
+              <w:t>6»</w:t>
+            </w:r>
+            <w:r>
+              <w:rPr>
+                <w:rFonts w:ascii="Arial" w:eastAsia="標楷體" w:hAnsi="Arial" w:cs="Arial"/>
+                <w:szCs w:val="24"/>
+              </w:rPr>
+              <w:fldChar w:fldCharType="end"/>
+            </w:r>
+          </w:p>
+        </w:tc>
+        <w:tc>
+          <w:tcPr>
+            <w:tcW w:w="1531" w:type="dxa"/>
             <w:tcBorders>
               <w:top w:val="single" w:sz="4" w:space="0" w:color="auto"/>
               <w:left w:val="single" w:sz="4" w:space="0" w:color="auto"/>
@@ -2329,7 +2970,7 @@
         </w:trPr>
         <w:tc>
           <w:tcPr>
-            <w:tcW w:w="5387" w:type="dxa"/>
+            <w:tcW w:w="4535" w:type="dxa"/>
             <w:tcBorders>
               <w:top w:val="single" w:sz="4" w:space="0" w:color="auto"/>
               <w:left w:val="single" w:sz="4" w:space="0" w:color="auto"/>
@@ -2454,7 +3095,7 @@
         </w:tc>
         <w:tc>
           <w:tcPr>
-            <w:tcW w:w="1276" w:type="dxa"/>
+            <w:tcW w:w="1417" w:type="dxa"/>
             <w:tcBorders>
               <w:top w:val="single" w:sz="4" w:space="0" w:color="auto"/>
               <w:left w:val="single" w:sz="4" w:space="0" w:color="auto"/>
@@ -2524,7 +3165,90 @@
         </w:tc>
         <w:tc>
           <w:tcPr>
-            <w:tcW w:w="2410" w:type="dxa"/>
+            <w:tcW w:w="1531" w:type="dxa"/>
+            <w:tcBorders>
+              <w:top w:val="single" w:sz="4" w:space="0" w:color="auto"/>
+              <w:left w:val="single" w:sz="4" w:space="0" w:color="auto"/>
+              <w:bottom w:val="single" w:sz="4" w:space="0" w:color="auto"/>
+              <w:right w:val="single" w:sz="4" w:space="0" w:color="auto"/>
+            </w:tcBorders>
+          </w:tcPr>
+          <w:p>
+            <w:pPr>
+              <w:jc w:val="center"/>
+              <w:rPr>
+                <w:rFonts w:ascii="Arial" w:eastAsia="標楷體" w:hAnsi="Arial" w:cs="Arial"/>
+                <w:szCs w:val="24"/>
+              </w:rPr>
+            </w:pPr>
+            <w:r>
+              <w:rPr>
+                <w:rFonts w:ascii="Arial" w:eastAsia="標楷體" w:hAnsi="Arial" w:cs="Arial"/>
+                <w:szCs w:val="24"/>
+              </w:rPr>
+              <w:fldChar w:fldCharType="begin"/>
+            </w:r>
+            <w:r>
+              <w:rPr>
+                <w:rFonts w:ascii="Arial" w:eastAsia="標楷體" w:hAnsi="Arial" w:cs="Arial"/>
+                <w:szCs w:val="24"/>
+              </w:rPr>
+              <w:instrText xml:space="preserve">MERGEFIELD </w:instrText>
+            </w:r>
+            <w:r>
+              <w:rPr>
+                <w:rFonts w:ascii="Arial" w:eastAsia="標楷體" w:hAnsi="Arial" w:cs="Arial"/>
+                <w:szCs w:val="24"/>
+              </w:rPr>
+              <w:instrText>修課人數</w:instrText>
+            </w:r>
+            <w:r>
+              <w:rPr>
+                <w:rFonts w:ascii="Arial" w:eastAsia="標楷體" w:hAnsi="Arial" w:cs="Arial"/>
+                <w:szCs w:val="24"/>
+              </w:rPr>
+              <w:instrText xml:space="preserve">7 \* MERGEFORMAT </w:instrText>
+            </w:r>
+            <w:r>
+              <w:rPr>
+                <w:rFonts w:ascii="Arial" w:eastAsia="標楷體" w:hAnsi="Arial" w:cs="Arial"/>
+                <w:szCs w:val="24"/>
+              </w:rPr>
+              <w:fldChar w:fldCharType="separate"/>
+            </w:r>
+            <w:r>
+              <w:rPr>
+                <w:rFonts w:ascii="Arial" w:eastAsia="標楷體" w:hAnsi="Arial" w:cs="Arial"/>
+                <w:szCs w:val="24"/>
+              </w:rPr>
+              <w:t>«</w:t>
+            </w:r>
+            <w:r>
+              <w:rPr>
+                <w:rFonts w:ascii="Arial" w:eastAsia="標楷體" w:hAnsi="Arial" w:cs="Arial"/>
+                <w:szCs w:val="24"/>
+              </w:rPr>
+              <w:t>P</w:t>
+            </w:r>
+            <w:r>
+              <w:rPr>
+                <w:rFonts w:ascii="Arial" w:eastAsia="標楷體" w:hAnsi="Arial" w:cs="Arial"/>
+                <w:szCs w:val="24"/>
+              </w:rPr>
+              <w:t>7»</w:t>
+            </w:r>
+            <w:r>
+              <w:rPr>
+                <w:rFonts w:ascii="Arial" w:eastAsia="標楷體" w:hAnsi="Arial" w:cs="Arial"/>
+                <w:szCs w:val="24"/>
+              </w:rPr>
+              <w:fldChar w:fldCharType="end"/>
+            </w:r>
+          </w:p>
+        </w:tc>
+        <w:tc>
+          <w:tcPr>
+            <w:tcW w:w="1531" w:type="dxa"/>
             <w:tcBorders>
               <w:top w:val="single" w:sz="4" w:space="0" w:color="auto"/>
               <w:left w:val="single" w:sz="4" w:space="0" w:color="auto"/>
@@ -2599,7 +3323,7 @@
         </w:trPr>
         <w:tc>
           <w:tcPr>
-            <w:tcW w:w="5387" w:type="dxa"/>
+            <w:tcW w:w="4535" w:type="dxa"/>
             <w:tcBorders>
               <w:top w:val="single" w:sz="4" w:space="0" w:color="auto"/>
               <w:left w:val="single" w:sz="4" w:space="0" w:color="auto"/>
@@ -2724,7 +3448,7 @@
         </w:tc>
         <w:tc>
           <w:tcPr>
-            <w:tcW w:w="1276" w:type="dxa"/>
+            <w:tcW w:w="1417" w:type="dxa"/>
             <w:tcBorders>
               <w:top w:val="single" w:sz="4" w:space="0" w:color="auto"/>
               <w:left w:val="single" w:sz="4" w:space="0" w:color="auto"/>
@@ -2794,7 +3518,90 @@
         </w:tc>
         <w:tc>
           <w:tcPr>
-            <w:tcW w:w="2410" w:type="dxa"/>
+            <w:tcW w:w="1531" w:type="dxa"/>
+            <w:tcBorders>
+              <w:top w:val="single" w:sz="4" w:space="0" w:color="auto"/>
+              <w:left w:val="single" w:sz="4" w:space="0" w:color="auto"/>
+              <w:bottom w:val="single" w:sz="4" w:space="0" w:color="auto"/>
+              <w:right w:val="single" w:sz="4" w:space="0" w:color="auto"/>
+            </w:tcBorders>
+          </w:tcPr>
+          <w:p>
+            <w:pPr>
+              <w:jc w:val="center"/>
+              <w:rPr>
+                <w:rFonts w:ascii="Arial" w:eastAsia="標楷體" w:hAnsi="Arial" w:cs="Arial"/>
+                <w:szCs w:val="24"/>
+              </w:rPr>
+            </w:pPr>
+            <w:r>
+              <w:rPr>
+                <w:rFonts w:ascii="Arial" w:eastAsia="標楷體" w:hAnsi="Arial" w:cs="Arial"/>
+                <w:szCs w:val="24"/>
+              </w:rPr>
+              <w:fldChar w:fldCharType="begin"/>
+            </w:r>
+            <w:r>
+              <w:rPr>
+                <w:rFonts w:ascii="Arial" w:eastAsia="標楷體" w:hAnsi="Arial" w:cs="Arial"/>
+                <w:szCs w:val="24"/>
+              </w:rPr>
+              <w:instrText xml:space="preserve">MERGEFIELD </w:instrText>
+            </w:r>
+            <w:r>
+              <w:rPr>
+                <w:rFonts w:ascii="Arial" w:eastAsia="標楷體" w:hAnsi="Arial" w:cs="Arial"/>
+                <w:szCs w:val="24"/>
+              </w:rPr>
+              <w:instrText>修課人數</w:instrText>
+            </w:r>
+            <w:r>
+              <w:rPr>
+                <w:rFonts w:ascii="Arial" w:eastAsia="標楷體" w:hAnsi="Arial" w:cs="Arial"/>
+                <w:szCs w:val="24"/>
+              </w:rPr>
+              <w:instrText xml:space="preserve">8 \* MERGEFORMAT </w:instrText>
+            </w:r>
+            <w:r>
+              <w:rPr>
+                <w:rFonts w:ascii="Arial" w:eastAsia="標楷體" w:hAnsi="Arial" w:cs="Arial"/>
+                <w:szCs w:val="24"/>
+              </w:rPr>
+              <w:fldChar w:fldCharType="separate"/>
+            </w:r>
+            <w:r>
+              <w:rPr>
+                <w:rFonts w:ascii="Arial" w:eastAsia="標楷體" w:hAnsi="Arial" w:cs="Arial"/>
+                <w:szCs w:val="24"/>
+              </w:rPr>
+              <w:t>«</w:t>
+            </w:r>
+            <w:r>
+              <w:rPr>
+                <w:rFonts w:ascii="Arial" w:eastAsia="標楷體" w:hAnsi="Arial" w:cs="Arial"/>
+                <w:szCs w:val="24"/>
+              </w:rPr>
+              <w:t>P</w:t>
+            </w:r>
+            <w:r>
+              <w:rPr>
+                <w:rFonts w:ascii="Arial" w:eastAsia="標楷體" w:hAnsi="Arial" w:cs="Arial"/>
+                <w:szCs w:val="24"/>
+              </w:rPr>
+              <w:t>8»</w:t>
+            </w:r>
+            <w:r>
+              <w:rPr>
+                <w:rFonts w:ascii="Arial" w:eastAsia="標楷體" w:hAnsi="Arial" w:cs="Arial"/>
+                <w:szCs w:val="24"/>
+              </w:rPr>
+              <w:fldChar w:fldCharType="end"/>
+            </w:r>
+          </w:p>
+        </w:tc>
+        <w:tc>
+          <w:tcPr>
+            <w:tcW w:w="1531" w:type="dxa"/>
             <w:tcBorders>
               <w:top w:val="single" w:sz="4" w:space="0" w:color="auto"/>
               <w:left w:val="single" w:sz="4" w:space="0" w:color="auto"/>
@@ -2869,7 +3676,7 @@
         </w:trPr>
         <w:tc>
           <w:tcPr>
-            <w:tcW w:w="5387" w:type="dxa"/>
+            <w:tcW w:w="4535" w:type="dxa"/>
             <w:tcBorders>
               <w:top w:val="single" w:sz="4" w:space="0" w:color="auto"/>
               <w:left w:val="single" w:sz="4" w:space="0" w:color="auto"/>
@@ -2994,7 +3801,7 @@
         </w:tc>
         <w:tc>
           <w:tcPr>
-            <w:tcW w:w="1276" w:type="dxa"/>
+            <w:tcW w:w="1417" w:type="dxa"/>
             <w:tcBorders>
               <w:top w:val="single" w:sz="4" w:space="0" w:color="auto"/>
               <w:left w:val="single" w:sz="4" w:space="0" w:color="auto"/>
@@ -3064,7 +3871,90 @@
         </w:tc>
         <w:tc>
           <w:tcPr>
-            <w:tcW w:w="2410" w:type="dxa"/>
+            <w:tcW w:w="1531" w:type="dxa"/>
+            <w:tcBorders>
+              <w:top w:val="single" w:sz="4" w:space="0" w:color="auto"/>
+              <w:left w:val="single" w:sz="4" w:space="0" w:color="auto"/>
+              <w:bottom w:val="single" w:sz="4" w:space="0" w:color="auto"/>
+              <w:right w:val="single" w:sz="4" w:space="0" w:color="auto"/>
+            </w:tcBorders>
+          </w:tcPr>
+          <w:p>
+            <w:pPr>
+              <w:jc w:val="center"/>
+              <w:rPr>
+                <w:rFonts w:ascii="Arial" w:eastAsia="標楷體" w:hAnsi="Arial" w:cs="Arial"/>
+                <w:szCs w:val="24"/>
+              </w:rPr>
+            </w:pPr>
+            <w:r>
+              <w:rPr>
+                <w:rFonts w:ascii="Arial" w:eastAsia="標楷體" w:hAnsi="Arial" w:cs="Arial"/>
+                <w:szCs w:val="24"/>
+              </w:rPr>
+              <w:fldChar w:fldCharType="begin"/>
+            </w:r>
+            <w:r>
+              <w:rPr>
+                <w:rFonts w:ascii="Arial" w:eastAsia="標楷體" w:hAnsi="Arial" w:cs="Arial"/>
+                <w:szCs w:val="24"/>
+              </w:rPr>
+              <w:instrText xml:space="preserve">MERGEFIELD </w:instrText>
+            </w:r>
+            <w:r>
+              <w:rPr>
+                <w:rFonts w:ascii="Arial" w:eastAsia="標楷體" w:hAnsi="Arial" w:cs="Arial"/>
+                <w:szCs w:val="24"/>
+              </w:rPr>
+              <w:instrText>修課人數</w:instrText>
+            </w:r>
+            <w:r>
+              <w:rPr>
+                <w:rFonts w:ascii="Arial" w:eastAsia="標楷體" w:hAnsi="Arial" w:cs="Arial"/>
+                <w:szCs w:val="24"/>
+              </w:rPr>
+              <w:instrText xml:space="preserve">9 \* MERGEFORMAT </w:instrText>
+            </w:r>
+            <w:r>
+              <w:rPr>
+                <w:rFonts w:ascii="Arial" w:eastAsia="標楷體" w:hAnsi="Arial" w:cs="Arial"/>
+                <w:szCs w:val="24"/>
+              </w:rPr>
+              <w:fldChar w:fldCharType="separate"/>
+            </w:r>
+            <w:r>
+              <w:rPr>
+                <w:rFonts w:ascii="Arial" w:eastAsia="標楷體" w:hAnsi="Arial" w:cs="Arial"/>
+                <w:szCs w:val="24"/>
+              </w:rPr>
+              <w:t>«</w:t>
+            </w:r>
+            <w:r>
+              <w:rPr>
+                <w:rFonts w:ascii="Arial" w:eastAsia="標楷體" w:hAnsi="Arial" w:cs="Arial"/>
+                <w:szCs w:val="24"/>
+              </w:rPr>
+              <w:t>P</w:t>
+            </w:r>
+            <w:r>
+              <w:rPr>
+                <w:rFonts w:ascii="Arial" w:eastAsia="標楷體" w:hAnsi="Arial" w:cs="Arial"/>
+                <w:szCs w:val="24"/>
+              </w:rPr>
+              <w:t>9»</w:t>
+            </w:r>
+            <w:r>
+              <w:rPr>
+                <w:rFonts w:ascii="Arial" w:eastAsia="標楷體" w:hAnsi="Arial" w:cs="Arial"/>
+                <w:szCs w:val="24"/>
+              </w:rPr>
+              <w:fldChar w:fldCharType="end"/>
+            </w:r>
+          </w:p>
+        </w:tc>
+        <w:tc>
+          <w:tcPr>
+            <w:tcW w:w="1531" w:type="dxa"/>
             <w:tcBorders>
               <w:top w:val="single" w:sz="4" w:space="0" w:color="auto"/>
               <w:left w:val="single" w:sz="4" w:space="0" w:color="auto"/>
@@ -3139,7 +4029,7 @@
         </w:trPr>
         <w:tc>
           <w:tcPr>
-            <w:tcW w:w="5387" w:type="dxa"/>
+            <w:tcW w:w="4535" w:type="dxa"/>
             <w:tcBorders>
               <w:top w:val="single" w:sz="4" w:space="0" w:color="auto"/>
               <w:left w:val="single" w:sz="4" w:space="0" w:color="auto"/>
@@ -3264,7 +4154,7 @@
         </w:tc>
         <w:tc>
           <w:tcPr>
-            <w:tcW w:w="1276" w:type="dxa"/>
+            <w:tcW w:w="1417" w:type="dxa"/>
             <w:tcBorders>
               <w:top w:val="single" w:sz="4" w:space="0" w:color="auto"/>
               <w:left w:val="single" w:sz="4" w:space="0" w:color="auto"/>
@@ -3334,7 +4224,90 @@
         </w:tc>
         <w:tc>
           <w:tcPr>
-            <w:tcW w:w="2410" w:type="dxa"/>
+            <w:tcW w:w="1531" w:type="dxa"/>
+            <w:tcBorders>
+              <w:top w:val="single" w:sz="4" w:space="0" w:color="auto"/>
+              <w:left w:val="single" w:sz="4" w:space="0" w:color="auto"/>
+              <w:bottom w:val="single" w:sz="4" w:space="0" w:color="auto"/>
+              <w:right w:val="single" w:sz="4" w:space="0" w:color="auto"/>
+            </w:tcBorders>
+          </w:tcPr>
+          <w:p>
+            <w:pPr>
+              <w:jc w:val="center"/>
+              <w:rPr>
+                <w:rFonts w:ascii="Arial" w:eastAsia="標楷體" w:hAnsi="Arial" w:cs="Arial"/>
+                <w:szCs w:val="24"/>
+              </w:rPr>
+            </w:pPr>
+            <w:r>
+              <w:rPr>
+                <w:rFonts w:ascii="Arial" w:eastAsia="標楷體" w:hAnsi="Arial" w:cs="Arial"/>
+                <w:szCs w:val="24"/>
+              </w:rPr>
+              <w:fldChar w:fldCharType="begin"/>
+            </w:r>
+            <w:r>
+              <w:rPr>
+                <w:rFonts w:ascii="Arial" w:eastAsia="標楷體" w:hAnsi="Arial" w:cs="Arial"/>
+                <w:szCs w:val="24"/>
+              </w:rPr>
+              <w:instrText xml:space="preserve">MERGEFIELD </w:instrText>
+            </w:r>
+            <w:r>
+              <w:rPr>
+                <w:rFonts w:ascii="Arial" w:eastAsia="標楷體" w:hAnsi="Arial" w:cs="Arial"/>
+                <w:szCs w:val="24"/>
+              </w:rPr>
+              <w:instrText>修課人數</w:instrText>
+            </w:r>
+            <w:r>
+              <w:rPr>
+                <w:rFonts w:ascii="Arial" w:eastAsia="標楷體" w:hAnsi="Arial" w:cs="Arial"/>
+                <w:szCs w:val="24"/>
+              </w:rPr>
+              <w:instrText xml:space="preserve">10 \* MERGEFORMAT </w:instrText>
+            </w:r>
+            <w:r>
+              <w:rPr>
+                <w:rFonts w:ascii="Arial" w:eastAsia="標楷體" w:hAnsi="Arial" w:cs="Arial"/>
+                <w:szCs w:val="24"/>
+              </w:rPr>
+              <w:fldChar w:fldCharType="separate"/>
+            </w:r>
+            <w:r>
+              <w:rPr>
+                <w:rFonts w:ascii="Arial" w:eastAsia="標楷體" w:hAnsi="Arial" w:cs="Arial"/>
+                <w:szCs w:val="24"/>
+              </w:rPr>
+              <w:t>«</w:t>
+            </w:r>
+            <w:r>
+              <w:rPr>
+                <w:rFonts w:ascii="Arial" w:eastAsia="標楷體" w:hAnsi="Arial" w:cs="Arial"/>
+                <w:szCs w:val="24"/>
+              </w:rPr>
+              <w:t>P</w:t>
+            </w:r>
+            <w:r>
+              <w:rPr>
+                <w:rFonts w:ascii="Arial" w:eastAsia="標楷體" w:hAnsi="Arial" w:cs="Arial"/>
+                <w:szCs w:val="24"/>
+              </w:rPr>
+              <w:t>10»</w:t>
+            </w:r>
+            <w:r>
+              <w:rPr>
+                <w:rFonts w:ascii="Arial" w:eastAsia="標楷體" w:hAnsi="Arial" w:cs="Arial"/>
+                <w:szCs w:val="24"/>
+              </w:rPr>
+              <w:fldChar w:fldCharType="end"/>
+            </w:r>
+          </w:p>
+        </w:tc>
+        <w:tc>
+          <w:tcPr>
+            <w:tcW w:w="1531" w:type="dxa"/>
             <w:tcBorders>
               <w:top w:val="single" w:sz="4" w:space="0" w:color="auto"/>
               <w:left w:val="single" w:sz="4" w:space="0" w:color="auto"/>
@@ -3409,7 +4382,7 @@
         </w:trPr>
         <w:tc>
           <w:tcPr>
-            <w:tcW w:w="5387" w:type="dxa"/>
+            <w:tcW w:w="4535" w:type="dxa"/>
             <w:tcBorders>
               <w:top w:val="single" w:sz="4" w:space="0" w:color="auto"/>
               <w:left w:val="single" w:sz="4" w:space="0" w:color="auto"/>
@@ -3536,7 +4509,7 @@
         </w:tc>
         <w:tc>
           <w:tcPr>
-            <w:tcW w:w="1276" w:type="dxa"/>
+            <w:tcW w:w="1417" w:type="dxa"/>
             <w:tcBorders>
               <w:top w:val="single" w:sz="4" w:space="0" w:color="auto"/>
               <w:left w:val="single" w:sz="4" w:space="0" w:color="auto"/>
@@ -3607,7 +4580,90 @@
         </w:tc>
         <w:tc>
           <w:tcPr>
-            <w:tcW w:w="2410" w:type="dxa"/>
+            <w:tcW w:w="1531" w:type="dxa"/>
+            <w:tcBorders>
+              <w:top w:val="single" w:sz="4" w:space="0" w:color="auto"/>
+              <w:left w:val="single" w:sz="4" w:space="0" w:color="auto"/>
+              <w:bottom w:val="single" w:sz="4" w:space="0" w:color="auto"/>
+              <w:right w:val="single" w:sz="4" w:space="0" w:color="auto"/>
+            </w:tcBorders>
+          </w:tcPr>
+          <w:p>
+            <w:pPr>
+              <w:jc w:val="center"/>
+              <w:rPr>
+                <w:rFonts w:ascii="Arial" w:eastAsia="標楷體" w:hAnsi="Arial" w:cs="Arial"/>
+                <w:szCs w:val="24"/>
+              </w:rPr>
+            </w:pPr>
+            <w:r>
+              <w:rPr>
+                <w:rFonts w:ascii="Arial" w:eastAsia="標楷體" w:hAnsi="Arial" w:cs="Arial"/>
+                <w:szCs w:val="24"/>
+              </w:rPr>
+              <w:fldChar w:fldCharType="begin"/>
+            </w:r>
+            <w:r>
+              <w:rPr>
+                <w:rFonts w:ascii="Arial" w:eastAsia="標楷體" w:hAnsi="Arial" w:cs="Arial"/>
+                <w:szCs w:val="24"/>
+              </w:rPr>
+              <w:instrText xml:space="preserve">MERGEFIELD </w:instrText>
+            </w:r>
+            <w:r>
+              <w:rPr>
+                <w:rFonts w:ascii="Arial" w:eastAsia="標楷體" w:hAnsi="Arial" w:cs="Arial"/>
+                <w:szCs w:val="24"/>
+              </w:rPr>
+              <w:instrText>修課人數</w:instrText>
+            </w:r>
+            <w:r>
+              <w:rPr>
+                <w:rFonts w:ascii="Arial" w:eastAsia="標楷體" w:hAnsi="Arial" w:cs="Arial"/>
+                <w:szCs w:val="24"/>
+              </w:rPr>
+              <w:instrText xml:space="preserve">11 \* MERGEFORMAT </w:instrText>
+            </w:r>
+            <w:r>
+              <w:rPr>
+                <w:rFonts w:ascii="Arial" w:eastAsia="標楷體" w:hAnsi="Arial" w:cs="Arial"/>
+                <w:szCs w:val="24"/>
+              </w:rPr>
+              <w:fldChar w:fldCharType="separate"/>
+            </w:r>
+            <w:r>
+              <w:rPr>
+                <w:rFonts w:ascii="Arial" w:eastAsia="標楷體" w:hAnsi="Arial" w:cs="Arial"/>
+                <w:szCs w:val="24"/>
+              </w:rPr>
+              <w:t>«</w:t>
+            </w:r>
+            <w:r>
+              <w:rPr>
+                <w:rFonts w:ascii="Arial" w:eastAsia="標楷體" w:hAnsi="Arial" w:cs="Arial"/>
+                <w:szCs w:val="24"/>
+              </w:rPr>
+              <w:t>P</w:t>
+            </w:r>
+            <w:r>
+              <w:rPr>
+                <w:rFonts w:ascii="Arial" w:eastAsia="標楷體" w:hAnsi="Arial" w:cs="Arial"/>
+                <w:szCs w:val="24"/>
+              </w:rPr>
+              <w:t>11»</w:t>
+            </w:r>
+            <w:r>
+              <w:rPr>
+                <w:rFonts w:ascii="Arial" w:eastAsia="標楷體" w:hAnsi="Arial" w:cs="Arial"/>
+                <w:szCs w:val="24"/>
+              </w:rPr>
+              <w:fldChar w:fldCharType="end"/>
+            </w:r>
+          </w:p>
+        </w:tc>
+        <w:tc>
+          <w:tcPr>
+            <w:tcW w:w="1531" w:type="dxa"/>
             <w:tcBorders>
               <w:top w:val="single" w:sz="4" w:space="0" w:color="auto"/>
               <w:left w:val="single" w:sz="4" w:space="0" w:color="auto"/>
@@ -3683,7 +4739,7 @@
         </w:trPr>
         <w:tc>
           <w:tcPr>
-            <w:tcW w:w="5387" w:type="dxa"/>
+            <w:tcW w:w="4535" w:type="dxa"/>
             <w:tcBorders>
               <w:top w:val="single" w:sz="4" w:space="0" w:color="auto"/>
               <w:left w:val="single" w:sz="4" w:space="0" w:color="auto"/>
@@ -3808,7 +4864,7 @@
         </w:tc>
         <w:tc>
           <w:tcPr>
-            <w:tcW w:w="1276" w:type="dxa"/>
+            <w:tcW w:w="1417" w:type="dxa"/>
             <w:tcBorders>
               <w:top w:val="single" w:sz="4" w:space="0" w:color="auto"/>
               <w:left w:val="single" w:sz="4" w:space="0" w:color="auto"/>
@@ -3878,7 +4934,90 @@
         </w:tc>
         <w:tc>
           <w:tcPr>
-            <w:tcW w:w="2410" w:type="dxa"/>
+            <w:tcW w:w="1531" w:type="dxa"/>
+            <w:tcBorders>
+              <w:top w:val="single" w:sz="4" w:space="0" w:color="auto"/>
+              <w:left w:val="single" w:sz="4" w:space="0" w:color="auto"/>
+              <w:bottom w:val="single" w:sz="4" w:space="0" w:color="auto"/>
+              <w:right w:val="single" w:sz="4" w:space="0" w:color="auto"/>
+            </w:tcBorders>
+          </w:tcPr>
+          <w:p>
+            <w:pPr>
+              <w:jc w:val="center"/>
+              <w:rPr>
+                <w:rFonts w:ascii="Arial" w:eastAsia="標楷體" w:hAnsi="Arial" w:cs="Arial"/>
+                <w:szCs w:val="24"/>
+              </w:rPr>
+            </w:pPr>
+            <w:r>
+              <w:rPr>
+                <w:rFonts w:ascii="Arial" w:eastAsia="標楷體" w:hAnsi="Arial" w:cs="Arial"/>
+                <w:szCs w:val="24"/>
+              </w:rPr>
+              <w:fldChar w:fldCharType="begin"/>
+            </w:r>
+            <w:r>
+              <w:rPr>
+                <w:rFonts w:ascii="Arial" w:eastAsia="標楷體" w:hAnsi="Arial" w:cs="Arial"/>
+                <w:szCs w:val="24"/>
+              </w:rPr>
+              <w:instrText xml:space="preserve">MERGEFIELD </w:instrText>
+            </w:r>
+            <w:r>
+              <w:rPr>
+                <w:rFonts w:ascii="Arial" w:eastAsia="標楷體" w:hAnsi="Arial" w:cs="Arial"/>
+                <w:szCs w:val="24"/>
+              </w:rPr>
+              <w:instrText>修課人數</w:instrText>
+            </w:r>
+            <w:r>
+              <w:rPr>
+                <w:rFonts w:ascii="Arial" w:eastAsia="標楷體" w:hAnsi="Arial" w:cs="Arial"/>
+                <w:szCs w:val="24"/>
+              </w:rPr>
+              <w:instrText xml:space="preserve">12 \* MERGEFORMAT </w:instrText>
+            </w:r>
+            <w:r>
+              <w:rPr>
+                <w:rFonts w:ascii="Arial" w:eastAsia="標楷體" w:hAnsi="Arial" w:cs="Arial"/>
+                <w:szCs w:val="24"/>
+              </w:rPr>
+              <w:fldChar w:fldCharType="separate"/>
+            </w:r>
+            <w:r>
+              <w:rPr>
+                <w:rFonts w:ascii="Arial" w:eastAsia="標楷體" w:hAnsi="Arial" w:cs="Arial"/>
+                <w:szCs w:val="24"/>
+              </w:rPr>
+              <w:t>«</w:t>
+            </w:r>
+            <w:r>
+              <w:rPr>
+                <w:rFonts w:ascii="Arial" w:eastAsia="標楷體" w:hAnsi="Arial" w:cs="Arial"/>
+                <w:szCs w:val="24"/>
+              </w:rPr>
+              <w:t>P</w:t>
+            </w:r>
+            <w:r>
+              <w:rPr>
+                <w:rFonts w:ascii="Arial" w:eastAsia="標楷體" w:hAnsi="Arial" w:cs="Arial"/>
+                <w:szCs w:val="24"/>
+              </w:rPr>
+              <w:t>12»</w:t>
+            </w:r>
+            <w:r>
+              <w:rPr>
+                <w:rFonts w:ascii="Arial" w:eastAsia="標楷體" w:hAnsi="Arial" w:cs="Arial"/>
+                <w:szCs w:val="24"/>
+              </w:rPr>
+              <w:fldChar w:fldCharType="end"/>
+            </w:r>
+          </w:p>
+        </w:tc>
+        <w:tc>
+          <w:tcPr>
+            <w:tcW w:w="1531" w:type="dxa"/>
             <w:tcBorders>
               <w:top w:val="single" w:sz="4" w:space="0" w:color="auto"/>
               <w:left w:val="single" w:sz="4" w:space="0" w:color="auto"/>
@@ -3953,7 +5092,7 @@
         </w:trPr>
         <w:tc>
           <w:tcPr>
-            <w:tcW w:w="5387" w:type="dxa"/>
+            <w:tcW w:w="4535" w:type="dxa"/>
             <w:tcBorders>
               <w:top w:val="single" w:sz="4" w:space="0" w:color="auto"/>
               <w:left w:val="single" w:sz="4" w:space="0" w:color="auto"/>
@@ -4078,7 +5217,7 @@
         </w:tc>
         <w:tc>
           <w:tcPr>
-            <w:tcW w:w="1276" w:type="dxa"/>
+            <w:tcW w:w="1417" w:type="dxa"/>
             <w:tcBorders>
               <w:top w:val="single" w:sz="4" w:space="0" w:color="auto"/>
               <w:left w:val="single" w:sz="4" w:space="0" w:color="auto"/>
@@ -4148,7 +5287,90 @@
         </w:tc>
         <w:tc>
           <w:tcPr>
-            <w:tcW w:w="2410" w:type="dxa"/>
+            <w:tcW w:w="1531" w:type="dxa"/>
+            <w:tcBorders>
+              <w:top w:val="single" w:sz="4" w:space="0" w:color="auto"/>
+              <w:left w:val="single" w:sz="4" w:space="0" w:color="auto"/>
+              <w:bottom w:val="single" w:sz="4" w:space="0" w:color="auto"/>
+              <w:right w:val="single" w:sz="4" w:space="0" w:color="auto"/>
+            </w:tcBorders>
+          </w:tcPr>
+          <w:p>
+            <w:pPr>
+              <w:jc w:val="center"/>
+              <w:rPr>
+                <w:rFonts w:ascii="Arial" w:eastAsia="標楷體" w:hAnsi="Arial" w:cs="Arial"/>
+                <w:szCs w:val="24"/>
+              </w:rPr>
+            </w:pPr>
+            <w:r>
+              <w:rPr>
+                <w:rFonts w:ascii="Arial" w:eastAsia="標楷體" w:hAnsi="Arial" w:cs="Arial"/>
+                <w:szCs w:val="24"/>
+              </w:rPr>
+              <w:fldChar w:fldCharType="begin"/>
+            </w:r>
+            <w:r>
+              <w:rPr>
+                <w:rFonts w:ascii="Arial" w:eastAsia="標楷體" w:hAnsi="Arial" w:cs="Arial"/>
+                <w:szCs w:val="24"/>
+              </w:rPr>
+              <w:instrText xml:space="preserve">MERGEFIELD </w:instrText>
+            </w:r>
+            <w:r>
+              <w:rPr>
+                <w:rFonts w:ascii="Arial" w:eastAsia="標楷體" w:hAnsi="Arial" w:cs="Arial"/>
+                <w:szCs w:val="24"/>
+              </w:rPr>
+              <w:instrText>修課人數</w:instrText>
+            </w:r>
+            <w:r>
+              <w:rPr>
+                <w:rFonts w:ascii="Arial" w:eastAsia="標楷體" w:hAnsi="Arial" w:cs="Arial"/>
+                <w:szCs w:val="24"/>
+              </w:rPr>
+              <w:instrText xml:space="preserve">13 \* MERGEFORMAT </w:instrText>
+            </w:r>
+            <w:r>
+              <w:rPr>
+                <w:rFonts w:ascii="Arial" w:eastAsia="標楷體" w:hAnsi="Arial" w:cs="Arial"/>
+                <w:szCs w:val="24"/>
+              </w:rPr>
+              <w:fldChar w:fldCharType="separate"/>
+            </w:r>
+            <w:r>
+              <w:rPr>
+                <w:rFonts w:ascii="Arial" w:eastAsia="標楷體" w:hAnsi="Arial" w:cs="Arial"/>
+                <w:szCs w:val="24"/>
+              </w:rPr>
+              <w:t>«</w:t>
+            </w:r>
+            <w:r>
+              <w:rPr>
+                <w:rFonts w:ascii="Arial" w:eastAsia="標楷體" w:hAnsi="Arial" w:cs="Arial"/>
+                <w:szCs w:val="24"/>
+              </w:rPr>
+              <w:t>P</w:t>
+            </w:r>
+            <w:r>
+              <w:rPr>
+                <w:rFonts w:ascii="Arial" w:eastAsia="標楷體" w:hAnsi="Arial" w:cs="Arial"/>
+                <w:szCs w:val="24"/>
+              </w:rPr>
+              <w:t>13»</w:t>
+            </w:r>
+            <w:r>
+              <w:rPr>
+                <w:rFonts w:ascii="Arial" w:eastAsia="標楷體" w:hAnsi="Arial" w:cs="Arial"/>
+                <w:szCs w:val="24"/>
+              </w:rPr>
+              <w:fldChar w:fldCharType="end"/>
+            </w:r>
+          </w:p>
+        </w:tc>
+        <w:tc>
+          <w:tcPr>
+            <w:tcW w:w="1531" w:type="dxa"/>
             <w:tcBorders>
               <w:top w:val="single" w:sz="4" w:space="0" w:color="auto"/>
               <w:left w:val="single" w:sz="4" w:space="0" w:color="auto"/>
@@ -4223,7 +5445,7 @@
         </w:trPr>
         <w:tc>
           <w:tcPr>
-            <w:tcW w:w="5387" w:type="dxa"/>
+            <w:tcW w:w="4535" w:type="dxa"/>
             <w:tcBorders>
               <w:top w:val="single" w:sz="4" w:space="0" w:color="auto"/>
               <w:left w:val="single" w:sz="4" w:space="0" w:color="auto"/>
@@ -4348,7 +5570,7 @@
         </w:tc>
         <w:tc>
           <w:tcPr>
-            <w:tcW w:w="1276" w:type="dxa"/>
+            <w:tcW w:w="1417" w:type="dxa"/>
             <w:tcBorders>
               <w:top w:val="single" w:sz="4" w:space="0" w:color="auto"/>
               <w:left w:val="single" w:sz="4" w:space="0" w:color="auto"/>
@@ -4418,7 +5640,90 @@
         </w:tc>
         <w:tc>
           <w:tcPr>
-            <w:tcW w:w="2410" w:type="dxa"/>
+            <w:tcW w:w="1531" w:type="dxa"/>
+            <w:tcBorders>
+              <w:top w:val="single" w:sz="4" w:space="0" w:color="auto"/>
+              <w:left w:val="single" w:sz="4" w:space="0" w:color="auto"/>
+              <w:bottom w:val="single" w:sz="4" w:space="0" w:color="auto"/>
+              <w:right w:val="single" w:sz="4" w:space="0" w:color="auto"/>
+            </w:tcBorders>
+          </w:tcPr>
+          <w:p>
+            <w:pPr>
+              <w:jc w:val="center"/>
+              <w:rPr>
+                <w:rFonts w:ascii="Arial" w:eastAsia="標楷體" w:hAnsi="Arial" w:cs="Arial"/>
+                <w:szCs w:val="24"/>
+              </w:rPr>
+            </w:pPr>
+            <w:r>
+              <w:rPr>
+                <w:rFonts w:ascii="Arial" w:eastAsia="標楷體" w:hAnsi="Arial" w:cs="Arial"/>
+                <w:szCs w:val="24"/>
+              </w:rPr>
+              <w:fldChar w:fldCharType="begin"/>
+            </w:r>
+            <w:r>
+              <w:rPr>
+                <w:rFonts w:ascii="Arial" w:eastAsia="標楷體" w:hAnsi="Arial" w:cs="Arial"/>
+                <w:szCs w:val="24"/>
+              </w:rPr>
+              <w:instrText xml:space="preserve">MERGEFIELD </w:instrText>
+            </w:r>
+            <w:r>
+              <w:rPr>
+                <w:rFonts w:ascii="Arial" w:eastAsia="標楷體" w:hAnsi="Arial" w:cs="Arial"/>
+                <w:szCs w:val="24"/>
+              </w:rPr>
+              <w:instrText>修課人數</w:instrText>
+            </w:r>
+            <w:r>
+              <w:rPr>
+                <w:rFonts w:ascii="Arial" w:eastAsia="標楷體" w:hAnsi="Arial" w:cs="Arial"/>
+                <w:szCs w:val="24"/>
+              </w:rPr>
+              <w:instrText xml:space="preserve">14 \* MERGEFORMAT </w:instrText>
+            </w:r>
+            <w:r>
+              <w:rPr>
+                <w:rFonts w:ascii="Arial" w:eastAsia="標楷體" w:hAnsi="Arial" w:cs="Arial"/>
+                <w:szCs w:val="24"/>
+              </w:rPr>
+              <w:fldChar w:fldCharType="separate"/>
+            </w:r>
+            <w:r>
+              <w:rPr>
+                <w:rFonts w:ascii="Arial" w:eastAsia="標楷體" w:hAnsi="Arial" w:cs="Arial"/>
+                <w:szCs w:val="24"/>
+              </w:rPr>
+              <w:t>«</w:t>
+            </w:r>
+            <w:r>
+              <w:rPr>
+                <w:rFonts w:ascii="Arial" w:eastAsia="標楷體" w:hAnsi="Arial" w:cs="Arial"/>
+                <w:szCs w:val="24"/>
+              </w:rPr>
+              <w:t>P</w:t>
+            </w:r>
+            <w:r>
+              <w:rPr>
+                <w:rFonts w:ascii="Arial" w:eastAsia="標楷體" w:hAnsi="Arial" w:cs="Arial"/>
+                <w:szCs w:val="24"/>
+              </w:rPr>
+              <w:t>14»</w:t>
+            </w:r>
+            <w:r>
+              <w:rPr>
+                <w:rFonts w:ascii="Arial" w:eastAsia="標楷體" w:hAnsi="Arial" w:cs="Arial"/>
+                <w:szCs w:val="24"/>
+              </w:rPr>
+              <w:fldChar w:fldCharType="end"/>
+            </w:r>
+          </w:p>
+        </w:tc>
+        <w:tc>
+          <w:tcPr>
+            <w:tcW w:w="1531" w:type="dxa"/>
             <w:tcBorders>
               <w:top w:val="single" w:sz="4" w:space="0" w:color="auto"/>
               <w:left w:val="single" w:sz="4" w:space="0" w:color="auto"/>
@@ -4493,7 +5798,7 @@
         </w:trPr>
         <w:tc>
           <w:tcPr>
-            <w:tcW w:w="5387" w:type="dxa"/>
+            <w:tcW w:w="4535" w:type="dxa"/>
             <w:tcBorders>
               <w:top w:val="single" w:sz="4" w:space="0" w:color="auto"/>
               <w:left w:val="single" w:sz="4" w:space="0" w:color="auto"/>
@@ -4618,7 +5923,7 @@
         </w:tc>
         <w:tc>
           <w:tcPr>
-            <w:tcW w:w="1276" w:type="dxa"/>
+            <w:tcW w:w="1417" w:type="dxa"/>
             <w:tcBorders>
               <w:top w:val="single" w:sz="4" w:space="0" w:color="auto"/>
               <w:left w:val="single" w:sz="4" w:space="0" w:color="auto"/>
@@ -4688,7 +5993,90 @@
         </w:tc>
         <w:tc>
           <w:tcPr>
-            <w:tcW w:w="2410" w:type="dxa"/>
+            <w:tcW w:w="1531" w:type="dxa"/>
+            <w:tcBorders>
+              <w:top w:val="single" w:sz="4" w:space="0" w:color="auto"/>
+              <w:left w:val="single" w:sz="4" w:space="0" w:color="auto"/>
+              <w:bottom w:val="single" w:sz="4" w:space="0" w:color="auto"/>
+              <w:right w:val="single" w:sz="4" w:space="0" w:color="auto"/>
+            </w:tcBorders>
+          </w:tcPr>
+          <w:p>
+            <w:pPr>
+              <w:jc w:val="center"/>
+              <w:rPr>
+                <w:rFonts w:ascii="Arial" w:eastAsia="標楷體" w:hAnsi="Arial" w:cs="Arial"/>
+                <w:szCs w:val="24"/>
+              </w:rPr>
+            </w:pPr>
+            <w:r>
+              <w:rPr>
+                <w:rFonts w:ascii="Arial" w:eastAsia="標楷體" w:hAnsi="Arial" w:cs="Arial"/>
+                <w:szCs w:val="24"/>
+              </w:rPr>
+              <w:fldChar w:fldCharType="begin"/>
+            </w:r>
+            <w:r>
+              <w:rPr>
+                <w:rFonts w:ascii="Arial" w:eastAsia="標楷體" w:hAnsi="Arial" w:cs="Arial"/>
+                <w:szCs w:val="24"/>
+              </w:rPr>
+              <w:instrText xml:space="preserve">MERGEFIELD </w:instrText>
+            </w:r>
+            <w:r>
+              <w:rPr>
+                <w:rFonts w:ascii="Arial" w:eastAsia="標楷體" w:hAnsi="Arial" w:cs="Arial"/>
+                <w:szCs w:val="24"/>
+              </w:rPr>
+              <w:instrText>修課人數</w:instrText>
+            </w:r>
+            <w:r>
+              <w:rPr>
+                <w:rFonts w:ascii="Arial" w:eastAsia="標楷體" w:hAnsi="Arial" w:cs="Arial"/>
+                <w:szCs w:val="24"/>
+              </w:rPr>
+              <w:instrText xml:space="preserve">15 \* MERGEFORMAT </w:instrText>
+            </w:r>
+            <w:r>
+              <w:rPr>
+                <w:rFonts w:ascii="Arial" w:eastAsia="標楷體" w:hAnsi="Arial" w:cs="Arial"/>
+                <w:szCs w:val="24"/>
+              </w:rPr>
+              <w:fldChar w:fldCharType="separate"/>
+            </w:r>
+            <w:r>
+              <w:rPr>
+                <w:rFonts w:ascii="Arial" w:eastAsia="標楷體" w:hAnsi="Arial" w:cs="Arial"/>
+                <w:szCs w:val="24"/>
+              </w:rPr>
+              <w:t>«</w:t>
+            </w:r>
+            <w:r>
+              <w:rPr>
+                <w:rFonts w:ascii="Arial" w:eastAsia="標楷體" w:hAnsi="Arial" w:cs="Arial"/>
+                <w:szCs w:val="24"/>
+              </w:rPr>
+              <w:t>P</w:t>
+            </w:r>
+            <w:r>
+              <w:rPr>
+                <w:rFonts w:ascii="Arial" w:eastAsia="標楷體" w:hAnsi="Arial" w:cs="Arial"/>
+                <w:szCs w:val="24"/>
+              </w:rPr>
+              <w:t>15»</w:t>
+            </w:r>
+            <w:r>
+              <w:rPr>
+                <w:rFonts w:ascii="Arial" w:eastAsia="標楷體" w:hAnsi="Arial" w:cs="Arial"/>
+                <w:szCs w:val="24"/>
+              </w:rPr>
+              <w:fldChar w:fldCharType="end"/>
+            </w:r>
+          </w:p>
+        </w:tc>
+        <w:tc>
+          <w:tcPr>
+            <w:tcW w:w="1531" w:type="dxa"/>
             <w:tcBorders>
               <w:top w:val="single" w:sz="4" w:space="0" w:color="auto"/>
               <w:left w:val="single" w:sz="4" w:space="0" w:color="auto"/>
@@ -4763,7 +6151,7 @@
         </w:trPr>
         <w:tc>
           <w:tcPr>
-            <w:tcW w:w="5387" w:type="dxa"/>
+            <w:tcW w:w="4535" w:type="dxa"/>
             <w:tcBorders>
               <w:top w:val="single" w:sz="4" w:space="0" w:color="auto"/>
               <w:left w:val="single" w:sz="4" w:space="0" w:color="auto"/>
@@ -4888,7 +6276,7 @@
         </w:tc>
         <w:tc>
           <w:tcPr>
-            <w:tcW w:w="1276" w:type="dxa"/>
+            <w:tcW w:w="1417" w:type="dxa"/>
             <w:tcBorders>
               <w:top w:val="single" w:sz="4" w:space="0" w:color="auto"/>
               <w:left w:val="single" w:sz="4" w:space="0" w:color="auto"/>
@@ -4958,7 +6346,90 @@
         </w:tc>
         <w:tc>
           <w:tcPr>
-            <w:tcW w:w="2410" w:type="dxa"/>
+            <w:tcW w:w="1531" w:type="dxa"/>
+            <w:tcBorders>
+              <w:top w:val="single" w:sz="4" w:space="0" w:color="auto"/>
+              <w:left w:val="single" w:sz="4" w:space="0" w:color="auto"/>
+              <w:bottom w:val="single" w:sz="4" w:space="0" w:color="auto"/>
+              <w:right w:val="single" w:sz="4" w:space="0" w:color="auto"/>
+            </w:tcBorders>
+          </w:tcPr>
+          <w:p>
+            <w:pPr>
+              <w:jc w:val="center"/>
+              <w:rPr>
+                <w:rFonts w:ascii="Arial" w:eastAsia="標楷體" w:hAnsi="Arial" w:cs="Arial"/>
+                <w:szCs w:val="24"/>
+              </w:rPr>
+            </w:pPr>
+            <w:r>
+              <w:rPr>
+                <w:rFonts w:ascii="Arial" w:eastAsia="標楷體" w:hAnsi="Arial" w:cs="Arial"/>
+                <w:szCs w:val="24"/>
+              </w:rPr>
+              <w:fldChar w:fldCharType="begin"/>
+            </w:r>
+            <w:r>
+              <w:rPr>
+                <w:rFonts w:ascii="Arial" w:eastAsia="標楷體" w:hAnsi="Arial" w:cs="Arial"/>
+                <w:szCs w:val="24"/>
+              </w:rPr>
+              <w:instrText xml:space="preserve">MERGEFIELD </w:instrText>
+            </w:r>
+            <w:r>
+              <w:rPr>
+                <w:rFonts w:ascii="Arial" w:eastAsia="標楷體" w:hAnsi="Arial" w:cs="Arial"/>
+                <w:szCs w:val="24"/>
+              </w:rPr>
+              <w:instrText>修課人數</w:instrText>
+            </w:r>
+            <w:r>
+              <w:rPr>
+                <w:rFonts w:ascii="Arial" w:eastAsia="標楷體" w:hAnsi="Arial" w:cs="Arial"/>
+                <w:szCs w:val="24"/>
+              </w:rPr>
+              <w:instrText xml:space="preserve">16 \* MERGEFORMAT </w:instrText>
+            </w:r>
+            <w:r>
+              <w:rPr>
+                <w:rFonts w:ascii="Arial" w:eastAsia="標楷體" w:hAnsi="Arial" w:cs="Arial"/>
+                <w:szCs w:val="24"/>
+              </w:rPr>
+              <w:fldChar w:fldCharType="separate"/>
+            </w:r>
+            <w:r>
+              <w:rPr>
+                <w:rFonts w:ascii="Arial" w:eastAsia="標楷體" w:hAnsi="Arial" w:cs="Arial"/>
+                <w:szCs w:val="24"/>
+              </w:rPr>
+              <w:t>«</w:t>
+            </w:r>
+            <w:r>
+              <w:rPr>
+                <w:rFonts w:ascii="Arial" w:eastAsia="標楷體" w:hAnsi="Arial" w:cs="Arial"/>
+                <w:szCs w:val="24"/>
+              </w:rPr>
+              <w:t>P</w:t>
+            </w:r>
+            <w:r>
+              <w:rPr>
+                <w:rFonts w:ascii="Arial" w:eastAsia="標楷體" w:hAnsi="Arial" w:cs="Arial"/>
+                <w:szCs w:val="24"/>
+              </w:rPr>
+              <w:t>16»</w:t>
+            </w:r>
+            <w:r>
+              <w:rPr>
+                <w:rFonts w:ascii="Arial" w:eastAsia="標楷體" w:hAnsi="Arial" w:cs="Arial"/>
+                <w:szCs w:val="24"/>
+              </w:rPr>
+              <w:fldChar w:fldCharType="end"/>
+            </w:r>
+          </w:p>
+        </w:tc>
+        <w:tc>
+          <w:tcPr>
+            <w:tcW w:w="1531" w:type="dxa"/>
             <w:tcBorders>
               <w:top w:val="single" w:sz="4" w:space="0" w:color="auto"/>
               <w:left w:val="single" w:sz="4" w:space="0" w:color="auto"/>
@@ -5033,7 +6504,7 @@
         </w:trPr>
         <w:tc>
           <w:tcPr>
-            <w:tcW w:w="5387" w:type="dxa"/>
+            <w:tcW w:w="4535" w:type="dxa"/>
             <w:tcBorders>
               <w:top w:val="single" w:sz="4" w:space="0" w:color="auto"/>
               <w:left w:val="single" w:sz="4" w:space="0" w:color="auto"/>
@@ -5158,7 +6629,7 @@
         </w:tc>
         <w:tc>
           <w:tcPr>
-            <w:tcW w:w="1276" w:type="dxa"/>
+            <w:tcW w:w="1417" w:type="dxa"/>
             <w:tcBorders>
               <w:top w:val="single" w:sz="4" w:space="0" w:color="auto"/>
               <w:left w:val="single" w:sz="4" w:space="0" w:color="auto"/>
@@ -5228,7 +6699,90 @@
         </w:tc>
         <w:tc>
           <w:tcPr>
-            <w:tcW w:w="2410" w:type="dxa"/>
+            <w:tcW w:w="1531" w:type="dxa"/>
+            <w:tcBorders>
+              <w:top w:val="single" w:sz="4" w:space="0" w:color="auto"/>
+              <w:left w:val="single" w:sz="4" w:space="0" w:color="auto"/>
+              <w:bottom w:val="single" w:sz="4" w:space="0" w:color="auto"/>
+              <w:right w:val="single" w:sz="4" w:space="0" w:color="auto"/>
+            </w:tcBorders>
+          </w:tcPr>
+          <w:p>
+            <w:pPr>
+              <w:jc w:val="center"/>
+              <w:rPr>
+                <w:rFonts w:ascii="Arial" w:eastAsia="標楷體" w:hAnsi="Arial" w:cs="Arial"/>
+                <w:szCs w:val="24"/>
+              </w:rPr>
+            </w:pPr>
+            <w:r>
+              <w:rPr>
+                <w:rFonts w:ascii="Arial" w:eastAsia="標楷體" w:hAnsi="Arial" w:cs="Arial"/>
+                <w:szCs w:val="24"/>
+              </w:rPr>
+              <w:fldChar w:fldCharType="begin"/>
+            </w:r>
+            <w:r>
+              <w:rPr>
+                <w:rFonts w:ascii="Arial" w:eastAsia="標楷體" w:hAnsi="Arial" w:cs="Arial"/>
+                <w:szCs w:val="24"/>
+              </w:rPr>
+              <w:instrText xml:space="preserve">MERGEFIELD </w:instrText>
+            </w:r>
+            <w:r>
+              <w:rPr>
+                <w:rFonts w:ascii="Arial" w:eastAsia="標楷體" w:hAnsi="Arial" w:cs="Arial"/>
+                <w:szCs w:val="24"/>
+              </w:rPr>
+              <w:instrText>修課人數</w:instrText>
+            </w:r>
+            <w:r>
+              <w:rPr>
+                <w:rFonts w:ascii="Arial" w:eastAsia="標楷體" w:hAnsi="Arial" w:cs="Arial"/>
+                <w:szCs w:val="24"/>
+              </w:rPr>
+              <w:instrText xml:space="preserve">17 \* MERGEFORMAT </w:instrText>
+            </w:r>
+            <w:r>
+              <w:rPr>
+                <w:rFonts w:ascii="Arial" w:eastAsia="標楷體" w:hAnsi="Arial" w:cs="Arial"/>
+                <w:szCs w:val="24"/>
+              </w:rPr>
+              <w:fldChar w:fldCharType="separate"/>
+            </w:r>
+            <w:r>
+              <w:rPr>
+                <w:rFonts w:ascii="Arial" w:eastAsia="標楷體" w:hAnsi="Arial" w:cs="Arial"/>
+                <w:szCs w:val="24"/>
+              </w:rPr>
+              <w:t>«</w:t>
+            </w:r>
+            <w:r>
+              <w:rPr>
+                <w:rFonts w:ascii="Arial" w:eastAsia="標楷體" w:hAnsi="Arial" w:cs="Arial"/>
+                <w:szCs w:val="24"/>
+              </w:rPr>
+              <w:t>P</w:t>
+            </w:r>
+            <w:r>
+              <w:rPr>
+                <w:rFonts w:ascii="Arial" w:eastAsia="標楷體" w:hAnsi="Arial" w:cs="Arial"/>
+                <w:szCs w:val="24"/>
+              </w:rPr>
+              <w:t>17»</w:t>
+            </w:r>
+            <w:r>
+              <w:rPr>
+                <w:rFonts w:ascii="Arial" w:eastAsia="標楷體" w:hAnsi="Arial" w:cs="Arial"/>
+                <w:szCs w:val="24"/>
+              </w:rPr>
+              <w:fldChar w:fldCharType="end"/>
+            </w:r>
+          </w:p>
+        </w:tc>
+        <w:tc>
+          <w:tcPr>
+            <w:tcW w:w="1531" w:type="dxa"/>
             <w:tcBorders>
               <w:top w:val="single" w:sz="4" w:space="0" w:color="auto"/>
               <w:left w:val="single" w:sz="4" w:space="0" w:color="auto"/>
@@ -5303,7 +6857,7 @@
         </w:trPr>
         <w:tc>
           <w:tcPr>
-            <w:tcW w:w="5387" w:type="dxa"/>
+            <w:tcW w:w="4535" w:type="dxa"/>
             <w:tcBorders>
               <w:top w:val="single" w:sz="4" w:space="0" w:color="auto"/>
               <w:left w:val="single" w:sz="4" w:space="0" w:color="auto"/>
@@ -5428,7 +6982,7 @@
         </w:tc>
         <w:tc>
           <w:tcPr>
-            <w:tcW w:w="1276" w:type="dxa"/>
+            <w:tcW w:w="1417" w:type="dxa"/>
             <w:tcBorders>
               <w:top w:val="single" w:sz="4" w:space="0" w:color="auto"/>
               <w:left w:val="single" w:sz="4" w:space="0" w:color="auto"/>
@@ -5498,7 +7052,90 @@
         </w:tc>
         <w:tc>
           <w:tcPr>
-            <w:tcW w:w="2410" w:type="dxa"/>
+            <w:tcW w:w="1531" w:type="dxa"/>
+            <w:tcBorders>
+              <w:top w:val="single" w:sz="4" w:space="0" w:color="auto"/>
+              <w:left w:val="single" w:sz="4" w:space="0" w:color="auto"/>
+              <w:bottom w:val="single" w:sz="4" w:space="0" w:color="auto"/>
+              <w:right w:val="single" w:sz="4" w:space="0" w:color="auto"/>
+            </w:tcBorders>
+          </w:tcPr>
+          <w:p>
+            <w:pPr>
+              <w:jc w:val="center"/>
+              <w:rPr>
+                <w:rFonts w:ascii="Arial" w:eastAsia="標楷體" w:hAnsi="Arial" w:cs="Arial"/>
+                <w:szCs w:val="24"/>
+              </w:rPr>
+            </w:pPr>
+            <w:r>
+              <w:rPr>
+                <w:rFonts w:ascii="Arial" w:eastAsia="標楷體" w:hAnsi="Arial" w:cs="Arial"/>
+                <w:szCs w:val="24"/>
+              </w:rPr>
+              <w:fldChar w:fldCharType="begin"/>
+            </w:r>
+            <w:r>
+              <w:rPr>
+                <w:rFonts w:ascii="Arial" w:eastAsia="標楷體" w:hAnsi="Arial" w:cs="Arial"/>
+                <w:szCs w:val="24"/>
+              </w:rPr>
+              <w:instrText xml:space="preserve">MERGEFIELD </w:instrText>
+            </w:r>
+            <w:r>
+              <w:rPr>
+                <w:rFonts w:ascii="Arial" w:eastAsia="標楷體" w:hAnsi="Arial" w:cs="Arial"/>
+                <w:szCs w:val="24"/>
+              </w:rPr>
+              <w:instrText>修課人數</w:instrText>
+            </w:r>
+            <w:r>
+              <w:rPr>
+                <w:rFonts w:ascii="Arial" w:eastAsia="標楷體" w:hAnsi="Arial" w:cs="Arial"/>
+                <w:szCs w:val="24"/>
+              </w:rPr>
+              <w:instrText xml:space="preserve">18 \* MERGEFORMAT </w:instrText>
+            </w:r>
+            <w:r>
+              <w:rPr>
+                <w:rFonts w:ascii="Arial" w:eastAsia="標楷體" w:hAnsi="Arial" w:cs="Arial"/>
+                <w:szCs w:val="24"/>
+              </w:rPr>
+              <w:fldChar w:fldCharType="separate"/>
+            </w:r>
+            <w:r>
+              <w:rPr>
+                <w:rFonts w:ascii="Arial" w:eastAsia="標楷體" w:hAnsi="Arial" w:cs="Arial"/>
+                <w:szCs w:val="24"/>
+              </w:rPr>
+              <w:t>«</w:t>
+            </w:r>
+            <w:r>
+              <w:rPr>
+                <w:rFonts w:ascii="Arial" w:eastAsia="標楷體" w:hAnsi="Arial" w:cs="Arial"/>
+                <w:szCs w:val="24"/>
+              </w:rPr>
+              <w:t>P</w:t>
+            </w:r>
+            <w:r>
+              <w:rPr>
+                <w:rFonts w:ascii="Arial" w:eastAsia="標楷體" w:hAnsi="Arial" w:cs="Arial"/>
+                <w:szCs w:val="24"/>
+              </w:rPr>
+              <w:t>18»</w:t>
+            </w:r>
+            <w:r>
+              <w:rPr>
+                <w:rFonts w:ascii="Arial" w:eastAsia="標楷體" w:hAnsi="Arial" w:cs="Arial"/>
+                <w:szCs w:val="24"/>
+              </w:rPr>
+              <w:fldChar w:fldCharType="end"/>
+            </w:r>
+          </w:p>
+        </w:tc>
+        <w:tc>
+          <w:tcPr>
+            <w:tcW w:w="1531" w:type="dxa"/>
             <w:tcBorders>
               <w:top w:val="single" w:sz="4" w:space="0" w:color="auto"/>
               <w:left w:val="single" w:sz="4" w:space="0" w:color="auto"/>
@@ -5573,7 +7210,7 @@
         </w:trPr>
         <w:tc>
           <w:tcPr>
-            <w:tcW w:w="5387" w:type="dxa"/>
+            <w:tcW w:w="4535" w:type="dxa"/>
             <w:tcBorders>
               <w:top w:val="single" w:sz="4" w:space="0" w:color="auto"/>
               <w:left w:val="single" w:sz="4" w:space="0" w:color="auto"/>
@@ -5698,7 +7335,7 @@
         </w:tc>
         <w:tc>
           <w:tcPr>
-            <w:tcW w:w="1276" w:type="dxa"/>
+            <w:tcW w:w="1417" w:type="dxa"/>
             <w:tcBorders>
               <w:top w:val="single" w:sz="4" w:space="0" w:color="auto"/>
               <w:left w:val="single" w:sz="4" w:space="0" w:color="auto"/>
@@ -5768,7 +7405,90 @@
         </w:tc>
         <w:tc>
           <w:tcPr>
-            <w:tcW w:w="2410" w:type="dxa"/>
+            <w:tcW w:w="1531" w:type="dxa"/>
+            <w:tcBorders>
+              <w:top w:val="single" w:sz="4" w:space="0" w:color="auto"/>
+              <w:left w:val="single" w:sz="4" w:space="0" w:color="auto"/>
+              <w:bottom w:val="single" w:sz="4" w:space="0" w:color="auto"/>
+              <w:right w:val="single" w:sz="4" w:space="0" w:color="auto"/>
+            </w:tcBorders>
+          </w:tcPr>
+          <w:p>
+            <w:pPr>
+              <w:jc w:val="center"/>
+              <w:rPr>
+                <w:rFonts w:ascii="Arial" w:eastAsia="標楷體" w:hAnsi="Arial" w:cs="Arial"/>
+                <w:szCs w:val="24"/>
+              </w:rPr>
+            </w:pPr>
+            <w:r>
+              <w:rPr>
+                <w:rFonts w:ascii="Arial" w:eastAsia="標楷體" w:hAnsi="Arial" w:cs="Arial"/>
+                <w:szCs w:val="24"/>
+              </w:rPr>
+              <w:fldChar w:fldCharType="begin"/>
+            </w:r>
+            <w:r>
+              <w:rPr>
+                <w:rFonts w:ascii="Arial" w:eastAsia="標楷體" w:hAnsi="Arial" w:cs="Arial"/>
+                <w:szCs w:val="24"/>
+              </w:rPr>
+              <w:instrText xml:space="preserve">MERGEFIELD </w:instrText>
+            </w:r>
+            <w:r>
+              <w:rPr>
+                <w:rFonts w:ascii="Arial" w:eastAsia="標楷體" w:hAnsi="Arial" w:cs="Arial"/>
+                <w:szCs w:val="24"/>
+              </w:rPr>
+              <w:instrText>修課人數</w:instrText>
+            </w:r>
+            <w:r>
+              <w:rPr>
+                <w:rFonts w:ascii="Arial" w:eastAsia="標楷體" w:hAnsi="Arial" w:cs="Arial"/>
+                <w:szCs w:val="24"/>
+              </w:rPr>
+              <w:instrText xml:space="preserve">19 \* MERGEFORMAT </w:instrText>
+            </w:r>
+            <w:r>
+              <w:rPr>
+                <w:rFonts w:ascii="Arial" w:eastAsia="標楷體" w:hAnsi="Arial" w:cs="Arial"/>
+                <w:szCs w:val="24"/>
+              </w:rPr>
+              <w:fldChar w:fldCharType="separate"/>
+            </w:r>
+            <w:r>
+              <w:rPr>
+                <w:rFonts w:ascii="Arial" w:eastAsia="標楷體" w:hAnsi="Arial" w:cs="Arial"/>
+                <w:szCs w:val="24"/>
+              </w:rPr>
+              <w:t>«</w:t>
+            </w:r>
+            <w:r>
+              <w:rPr>
+                <w:rFonts w:ascii="Arial" w:eastAsia="標楷體" w:hAnsi="Arial" w:cs="Arial"/>
+                <w:szCs w:val="24"/>
+              </w:rPr>
+              <w:t>P</w:t>
+            </w:r>
+            <w:r>
+              <w:rPr>
+                <w:rFonts w:ascii="Arial" w:eastAsia="標楷體" w:hAnsi="Arial" w:cs="Arial"/>
+                <w:szCs w:val="24"/>
+              </w:rPr>
+              <w:t>19»</w:t>
+            </w:r>
+            <w:r>
+              <w:rPr>
+                <w:rFonts w:ascii="Arial" w:eastAsia="標楷體" w:hAnsi="Arial" w:cs="Arial"/>
+                <w:szCs w:val="24"/>
+              </w:rPr>
+              <w:fldChar w:fldCharType="end"/>
+            </w:r>
+          </w:p>
+        </w:tc>
+        <w:tc>
+          <w:tcPr>
+            <w:tcW w:w="1531" w:type="dxa"/>
             <w:tcBorders>
               <w:top w:val="single" w:sz="4" w:space="0" w:color="auto"/>
               <w:left w:val="single" w:sz="4" w:space="0" w:color="auto"/>
@@ -5843,7 +7563,7 @@
         </w:trPr>
         <w:tc>
           <w:tcPr>
-            <w:tcW w:w="5387" w:type="dxa"/>
+            <w:tcW w:w="4535" w:type="dxa"/>
             <w:tcBorders>
               <w:top w:val="single" w:sz="4" w:space="0" w:color="auto"/>
               <w:left w:val="single" w:sz="4" w:space="0" w:color="auto"/>
@@ -5968,7 +7688,7 @@
         </w:tc>
         <w:tc>
           <w:tcPr>
-            <w:tcW w:w="1276" w:type="dxa"/>
+            <w:tcW w:w="1417" w:type="dxa"/>
             <w:tcBorders>
               <w:top w:val="single" w:sz="4" w:space="0" w:color="auto"/>
               <w:left w:val="single" w:sz="4" w:space="0" w:color="auto"/>
@@ -6038,7 +7758,90 @@
         </w:tc>
         <w:tc>
           <w:tcPr>
-            <w:tcW w:w="2410" w:type="dxa"/>
+            <w:tcW w:w="1531" w:type="dxa"/>
+            <w:tcBorders>
+              <w:top w:val="single" w:sz="4" w:space="0" w:color="auto"/>
+              <w:left w:val="single" w:sz="4" w:space="0" w:color="auto"/>
+              <w:bottom w:val="single" w:sz="4" w:space="0" w:color="auto"/>
+              <w:right w:val="single" w:sz="4" w:space="0" w:color="auto"/>
+            </w:tcBorders>
+          </w:tcPr>
+          <w:p>
+            <w:pPr>
+              <w:jc w:val="center"/>
+              <w:rPr>
+                <w:rFonts w:ascii="Arial" w:eastAsia="標楷體" w:hAnsi="Arial" w:cs="Arial"/>
+                <w:szCs w:val="24"/>
+              </w:rPr>
+            </w:pPr>
+            <w:r>
+              <w:rPr>
+                <w:rFonts w:ascii="Arial" w:eastAsia="標楷體" w:hAnsi="Arial" w:cs="Arial"/>
+                <w:szCs w:val="24"/>
+              </w:rPr>
+              <w:fldChar w:fldCharType="begin"/>
+            </w:r>
+            <w:r>
+              <w:rPr>
+                <w:rFonts w:ascii="Arial" w:eastAsia="標楷體" w:hAnsi="Arial" w:cs="Arial"/>
+                <w:szCs w:val="24"/>
+              </w:rPr>
+              <w:instrText xml:space="preserve">MERGEFIELD </w:instrText>
+            </w:r>
+            <w:r>
+              <w:rPr>
+                <w:rFonts w:ascii="Arial" w:eastAsia="標楷體" w:hAnsi="Arial" w:cs="Arial"/>
+                <w:szCs w:val="24"/>
+              </w:rPr>
+              <w:instrText>修課人數</w:instrText>
+            </w:r>
+            <w:r>
+              <w:rPr>
+                <w:rFonts w:ascii="Arial" w:eastAsia="標楷體" w:hAnsi="Arial" w:cs="Arial"/>
+                <w:szCs w:val="24"/>
+              </w:rPr>
+              <w:instrText xml:space="preserve">20 \* MERGEFORMAT </w:instrText>
+            </w:r>
+            <w:r>
+              <w:rPr>
+                <w:rFonts w:ascii="Arial" w:eastAsia="標楷體" w:hAnsi="Arial" w:cs="Arial"/>
+                <w:szCs w:val="24"/>
+              </w:rPr>
+              <w:fldChar w:fldCharType="separate"/>
+            </w:r>
+            <w:r>
+              <w:rPr>
+                <w:rFonts w:ascii="Arial" w:eastAsia="標楷體" w:hAnsi="Arial" w:cs="Arial"/>
+                <w:szCs w:val="24"/>
+              </w:rPr>
+              <w:t>«</w:t>
+            </w:r>
+            <w:r>
+              <w:rPr>
+                <w:rFonts w:ascii="Arial" w:eastAsia="標楷體" w:hAnsi="Arial" w:cs="Arial"/>
+                <w:szCs w:val="24"/>
+              </w:rPr>
+              <w:t>P</w:t>
+            </w:r>
+            <w:r>
+              <w:rPr>
+                <w:rFonts w:ascii="Arial" w:eastAsia="標楷體" w:hAnsi="Arial" w:cs="Arial"/>
+                <w:szCs w:val="24"/>
+              </w:rPr>
+              <w:t>20»</w:t>
+            </w:r>
+            <w:r>
+              <w:rPr>
+                <w:rFonts w:ascii="Arial" w:eastAsia="標楷體" w:hAnsi="Arial" w:cs="Arial"/>
+                <w:szCs w:val="24"/>
+              </w:rPr>
+              <w:fldChar w:fldCharType="end"/>
+            </w:r>
+          </w:p>
+        </w:tc>
+        <w:tc>
+          <w:tcPr>
+            <w:tcW w:w="1531" w:type="dxa"/>
             <w:tcBorders>
               <w:top w:val="single" w:sz="4" w:space="0" w:color="auto"/>
               <w:left w:val="single" w:sz="4" w:space="0" w:color="auto"/>
@@ -6113,7 +7916,7 @@
         </w:trPr>
         <w:tc>
           <w:tcPr>
-            <w:tcW w:w="5387" w:type="dxa"/>
+            <w:tcW w:w="4535" w:type="dxa"/>
             <w:tcBorders>
               <w:top w:val="single" w:sz="4" w:space="0" w:color="auto"/>
               <w:left w:val="single" w:sz="4" w:space="0" w:color="auto"/>
@@ -6238,7 +8041,7 @@
         </w:tc>
         <w:tc>
           <w:tcPr>
-            <w:tcW w:w="1276" w:type="dxa"/>
+            <w:tcW w:w="1417" w:type="dxa"/>
             <w:tcBorders>
               <w:top w:val="single" w:sz="4" w:space="0" w:color="auto"/>
               <w:left w:val="single" w:sz="4" w:space="0" w:color="auto"/>
@@ -6308,7 +8111,90 @@
         </w:tc>
         <w:tc>
           <w:tcPr>
-            <w:tcW w:w="2410" w:type="dxa"/>
+            <w:tcW w:w="1531" w:type="dxa"/>
+            <w:tcBorders>
+              <w:top w:val="single" w:sz="4" w:space="0" w:color="auto"/>
+              <w:left w:val="single" w:sz="4" w:space="0" w:color="auto"/>
+              <w:bottom w:val="single" w:sz="4" w:space="0" w:color="auto"/>
+              <w:right w:val="single" w:sz="4" w:space="0" w:color="auto"/>
+            </w:tcBorders>
+          </w:tcPr>
+          <w:p>
+            <w:pPr>
+              <w:jc w:val="center"/>
+              <w:rPr>
+                <w:rFonts w:ascii="Arial" w:eastAsia="標楷體" w:hAnsi="Arial" w:cs="Arial"/>
+                <w:szCs w:val="24"/>
+              </w:rPr>
+            </w:pPr>
+            <w:r>
+              <w:rPr>
+                <w:rFonts w:ascii="Arial" w:eastAsia="標楷體" w:hAnsi="Arial" w:cs="Arial"/>
+                <w:szCs w:val="24"/>
+              </w:rPr>
+              <w:fldChar w:fldCharType="begin"/>
+            </w:r>
+            <w:r>
+              <w:rPr>
+                <w:rFonts w:ascii="Arial" w:eastAsia="標楷體" w:hAnsi="Arial" w:cs="Arial"/>
+                <w:szCs w:val="24"/>
+              </w:rPr>
+              <w:instrText xml:space="preserve">MERGEFIELD </w:instrText>
+            </w:r>
+            <w:r>
+              <w:rPr>
+                <w:rFonts w:ascii="Arial" w:eastAsia="標楷體" w:hAnsi="Arial" w:cs="Arial"/>
+                <w:szCs w:val="24"/>
+              </w:rPr>
+              <w:instrText>修課人數</w:instrText>
+            </w:r>
+            <w:r>
+              <w:rPr>
+                <w:rFonts w:ascii="Arial" w:eastAsia="標楷體" w:hAnsi="Arial" w:cs="Arial"/>
+                <w:szCs w:val="24"/>
+              </w:rPr>
+              <w:instrText xml:space="preserve">21 \* MERGEFORMAT </w:instrText>
+            </w:r>
+            <w:r>
+              <w:rPr>
+                <w:rFonts w:ascii="Arial" w:eastAsia="標楷體" w:hAnsi="Arial" w:cs="Arial"/>
+                <w:szCs w:val="24"/>
+              </w:rPr>
+              <w:fldChar w:fldCharType="separate"/>
+            </w:r>
+            <w:r>
+              <w:rPr>
+                <w:rFonts w:ascii="Arial" w:eastAsia="標楷體" w:hAnsi="Arial" w:cs="Arial"/>
+                <w:szCs w:val="24"/>
+              </w:rPr>
+              <w:t>«</w:t>
+            </w:r>
+            <w:r>
+              <w:rPr>
+                <w:rFonts w:ascii="Arial" w:eastAsia="標楷體" w:hAnsi="Arial" w:cs="Arial"/>
+                <w:szCs w:val="24"/>
+              </w:rPr>
+              <w:t>P</w:t>
+            </w:r>
+            <w:r>
+              <w:rPr>
+                <w:rFonts w:ascii="Arial" w:eastAsia="標楷體" w:hAnsi="Arial" w:cs="Arial"/>
+                <w:szCs w:val="24"/>
+              </w:rPr>
+              <w:t>21»</w:t>
+            </w:r>
+            <w:r>
+              <w:rPr>
+                <w:rFonts w:ascii="Arial" w:eastAsia="標楷體" w:hAnsi="Arial" w:cs="Arial"/>
+                <w:szCs w:val="24"/>
+              </w:rPr>
+              <w:fldChar w:fldCharType="end"/>
+            </w:r>
+          </w:p>
+        </w:tc>
+        <w:tc>
+          <w:tcPr>
+            <w:tcW w:w="1531" w:type="dxa"/>
             <w:tcBorders>
               <w:top w:val="single" w:sz="4" w:space="0" w:color="auto"/>
               <w:left w:val="single" w:sz="4" w:space="0" w:color="auto"/>
@@ -6383,7 +8269,7 @@
         </w:trPr>
         <w:tc>
           <w:tcPr>
-            <w:tcW w:w="5387" w:type="dxa"/>
+            <w:tcW w:w="4535" w:type="dxa"/>
             <w:tcBorders>
               <w:top w:val="single" w:sz="4" w:space="0" w:color="auto"/>
               <w:left w:val="single" w:sz="4" w:space="0" w:color="auto"/>
@@ -6508,7 +8394,7 @@
         </w:tc>
         <w:tc>
           <w:tcPr>
-            <w:tcW w:w="1276" w:type="dxa"/>
+            <w:tcW w:w="1417" w:type="dxa"/>
             <w:tcBorders>
               <w:top w:val="single" w:sz="4" w:space="0" w:color="auto"/>
               <w:left w:val="single" w:sz="4" w:space="0" w:color="auto"/>
@@ -6578,7 +8464,90 @@
         </w:tc>
         <w:tc>
           <w:tcPr>
-            <w:tcW w:w="2410" w:type="dxa"/>
+            <w:tcW w:w="1531" w:type="dxa"/>
+            <w:tcBorders>
+              <w:top w:val="single" w:sz="4" w:space="0" w:color="auto"/>
+              <w:left w:val="single" w:sz="4" w:space="0" w:color="auto"/>
+              <w:bottom w:val="single" w:sz="4" w:space="0" w:color="auto"/>
+              <w:right w:val="single" w:sz="4" w:space="0" w:color="auto"/>
+            </w:tcBorders>
+          </w:tcPr>
+          <w:p>
+            <w:pPr>
+              <w:jc w:val="center"/>
+              <w:rPr>
+                <w:rFonts w:ascii="Arial" w:eastAsia="標楷體" w:hAnsi="Arial" w:cs="Arial"/>
+                <w:szCs w:val="24"/>
+              </w:rPr>
+            </w:pPr>
+            <w:r>
+              <w:rPr>
+                <w:rFonts w:ascii="Arial" w:eastAsia="標楷體" w:hAnsi="Arial" w:cs="Arial"/>
+                <w:szCs w:val="24"/>
+              </w:rPr>
+              <w:fldChar w:fldCharType="begin"/>
+            </w:r>
+            <w:r>
+              <w:rPr>
+                <w:rFonts w:ascii="Arial" w:eastAsia="標楷體" w:hAnsi="Arial" w:cs="Arial"/>
+                <w:szCs w:val="24"/>
+              </w:rPr>
+              <w:instrText xml:space="preserve">MERGEFIELD </w:instrText>
+            </w:r>
+            <w:r>
+              <w:rPr>
+                <w:rFonts w:ascii="Arial" w:eastAsia="標楷體" w:hAnsi="Arial" w:cs="Arial"/>
+                <w:szCs w:val="24"/>
+              </w:rPr>
+              <w:instrText>修課人數</w:instrText>
+            </w:r>
+            <w:r>
+              <w:rPr>
+                <w:rFonts w:ascii="Arial" w:eastAsia="標楷體" w:hAnsi="Arial" w:cs="Arial"/>
+                <w:szCs w:val="24"/>
+              </w:rPr>
+              <w:instrText xml:space="preserve">22 \* MERGEFORMAT </w:instrText>
+            </w:r>
+            <w:r>
+              <w:rPr>
+                <w:rFonts w:ascii="Arial" w:eastAsia="標楷體" w:hAnsi="Arial" w:cs="Arial"/>
+                <w:szCs w:val="24"/>
+              </w:rPr>
+              <w:fldChar w:fldCharType="separate"/>
+            </w:r>
+            <w:r>
+              <w:rPr>
+                <w:rFonts w:ascii="Arial" w:eastAsia="標楷體" w:hAnsi="Arial" w:cs="Arial"/>
+                <w:szCs w:val="24"/>
+              </w:rPr>
+              <w:t>«</w:t>
+            </w:r>
+            <w:r>
+              <w:rPr>
+                <w:rFonts w:ascii="Arial" w:eastAsia="標楷體" w:hAnsi="Arial" w:cs="Arial"/>
+                <w:szCs w:val="24"/>
+              </w:rPr>
+              <w:t>P</w:t>
+            </w:r>
+            <w:r>
+              <w:rPr>
+                <w:rFonts w:ascii="Arial" w:eastAsia="標楷體" w:hAnsi="Arial" w:cs="Arial"/>
+                <w:szCs w:val="24"/>
+              </w:rPr>
+              <w:t>22»</w:t>
+            </w:r>
+            <w:r>
+              <w:rPr>
+                <w:rFonts w:ascii="Arial" w:eastAsia="標楷體" w:hAnsi="Arial" w:cs="Arial"/>
+                <w:szCs w:val="24"/>
+              </w:rPr>
+              <w:fldChar w:fldCharType="end"/>
+            </w:r>
+          </w:p>
+        </w:tc>
+        <w:tc>
+          <w:tcPr>
+            <w:tcW w:w="1531" w:type="dxa"/>
             <w:tcBorders>
               <w:top w:val="single" w:sz="4" w:space="0" w:color="auto"/>
               <w:left w:val="single" w:sz="4" w:space="0" w:color="auto"/>
@@ -6653,7 +8622,7 @@
         </w:trPr>
         <w:tc>
           <w:tcPr>
-            <w:tcW w:w="5387" w:type="dxa"/>
+            <w:tcW w:w="4535" w:type="dxa"/>
             <w:tcBorders>
               <w:top w:val="single" w:sz="4" w:space="0" w:color="auto"/>
               <w:left w:val="single" w:sz="4" w:space="0" w:color="auto"/>
@@ -6778,7 +8747,7 @@
         </w:tc>
         <w:tc>
           <w:tcPr>
-            <w:tcW w:w="1276" w:type="dxa"/>
+            <w:tcW w:w="1417" w:type="dxa"/>
             <w:tcBorders>
               <w:top w:val="single" w:sz="4" w:space="0" w:color="auto"/>
               <w:left w:val="single" w:sz="4" w:space="0" w:color="auto"/>
@@ -6848,7 +8817,90 @@
         </w:tc>
         <w:tc>
           <w:tcPr>
-            <w:tcW w:w="2410" w:type="dxa"/>
+            <w:tcW w:w="1531" w:type="dxa"/>
+            <w:tcBorders>
+              <w:top w:val="single" w:sz="4" w:space="0" w:color="auto"/>
+              <w:left w:val="single" w:sz="4" w:space="0" w:color="auto"/>
+              <w:bottom w:val="single" w:sz="4" w:space="0" w:color="auto"/>
+              <w:right w:val="single" w:sz="4" w:space="0" w:color="auto"/>
+            </w:tcBorders>
+          </w:tcPr>
+          <w:p>
+            <w:pPr>
+              <w:jc w:val="center"/>
+              <w:rPr>
+                <w:rFonts w:ascii="Arial" w:eastAsia="標楷體" w:hAnsi="Arial" w:cs="Arial"/>
+                <w:szCs w:val="24"/>
+              </w:rPr>
+            </w:pPr>
+            <w:r>
+              <w:rPr>
+                <w:rFonts w:ascii="Arial" w:eastAsia="標楷體" w:hAnsi="Arial" w:cs="Arial"/>
+                <w:szCs w:val="24"/>
+              </w:rPr>
+              <w:fldChar w:fldCharType="begin"/>
+            </w:r>
+            <w:r>
+              <w:rPr>
+                <w:rFonts w:ascii="Arial" w:eastAsia="標楷體" w:hAnsi="Arial" w:cs="Arial"/>
+                <w:szCs w:val="24"/>
+              </w:rPr>
+              <w:instrText xml:space="preserve">MERGEFIELD </w:instrText>
+            </w:r>
+            <w:r>
+              <w:rPr>
+                <w:rFonts w:ascii="Arial" w:eastAsia="標楷體" w:hAnsi="Arial" w:cs="Arial"/>
+                <w:szCs w:val="24"/>
+              </w:rPr>
+              <w:instrText>修課人數</w:instrText>
+            </w:r>
+            <w:r>
+              <w:rPr>
+                <w:rFonts w:ascii="Arial" w:eastAsia="標楷體" w:hAnsi="Arial" w:cs="Arial"/>
+                <w:szCs w:val="24"/>
+              </w:rPr>
+              <w:instrText xml:space="preserve">23 \* MERGEFORMAT </w:instrText>
+            </w:r>
+            <w:r>
+              <w:rPr>
+                <w:rFonts w:ascii="Arial" w:eastAsia="標楷體" w:hAnsi="Arial" w:cs="Arial"/>
+                <w:szCs w:val="24"/>
+              </w:rPr>
+              <w:fldChar w:fldCharType="separate"/>
+            </w:r>
+            <w:r>
+              <w:rPr>
+                <w:rFonts w:ascii="Arial" w:eastAsia="標楷體" w:hAnsi="Arial" w:cs="Arial"/>
+                <w:szCs w:val="24"/>
+              </w:rPr>
+              <w:t>«</w:t>
+            </w:r>
+            <w:r>
+              <w:rPr>
+                <w:rFonts w:ascii="Arial" w:eastAsia="標楷體" w:hAnsi="Arial" w:cs="Arial"/>
+                <w:szCs w:val="24"/>
+              </w:rPr>
+              <w:t>P</w:t>
+            </w:r>
+            <w:r>
+              <w:rPr>
+                <w:rFonts w:ascii="Arial" w:eastAsia="標楷體" w:hAnsi="Arial" w:cs="Arial"/>
+                <w:szCs w:val="24"/>
+              </w:rPr>
+              <w:t>23»</w:t>
+            </w:r>
+            <w:r>
+              <w:rPr>
+                <w:rFonts w:ascii="Arial" w:eastAsia="標楷體" w:hAnsi="Arial" w:cs="Arial"/>
+                <w:szCs w:val="24"/>
+              </w:rPr>
+              <w:fldChar w:fldCharType="end"/>
+            </w:r>
+          </w:p>
+        </w:tc>
+        <w:tc>
+          <w:tcPr>
+            <w:tcW w:w="1531" w:type="dxa"/>
             <w:tcBorders>
               <w:top w:val="single" w:sz="4" w:space="0" w:color="auto"/>
               <w:left w:val="single" w:sz="4" w:space="0" w:color="auto"/>
@@ -6923,7 +8975,7 @@
         </w:trPr>
         <w:tc>
           <w:tcPr>
-            <w:tcW w:w="5387" w:type="dxa"/>
+            <w:tcW w:w="4535" w:type="dxa"/>
             <w:tcBorders>
               <w:top w:val="single" w:sz="4" w:space="0" w:color="auto"/>
               <w:left w:val="single" w:sz="4" w:space="0" w:color="auto"/>
@@ -7048,7 +9100,7 @@
         </w:tc>
         <w:tc>
           <w:tcPr>
-            <w:tcW w:w="1276" w:type="dxa"/>
+            <w:tcW w:w="1417" w:type="dxa"/>
             <w:tcBorders>
               <w:top w:val="single" w:sz="4" w:space="0" w:color="auto"/>
               <w:left w:val="single" w:sz="4" w:space="0" w:color="auto"/>
@@ -7118,7 +9170,90 @@
         </w:tc>
         <w:tc>
           <w:tcPr>
-            <w:tcW w:w="2410" w:type="dxa"/>
+            <w:tcW w:w="1531" w:type="dxa"/>
+            <w:tcBorders>
+              <w:top w:val="single" w:sz="4" w:space="0" w:color="auto"/>
+              <w:left w:val="single" w:sz="4" w:space="0" w:color="auto"/>
+              <w:bottom w:val="single" w:sz="4" w:space="0" w:color="auto"/>
+              <w:right w:val="single" w:sz="4" w:space="0" w:color="auto"/>
+            </w:tcBorders>
+          </w:tcPr>
+          <w:p>
+            <w:pPr>
+              <w:jc w:val="center"/>
+              <w:rPr>
+                <w:rFonts w:ascii="Arial" w:eastAsia="標楷體" w:hAnsi="Arial" w:cs="Arial"/>
+                <w:szCs w:val="24"/>
+              </w:rPr>
+            </w:pPr>
+            <w:r>
+              <w:rPr>
+                <w:rFonts w:ascii="Arial" w:eastAsia="標楷體" w:hAnsi="Arial" w:cs="Arial"/>
+                <w:szCs w:val="24"/>
+              </w:rPr>
+              <w:fldChar w:fldCharType="begin"/>
+            </w:r>
+            <w:r>
+              <w:rPr>
+                <w:rFonts w:ascii="Arial" w:eastAsia="標楷體" w:hAnsi="Arial" w:cs="Arial"/>
+                <w:szCs w:val="24"/>
+              </w:rPr>
+              <w:instrText xml:space="preserve">MERGEFIELD </w:instrText>
+            </w:r>
+            <w:r>
+              <w:rPr>
+                <w:rFonts w:ascii="Arial" w:eastAsia="標楷體" w:hAnsi="Arial" w:cs="Arial"/>
+                <w:szCs w:val="24"/>
+              </w:rPr>
+              <w:instrText>修課人數</w:instrText>
+            </w:r>
+            <w:r>
+              <w:rPr>
+                <w:rFonts w:ascii="Arial" w:eastAsia="標楷體" w:hAnsi="Arial" w:cs="Arial"/>
+                <w:szCs w:val="24"/>
+              </w:rPr>
+              <w:instrText xml:space="preserve">24 \* MERGEFORMAT </w:instrText>
+            </w:r>
+            <w:r>
+              <w:rPr>
+                <w:rFonts w:ascii="Arial" w:eastAsia="標楷體" w:hAnsi="Arial" w:cs="Arial"/>
+                <w:szCs w:val="24"/>
+              </w:rPr>
+              <w:fldChar w:fldCharType="separate"/>
+            </w:r>
+            <w:r>
+              <w:rPr>
+                <w:rFonts w:ascii="Arial" w:eastAsia="標楷體" w:hAnsi="Arial" w:cs="Arial"/>
+                <w:szCs w:val="24"/>
+              </w:rPr>
+              <w:t>«</w:t>
+            </w:r>
+            <w:r>
+              <w:rPr>
+                <w:rFonts w:ascii="Arial" w:eastAsia="標楷體" w:hAnsi="Arial" w:cs="Arial"/>
+                <w:szCs w:val="24"/>
+              </w:rPr>
+              <w:t>P</w:t>
+            </w:r>
+            <w:r>
+              <w:rPr>
+                <w:rFonts w:ascii="Arial" w:eastAsia="標楷體" w:hAnsi="Arial" w:cs="Arial"/>
+                <w:szCs w:val="24"/>
+              </w:rPr>
+              <w:t>24»</w:t>
+            </w:r>
+            <w:r>
+              <w:rPr>
+                <w:rFonts w:ascii="Arial" w:eastAsia="標楷體" w:hAnsi="Arial" w:cs="Arial"/>
+                <w:szCs w:val="24"/>
+              </w:rPr>
+              <w:fldChar w:fldCharType="end"/>
+            </w:r>
+          </w:p>
+        </w:tc>
+        <w:tc>
+          <w:tcPr>
+            <w:tcW w:w="1531" w:type="dxa"/>
             <w:tcBorders>
               <w:top w:val="single" w:sz="4" w:space="0" w:color="auto"/>
               <w:left w:val="single" w:sz="4" w:space="0" w:color="auto"/>
@@ -7193,7 +9328,7 @@
         </w:trPr>
         <w:tc>
           <w:tcPr>
-            <w:tcW w:w="5387" w:type="dxa"/>
+            <w:tcW w:w="4535" w:type="dxa"/>
             <w:tcBorders>
               <w:top w:val="single" w:sz="4" w:space="0" w:color="auto"/>
               <w:left w:val="single" w:sz="4" w:space="0" w:color="auto"/>
@@ -7318,7 +9453,7 @@
         </w:tc>
         <w:tc>
           <w:tcPr>
-            <w:tcW w:w="1276" w:type="dxa"/>
+            <w:tcW w:w="1417" w:type="dxa"/>
             <w:tcBorders>
               <w:top w:val="single" w:sz="4" w:space="0" w:color="auto"/>
               <w:left w:val="single" w:sz="4" w:space="0" w:color="auto"/>
@@ -7388,7 +9523,90 @@
         </w:tc>
         <w:tc>
           <w:tcPr>
-            <w:tcW w:w="2410" w:type="dxa"/>
+            <w:tcW w:w="1531" w:type="dxa"/>
+            <w:tcBorders>
+              <w:top w:val="single" w:sz="4" w:space="0" w:color="auto"/>
+              <w:left w:val="single" w:sz="4" w:space="0" w:color="auto"/>
+              <w:bottom w:val="single" w:sz="4" w:space="0" w:color="auto"/>
+              <w:right w:val="single" w:sz="4" w:space="0" w:color="auto"/>
+            </w:tcBorders>
+          </w:tcPr>
+          <w:p>
+            <w:pPr>
+              <w:jc w:val="center"/>
+              <w:rPr>
+                <w:rFonts w:ascii="Arial" w:eastAsia="標楷體" w:hAnsi="Arial" w:cs="Arial"/>
+                <w:szCs w:val="24"/>
+              </w:rPr>
+            </w:pPr>
+            <w:r>
+              <w:rPr>
+                <w:rFonts w:ascii="Arial" w:eastAsia="標楷體" w:hAnsi="Arial" w:cs="Arial"/>
+                <w:szCs w:val="24"/>
+              </w:rPr>
+              <w:fldChar w:fldCharType="begin"/>
+            </w:r>
+            <w:r>
+              <w:rPr>
+                <w:rFonts w:ascii="Arial" w:eastAsia="標楷體" w:hAnsi="Arial" w:cs="Arial"/>
+                <w:szCs w:val="24"/>
+              </w:rPr>
+              <w:instrText xml:space="preserve">MERGEFIELD </w:instrText>
+            </w:r>
+            <w:r>
+              <w:rPr>
+                <w:rFonts w:ascii="Arial" w:eastAsia="標楷體" w:hAnsi="Arial" w:cs="Arial"/>
+                <w:szCs w:val="24"/>
+              </w:rPr>
+              <w:instrText>修課人數</w:instrText>
+            </w:r>
+            <w:r>
+              <w:rPr>
+                <w:rFonts w:ascii="Arial" w:eastAsia="標楷體" w:hAnsi="Arial" w:cs="Arial"/>
+                <w:szCs w:val="24"/>
+              </w:rPr>
+              <w:instrText xml:space="preserve">25 \* MERGEFORMAT </w:instrText>
+            </w:r>
+            <w:r>
+              <w:rPr>
+                <w:rFonts w:ascii="Arial" w:eastAsia="標楷體" w:hAnsi="Arial" w:cs="Arial"/>
+                <w:szCs w:val="24"/>
+              </w:rPr>
+              <w:fldChar w:fldCharType="separate"/>
+            </w:r>
+            <w:r>
+              <w:rPr>
+                <w:rFonts w:ascii="Arial" w:eastAsia="標楷體" w:hAnsi="Arial" w:cs="Arial"/>
+                <w:szCs w:val="24"/>
+              </w:rPr>
+              <w:t>«</w:t>
+            </w:r>
+            <w:r>
+              <w:rPr>
+                <w:rFonts w:ascii="Arial" w:eastAsia="標楷體" w:hAnsi="Arial" w:cs="Arial"/>
+                <w:szCs w:val="24"/>
+              </w:rPr>
+              <w:t>P</w:t>
+            </w:r>
+            <w:r>
+              <w:rPr>
+                <w:rFonts w:ascii="Arial" w:eastAsia="標楷體" w:hAnsi="Arial" w:cs="Arial"/>
+                <w:szCs w:val="24"/>
+              </w:rPr>
+              <w:t>25»</w:t>
+            </w:r>
+            <w:r>
+              <w:rPr>
+                <w:rFonts w:ascii="Arial" w:eastAsia="標楷體" w:hAnsi="Arial" w:cs="Arial"/>
+                <w:szCs w:val="24"/>
+              </w:rPr>
+              <w:fldChar w:fldCharType="end"/>
+            </w:r>
+          </w:p>
+        </w:tc>
+        <w:tc>
+          <w:tcPr>
+            <w:tcW w:w="1531" w:type="dxa"/>
             <w:tcBorders>
               <w:top w:val="single" w:sz="4" w:space="0" w:color="auto"/>
               <w:left w:val="single" w:sz="4" w:space="0" w:color="auto"/>
@@ -7463,7 +9681,7 @@
         </w:trPr>
         <w:tc>
           <w:tcPr>
-            <w:tcW w:w="5387" w:type="dxa"/>
+            <w:tcW w:w="4535" w:type="dxa"/>
             <w:tcBorders>
               <w:top w:val="single" w:sz="4" w:space="0" w:color="auto"/>
               <w:left w:val="single" w:sz="4" w:space="0" w:color="auto"/>
@@ -7476,1364 +9694,6 @@
             <w:pPr>
               <w:rPr>
                 <w:rFonts w:ascii="標楷體" w:eastAsia="標楷體" w:hAnsi="標楷體"/>
-                <w:szCs w:val="24"/>
-              </w:rPr>
-            </w:pPr>
-            <w:r>
-              <w:rPr>
-                <w:rFonts w:ascii="標楷體" w:eastAsia="標楷體" w:hAnsi="標楷體" w:hint="eastAsia"/>
-                <w:szCs w:val="24"/>
-              </w:rPr>
-              <w:fldChar w:fldCharType="begin"/>
-            </w:r>
-            <w:r>
-              <w:rPr>
-                <w:rFonts w:ascii="標楷體" w:eastAsia="標楷體" w:hAnsi="標楷體" w:hint="eastAsia"/>
-                <w:szCs w:val="24"/>
-              </w:rPr>
-              <w:instrText xml:space="preserve">MERGEFIELD 科目名稱26 \* MERGEFORMAT </w:instrText>
-            </w:r>
-            <w:r>
-              <w:rPr>
-                <w:rFonts w:ascii="標楷體" w:eastAsia="標楷體" w:hAnsi="標楷體" w:hint="eastAsia"/>
-                <w:szCs w:val="24"/>
-              </w:rPr>
-              <w:fldChar w:fldCharType="separate"/>
-            </w:r>
-            <w:r>
-              <w:rPr>
-                <w:rFonts w:ascii="標楷體" w:eastAsia="標楷體" w:hAnsi="標楷體" w:hint="eastAsia"/>
-                <w:szCs w:val="24"/>
-              </w:rPr>
-              <w:t>«N26»</w:t>
-            </w:r>
-            <w:r>
-              <w:rPr>
-                <w:rFonts w:ascii="標楷體" w:eastAsia="標楷體" w:hAnsi="標楷體" w:hint="eastAsia"/>
-                <w:szCs w:val="24"/>
-              </w:rPr>
-              <w:fldChar w:fldCharType="end"/>
-            </w:r>
-          </w:p>
-        </w:tc>
-        <w:tc>
-          <w:tcPr>
-            <w:tcW w:w="1417" w:type="dxa"/>
-            <w:tcBorders>
-              <w:top w:val="single" w:sz="4" w:space="0" w:color="auto"/>
-              <w:left w:val="single" w:sz="4" w:space="0" w:color="auto"/>
-              <w:bottom w:val="single" w:sz="4" w:space="0" w:color="auto"/>
-              <w:right w:val="single" w:sz="4" w:space="0" w:color="auto"/>
-            </w:tcBorders>
-            <w:shd w:val="clear" w:color="auto" w:fill="auto"/>
-          </w:tcPr>
-          <w:p>
-            <w:pPr>
-              <w:jc w:val="center"/>
-              <w:rPr>
-                <w:rFonts w:ascii="Arial" w:eastAsia="標楷體" w:hAnsi="Arial" w:cs="Arial"/>
-                <w:szCs w:val="24"/>
-              </w:rPr>
-            </w:pPr>
-            <w:r>
-              <w:rPr>
-                <w:rFonts w:ascii="Arial" w:eastAsia="標楷體" w:hAnsi="Arial" w:cs="Arial"/>
-                <w:szCs w:val="24"/>
-              </w:rPr>
-              <w:fldChar w:fldCharType="begin"/>
-            </w:r>
-            <w:r>
-              <w:rPr>
-                <w:rFonts w:ascii="Arial" w:eastAsia="標楷體" w:hAnsi="Arial" w:cs="Arial"/>
-                <w:szCs w:val="24"/>
-              </w:rPr>
-              <w:instrText xml:space="preserve">MERGEFIELD </w:instrText>
-            </w:r>
-            <w:r>
-              <w:rPr>
-                <w:rFonts w:ascii="Arial" w:eastAsia="標楷體" w:hAnsi="Arial" w:cs="Arial"/>
-                <w:szCs w:val="24"/>
-              </w:rPr>
-              <w:instrText>單科學分數</w:instrText>
-            </w:r>
-            <w:r>
-              <w:rPr>
-                <w:rFonts w:ascii="Arial" w:eastAsia="標楷體" w:hAnsi="Arial" w:cs="Arial"/>
-                <w:szCs w:val="24"/>
-              </w:rPr>
-              <w:instrText xml:space="preserve">26 \* MERGEFORMAT </w:instrText>
-            </w:r>
-            <w:r>
-              <w:rPr>
-                <w:rFonts w:ascii="Arial" w:eastAsia="標楷體" w:hAnsi="Arial" w:cs="Arial"/>
-                <w:szCs w:val="24"/>
-              </w:rPr>
-              <w:fldChar w:fldCharType="separate"/>
-            </w:r>
-            <w:r>
-              <w:rPr>
-                <w:rFonts w:ascii="Arial" w:eastAsia="標楷體" w:hAnsi="Arial" w:cs="Arial"/>
-                <w:szCs w:val="24"/>
-              </w:rPr>
-              <w:t>«C26»</w:t>
-            </w:r>
-            <w:r>
-              <w:rPr>
-                <w:rFonts w:ascii="Arial" w:eastAsia="標楷體" w:hAnsi="Arial" w:cs="Arial"/>
-                <w:szCs w:val="24"/>
-              </w:rPr>
-              <w:fldChar w:fldCharType="end"/>
-            </w:r>
-          </w:p>
-        </w:tc>
-        <w:tc>
-          <w:tcPr>
-            <w:tcW w:w="1276" w:type="dxa"/>
-            <w:tcBorders>
-              <w:top w:val="single" w:sz="4" w:space="0" w:color="auto"/>
-              <w:left w:val="single" w:sz="4" w:space="0" w:color="auto"/>
-              <w:bottom w:val="single" w:sz="4" w:space="0" w:color="auto"/>
-              <w:right w:val="single" w:sz="4" w:space="0" w:color="auto"/>
-            </w:tcBorders>
-            <w:shd w:val="clear" w:color="auto" w:fill="auto"/>
-          </w:tcPr>
-          <w:p>
-            <w:pPr>
-              <w:jc w:val="center"/>
-              <w:rPr>
-                <w:rFonts w:ascii="Arial" w:eastAsia="標楷體" w:hAnsi="Arial" w:cs="Arial"/>
-                <w:szCs w:val="24"/>
-              </w:rPr>
-            </w:pPr>
-            <w:r>
-              <w:rPr>
-                <w:rFonts w:ascii="Arial" w:eastAsia="標楷體" w:hAnsi="Arial" w:cs="Arial"/>
-                <w:szCs w:val="24"/>
-              </w:rPr>
-              <w:fldChar w:fldCharType="begin"/>
-            </w:r>
-            <w:r>
-              <w:rPr>
-                <w:rFonts w:ascii="Arial" w:eastAsia="標楷體" w:hAnsi="Arial" w:cs="Arial"/>
-                <w:szCs w:val="24"/>
-              </w:rPr>
-              <w:instrText xml:space="preserve">MERGEFIELD </w:instrText>
-            </w:r>
-            <w:r>
-              <w:rPr>
-                <w:rFonts w:ascii="Arial" w:eastAsia="標楷體" w:hAnsi="Arial" w:cs="Arial"/>
-                <w:szCs w:val="24"/>
-              </w:rPr>
-              <w:instrText>單科成績</w:instrText>
-            </w:r>
-            <w:r>
-              <w:rPr>
-                <w:rFonts w:ascii="Arial" w:eastAsia="標楷體" w:hAnsi="Arial" w:cs="Arial"/>
-                <w:szCs w:val="24"/>
-              </w:rPr>
-              <w:instrText xml:space="preserve">26 \* MERGEFORMAT </w:instrText>
-            </w:r>
-            <w:r>
-              <w:rPr>
-                <w:rFonts w:ascii="Arial" w:eastAsia="標楷體" w:hAnsi="Arial" w:cs="Arial"/>
-                <w:szCs w:val="24"/>
-              </w:rPr>
-              <w:fldChar w:fldCharType="separate"/>
-            </w:r>
-            <w:r>
-              <w:rPr>
-                <w:rFonts w:ascii="Arial" w:eastAsia="標楷體" w:hAnsi="Arial" w:cs="Arial"/>
-                <w:szCs w:val="24"/>
-              </w:rPr>
-              <w:t>«S26»</w:t>
-            </w:r>
-            <w:r>
-              <w:rPr>
-                <w:rFonts w:ascii="Arial" w:eastAsia="標楷體" w:hAnsi="Arial" w:cs="Arial"/>
-                <w:szCs w:val="24"/>
-              </w:rPr>
-              <w:fldChar w:fldCharType="end"/>
-            </w:r>
-          </w:p>
-        </w:tc>
-        <w:tc>
-          <w:tcPr>
-            <w:tcW w:w="2410" w:type="dxa"/>
-            <w:tcBorders>
-              <w:top w:val="single" w:sz="4" w:space="0" w:color="auto"/>
-              <w:left w:val="single" w:sz="4" w:space="0" w:color="auto"/>
-              <w:bottom w:val="single" w:sz="4" w:space="0" w:color="auto"/>
-              <w:right w:val="single" w:sz="4" w:space="0" w:color="auto"/>
-            </w:tcBorders>
-            <w:shd w:val="clear" w:color="auto" w:fill="auto"/>
-          </w:tcPr>
-          <w:p>
-            <w:pPr>
-              <w:jc w:val="center"/>
-              <w:rPr>
-                <w:rFonts w:ascii="Arial" w:eastAsia="標楷體" w:hAnsi="Arial" w:cs="Arial"/>
-                <w:szCs w:val="24"/>
-              </w:rPr>
-            </w:pPr>
-            <w:r>
-              <w:rPr>
-                <w:rFonts w:ascii="Arial" w:eastAsia="標楷體" w:hAnsi="Arial" w:cs="Arial"/>
-                <w:szCs w:val="24"/>
-              </w:rPr>
-              <w:fldChar w:fldCharType="begin"/>
-            </w:r>
-            <w:r>
-              <w:rPr>
-                <w:rFonts w:ascii="Arial" w:eastAsia="標楷體" w:hAnsi="Arial" w:cs="Arial"/>
-                <w:szCs w:val="24"/>
-              </w:rPr>
-              <w:instrText xml:space="preserve">MERGEFIELD </w:instrText>
-            </w:r>
-            <w:r>
-              <w:rPr>
-                <w:rFonts w:ascii="Arial" w:eastAsia="標楷體" w:hAnsi="Arial" w:cs="Arial"/>
-                <w:szCs w:val="24"/>
-              </w:rPr>
-              <w:instrText>單科成績排名百分比</w:instrText>
-            </w:r>
-            <w:r>
-              <w:rPr>
-                <w:rFonts w:ascii="Arial" w:eastAsia="標楷體" w:hAnsi="Arial" w:cs="Arial"/>
-                <w:szCs w:val="24"/>
-              </w:rPr>
-              <w:instrText xml:space="preserve">26 \* MERGEFORMAT </w:instrText>
-            </w:r>
-            <w:r>
-              <w:rPr>
-                <w:rFonts w:ascii="Arial" w:eastAsia="標楷體" w:hAnsi="Arial" w:cs="Arial"/>
-                <w:szCs w:val="24"/>
-              </w:rPr>
-              <w:fldChar w:fldCharType="separate"/>
-            </w:r>
-            <w:r>
-              <w:rPr>
-                <w:rFonts w:ascii="Arial" w:eastAsia="標楷體" w:hAnsi="Arial" w:cs="Arial"/>
-                <w:szCs w:val="24"/>
-              </w:rPr>
-              <w:t>«R26»</w:t>
-            </w:r>
-            <w:r>
-              <w:rPr>
-                <w:rFonts w:ascii="Arial" w:eastAsia="標楷體" w:hAnsi="Arial" w:cs="Arial"/>
-                <w:szCs w:val="24"/>
-              </w:rPr>
-              <w:fldChar w:fldCharType="end"/>
-            </w:r>
-          </w:p>
-        </w:tc>
-      </w:tr>
-      <w:tr>
-        <w:trPr>
-          <w:trHeight w:val="341"/>
-        </w:trPr>
-        <w:tc>
-          <w:tcPr>
-            <w:tcW w:w="5387" w:type="dxa"/>
-            <w:tcBorders>
-              <w:top w:val="single" w:sz="4" w:space="0" w:color="auto"/>
-              <w:left w:val="single" w:sz="4" w:space="0" w:color="auto"/>
-              <w:bottom w:val="single" w:sz="4" w:space="0" w:color="auto"/>
-              <w:right w:val="single" w:sz="4" w:space="0" w:color="auto"/>
-            </w:tcBorders>
-            <w:shd w:val="clear" w:color="auto" w:fill="auto"/>
-          </w:tcPr>
-          <w:p>
-            <w:pPr>
-              <w:rPr>
-                <w:rFonts w:ascii="標楷體" w:eastAsia="標楷體" w:hAnsi="標楷體"/>
-                <w:szCs w:val="24"/>
-              </w:rPr>
-            </w:pPr>
-            <w:r>
-              <w:rPr>
-                <w:rFonts w:ascii="標楷體" w:eastAsia="標楷體" w:hAnsi="標楷體" w:hint="eastAsia"/>
-                <w:szCs w:val="24"/>
-              </w:rPr>
-              <w:fldChar w:fldCharType="begin"/>
-            </w:r>
-            <w:r>
-              <w:rPr>
-                <w:rFonts w:ascii="標楷體" w:eastAsia="標楷體" w:hAnsi="標楷體" w:hint="eastAsia"/>
-                <w:szCs w:val="24"/>
-              </w:rPr>
-              <w:instrText xml:space="preserve">MERGEFIELD 科目名稱27 \* MERGEFORMAT </w:instrText>
-            </w:r>
-            <w:r>
-              <w:rPr>
-                <w:rFonts w:ascii="標楷體" w:eastAsia="標楷體" w:hAnsi="標楷體" w:hint="eastAsia"/>
-                <w:szCs w:val="24"/>
-              </w:rPr>
-              <w:fldChar w:fldCharType="separate"/>
-            </w:r>
-            <w:r>
-              <w:rPr>
-                <w:rFonts w:ascii="標楷體" w:eastAsia="標楷體" w:hAnsi="標楷體" w:hint="eastAsia"/>
-                <w:szCs w:val="24"/>
-              </w:rPr>
-              <w:t>«N27»</w:t>
-            </w:r>
-            <w:r>
-              <w:rPr>
-                <w:rFonts w:ascii="標楷體" w:eastAsia="標楷體" w:hAnsi="標楷體" w:hint="eastAsia"/>
-                <w:szCs w:val="24"/>
-              </w:rPr>
-              <w:fldChar w:fldCharType="end"/>
-            </w:r>
-          </w:p>
-        </w:tc>
-        <w:tc>
-          <w:tcPr>
-            <w:tcW w:w="1417" w:type="dxa"/>
-            <w:tcBorders>
-              <w:top w:val="single" w:sz="4" w:space="0" w:color="auto"/>
-              <w:left w:val="single" w:sz="4" w:space="0" w:color="auto"/>
-              <w:bottom w:val="single" w:sz="4" w:space="0" w:color="auto"/>
-              <w:right w:val="single" w:sz="4" w:space="0" w:color="auto"/>
-            </w:tcBorders>
-            <w:shd w:val="clear" w:color="auto" w:fill="auto"/>
-          </w:tcPr>
-          <w:p>
-            <w:pPr>
-              <w:jc w:val="center"/>
-              <w:rPr>
-                <w:rFonts w:ascii="Arial" w:eastAsia="標楷體" w:hAnsi="Arial" w:cs="Arial"/>
-                <w:szCs w:val="24"/>
-              </w:rPr>
-            </w:pPr>
-            <w:r>
-              <w:rPr>
-                <w:rFonts w:ascii="Arial" w:eastAsia="標楷體" w:hAnsi="Arial" w:cs="Arial"/>
-                <w:szCs w:val="24"/>
-              </w:rPr>
-              <w:fldChar w:fldCharType="begin"/>
-            </w:r>
-            <w:r>
-              <w:rPr>
-                <w:rFonts w:ascii="Arial" w:eastAsia="標楷體" w:hAnsi="Arial" w:cs="Arial"/>
-                <w:szCs w:val="24"/>
-              </w:rPr>
-              <w:instrText xml:space="preserve">MERGEFIELD </w:instrText>
-            </w:r>
-            <w:r>
-              <w:rPr>
-                <w:rFonts w:ascii="Arial" w:eastAsia="標楷體" w:hAnsi="Arial" w:cs="Arial"/>
-                <w:szCs w:val="24"/>
-              </w:rPr>
-              <w:instrText>單科學分數</w:instrText>
-            </w:r>
-            <w:r>
-              <w:rPr>
-                <w:rFonts w:ascii="Arial" w:eastAsia="標楷體" w:hAnsi="Arial" w:cs="Arial"/>
-                <w:szCs w:val="24"/>
-              </w:rPr>
-              <w:instrText xml:space="preserve">27 \* MERGEFORMAT </w:instrText>
-            </w:r>
-            <w:r>
-              <w:rPr>
-                <w:rFonts w:ascii="Arial" w:eastAsia="標楷體" w:hAnsi="Arial" w:cs="Arial"/>
-                <w:szCs w:val="24"/>
-              </w:rPr>
-              <w:fldChar w:fldCharType="separate"/>
-            </w:r>
-            <w:r>
-              <w:rPr>
-                <w:rFonts w:ascii="Arial" w:eastAsia="標楷體" w:hAnsi="Arial" w:cs="Arial"/>
-                <w:szCs w:val="24"/>
-              </w:rPr>
-              <w:t>«C27»</w:t>
-            </w:r>
-            <w:r>
-              <w:rPr>
-                <w:rFonts w:ascii="Arial" w:eastAsia="標楷體" w:hAnsi="Arial" w:cs="Arial"/>
-                <w:szCs w:val="24"/>
-              </w:rPr>
-              <w:fldChar w:fldCharType="end"/>
-            </w:r>
-          </w:p>
-        </w:tc>
-        <w:tc>
-          <w:tcPr>
-            <w:tcW w:w="1276" w:type="dxa"/>
-            <w:tcBorders>
-              <w:top w:val="single" w:sz="4" w:space="0" w:color="auto"/>
-              <w:left w:val="single" w:sz="4" w:space="0" w:color="auto"/>
-              <w:bottom w:val="single" w:sz="4" w:space="0" w:color="auto"/>
-              <w:right w:val="single" w:sz="4" w:space="0" w:color="auto"/>
-            </w:tcBorders>
-            <w:shd w:val="clear" w:color="auto" w:fill="auto"/>
-          </w:tcPr>
-          <w:p>
-            <w:pPr>
-              <w:jc w:val="center"/>
-              <w:rPr>
-                <w:rFonts w:ascii="Arial" w:eastAsia="標楷體" w:hAnsi="Arial" w:cs="Arial"/>
-                <w:szCs w:val="24"/>
-              </w:rPr>
-            </w:pPr>
-            <w:r>
-              <w:rPr>
-                <w:rFonts w:ascii="Arial" w:eastAsia="標楷體" w:hAnsi="Arial" w:cs="Arial"/>
-                <w:szCs w:val="24"/>
-              </w:rPr>
-              <w:fldChar w:fldCharType="begin"/>
-            </w:r>
-            <w:r>
-              <w:rPr>
-                <w:rFonts w:ascii="Arial" w:eastAsia="標楷體" w:hAnsi="Arial" w:cs="Arial"/>
-                <w:szCs w:val="24"/>
-              </w:rPr>
-              <w:instrText xml:space="preserve">MERGEFIELD </w:instrText>
-            </w:r>
-            <w:r>
-              <w:rPr>
-                <w:rFonts w:ascii="Arial" w:eastAsia="標楷體" w:hAnsi="Arial" w:cs="Arial"/>
-                <w:szCs w:val="24"/>
-              </w:rPr>
-              <w:instrText>單科成績</w:instrText>
-            </w:r>
-            <w:r>
-              <w:rPr>
-                <w:rFonts w:ascii="Arial" w:eastAsia="標楷體" w:hAnsi="Arial" w:cs="Arial"/>
-                <w:szCs w:val="24"/>
-              </w:rPr>
-              <w:instrText xml:space="preserve">27 \* MERGEFORMAT </w:instrText>
-            </w:r>
-            <w:r>
-              <w:rPr>
-                <w:rFonts w:ascii="Arial" w:eastAsia="標楷體" w:hAnsi="Arial" w:cs="Arial"/>
-                <w:szCs w:val="24"/>
-              </w:rPr>
-              <w:fldChar w:fldCharType="separate"/>
-            </w:r>
-            <w:r>
-              <w:rPr>
-                <w:rFonts w:ascii="Arial" w:eastAsia="標楷體" w:hAnsi="Arial" w:cs="Arial"/>
-                <w:szCs w:val="24"/>
-              </w:rPr>
-              <w:t>«S27»</w:t>
-            </w:r>
-            <w:r>
-              <w:rPr>
-                <w:rFonts w:ascii="Arial" w:eastAsia="標楷體" w:hAnsi="Arial" w:cs="Arial"/>
-                <w:szCs w:val="24"/>
-              </w:rPr>
-              <w:fldChar w:fldCharType="end"/>
-            </w:r>
-          </w:p>
-        </w:tc>
-        <w:tc>
-          <w:tcPr>
-            <w:tcW w:w="2410" w:type="dxa"/>
-            <w:tcBorders>
-              <w:top w:val="single" w:sz="4" w:space="0" w:color="auto"/>
-              <w:left w:val="single" w:sz="4" w:space="0" w:color="auto"/>
-              <w:bottom w:val="single" w:sz="4" w:space="0" w:color="auto"/>
-              <w:right w:val="single" w:sz="4" w:space="0" w:color="auto"/>
-            </w:tcBorders>
-            <w:shd w:val="clear" w:color="auto" w:fill="auto"/>
-          </w:tcPr>
-          <w:p>
-            <w:pPr>
-              <w:jc w:val="center"/>
-              <w:rPr>
-                <w:rFonts w:ascii="Arial" w:eastAsia="標楷體" w:hAnsi="Arial" w:cs="Arial"/>
-                <w:szCs w:val="24"/>
-              </w:rPr>
-            </w:pPr>
-            <w:r>
-              <w:rPr>
-                <w:rFonts w:ascii="Arial" w:eastAsia="標楷體" w:hAnsi="Arial" w:cs="Arial"/>
-                <w:szCs w:val="24"/>
-              </w:rPr>
-              <w:fldChar w:fldCharType="begin"/>
-            </w:r>
-            <w:r>
-              <w:rPr>
-                <w:rFonts w:ascii="Arial" w:eastAsia="標楷體" w:hAnsi="Arial" w:cs="Arial"/>
-                <w:szCs w:val="24"/>
-              </w:rPr>
-              <w:instrText xml:space="preserve">MERGEFIELD </w:instrText>
-            </w:r>
-            <w:r>
-              <w:rPr>
-                <w:rFonts w:ascii="Arial" w:eastAsia="標楷體" w:hAnsi="Arial" w:cs="Arial"/>
-                <w:szCs w:val="24"/>
-              </w:rPr>
-              <w:instrText>單科成績排名百分比</w:instrText>
-            </w:r>
-            <w:r>
-              <w:rPr>
-                <w:rFonts w:ascii="Arial" w:eastAsia="標楷體" w:hAnsi="Arial" w:cs="Arial"/>
-                <w:szCs w:val="24"/>
-              </w:rPr>
-              <w:instrText xml:space="preserve">27 \* MERGEFORMAT </w:instrText>
-            </w:r>
-            <w:r>
-              <w:rPr>
-                <w:rFonts w:ascii="Arial" w:eastAsia="標楷體" w:hAnsi="Arial" w:cs="Arial"/>
-                <w:szCs w:val="24"/>
-              </w:rPr>
-              <w:fldChar w:fldCharType="separate"/>
-            </w:r>
-            <w:r>
-              <w:rPr>
-                <w:rFonts w:ascii="Arial" w:eastAsia="標楷體" w:hAnsi="Arial" w:cs="Arial"/>
-                <w:szCs w:val="24"/>
-              </w:rPr>
-              <w:t>«R27»</w:t>
-            </w:r>
-            <w:r>
-              <w:rPr>
-                <w:rFonts w:ascii="Arial" w:eastAsia="標楷體" w:hAnsi="Arial" w:cs="Arial"/>
-                <w:szCs w:val="24"/>
-              </w:rPr>
-              <w:fldChar w:fldCharType="end"/>
-            </w:r>
-          </w:p>
-        </w:tc>
-      </w:tr>
-      <w:tr>
-        <w:trPr>
-          <w:trHeight w:val="341"/>
-        </w:trPr>
-        <w:tc>
-          <w:tcPr>
-            <w:tcW w:w="5387" w:type="dxa"/>
-            <w:tcBorders>
-              <w:top w:val="single" w:sz="4" w:space="0" w:color="auto"/>
-              <w:left w:val="single" w:sz="4" w:space="0" w:color="auto"/>
-              <w:bottom w:val="single" w:sz="4" w:space="0" w:color="auto"/>
-              <w:right w:val="single" w:sz="4" w:space="0" w:color="auto"/>
-            </w:tcBorders>
-            <w:shd w:val="clear" w:color="auto" w:fill="auto"/>
-          </w:tcPr>
-          <w:p>
-            <w:pPr>
-              <w:rPr>
-                <w:rFonts w:ascii="標楷體" w:eastAsia="標楷體" w:hAnsi="標楷體"/>
-                <w:szCs w:val="24"/>
-              </w:rPr>
-            </w:pPr>
-            <w:r>
-              <w:rPr>
-                <w:rFonts w:ascii="標楷體" w:eastAsia="標楷體" w:hAnsi="標楷體" w:hint="eastAsia"/>
-                <w:szCs w:val="24"/>
-              </w:rPr>
-              <w:fldChar w:fldCharType="begin"/>
-            </w:r>
-            <w:r>
-              <w:rPr>
-                <w:rFonts w:ascii="標楷體" w:eastAsia="標楷體" w:hAnsi="標楷體" w:hint="eastAsia"/>
-                <w:szCs w:val="24"/>
-              </w:rPr>
-              <w:instrText xml:space="preserve">MERGEFIELD 科目名稱28 \* MERGEFORMAT </w:instrText>
-            </w:r>
-            <w:r>
-              <w:rPr>
-                <w:rFonts w:ascii="標楷體" w:eastAsia="標楷體" w:hAnsi="標楷體" w:hint="eastAsia"/>
-                <w:szCs w:val="24"/>
-              </w:rPr>
-              <w:fldChar w:fldCharType="separate"/>
-            </w:r>
-            <w:r>
-              <w:rPr>
-                <w:rFonts w:ascii="標楷體" w:eastAsia="標楷體" w:hAnsi="標楷體" w:hint="eastAsia"/>
-                <w:szCs w:val="24"/>
-              </w:rPr>
-              <w:t>«N28»</w:t>
-            </w:r>
-            <w:r>
-              <w:rPr>
-                <w:rFonts w:ascii="標楷體" w:eastAsia="標楷體" w:hAnsi="標楷體" w:hint="eastAsia"/>
-                <w:szCs w:val="24"/>
-              </w:rPr>
-              <w:fldChar w:fldCharType="end"/>
-            </w:r>
-          </w:p>
-        </w:tc>
-        <w:tc>
-          <w:tcPr>
-            <w:tcW w:w="1417" w:type="dxa"/>
-            <w:tcBorders>
-              <w:top w:val="single" w:sz="4" w:space="0" w:color="auto"/>
-              <w:left w:val="single" w:sz="4" w:space="0" w:color="auto"/>
-              <w:bottom w:val="single" w:sz="4" w:space="0" w:color="auto"/>
-              <w:right w:val="single" w:sz="4" w:space="0" w:color="auto"/>
-            </w:tcBorders>
-            <w:shd w:val="clear" w:color="auto" w:fill="auto"/>
-          </w:tcPr>
-          <w:p>
-            <w:pPr>
-              <w:jc w:val="center"/>
-              <w:rPr>
-                <w:rFonts w:ascii="Arial" w:eastAsia="標楷體" w:hAnsi="Arial" w:cs="Arial"/>
-                <w:szCs w:val="24"/>
-              </w:rPr>
-            </w:pPr>
-            <w:r>
-              <w:rPr>
-                <w:rFonts w:ascii="Arial" w:eastAsia="標楷體" w:hAnsi="Arial" w:cs="Arial"/>
-                <w:szCs w:val="24"/>
-              </w:rPr>
-              <w:fldChar w:fldCharType="begin"/>
-            </w:r>
-            <w:r>
-              <w:rPr>
-                <w:rFonts w:ascii="Arial" w:eastAsia="標楷體" w:hAnsi="Arial" w:cs="Arial"/>
-                <w:szCs w:val="24"/>
-              </w:rPr>
-              <w:instrText xml:space="preserve">MERGEFIELD </w:instrText>
-            </w:r>
-            <w:r>
-              <w:rPr>
-                <w:rFonts w:ascii="Arial" w:eastAsia="標楷體" w:hAnsi="Arial" w:cs="Arial"/>
-                <w:szCs w:val="24"/>
-              </w:rPr>
-              <w:instrText>單科學分數</w:instrText>
-            </w:r>
-            <w:r>
-              <w:rPr>
-                <w:rFonts w:ascii="Arial" w:eastAsia="標楷體" w:hAnsi="Arial" w:cs="Arial"/>
-                <w:szCs w:val="24"/>
-              </w:rPr>
-              <w:instrText xml:space="preserve">28 \* MERGEFORMAT </w:instrText>
-            </w:r>
-            <w:r>
-              <w:rPr>
-                <w:rFonts w:ascii="Arial" w:eastAsia="標楷體" w:hAnsi="Arial" w:cs="Arial"/>
-                <w:szCs w:val="24"/>
-              </w:rPr>
-              <w:fldChar w:fldCharType="separate"/>
-            </w:r>
-            <w:r>
-              <w:rPr>
-                <w:rFonts w:ascii="Arial" w:eastAsia="標楷體" w:hAnsi="Arial" w:cs="Arial"/>
-                <w:szCs w:val="24"/>
-              </w:rPr>
-              <w:t>«C28»</w:t>
-            </w:r>
-            <w:r>
-              <w:rPr>
-                <w:rFonts w:ascii="Arial" w:eastAsia="標楷體" w:hAnsi="Arial" w:cs="Arial"/>
-                <w:szCs w:val="24"/>
-              </w:rPr>
-              <w:fldChar w:fldCharType="end"/>
-            </w:r>
-          </w:p>
-        </w:tc>
-        <w:tc>
-          <w:tcPr>
-            <w:tcW w:w="1276" w:type="dxa"/>
-            <w:tcBorders>
-              <w:top w:val="single" w:sz="4" w:space="0" w:color="auto"/>
-              <w:left w:val="single" w:sz="4" w:space="0" w:color="auto"/>
-              <w:bottom w:val="single" w:sz="4" w:space="0" w:color="auto"/>
-              <w:right w:val="single" w:sz="4" w:space="0" w:color="auto"/>
-            </w:tcBorders>
-            <w:shd w:val="clear" w:color="auto" w:fill="auto"/>
-          </w:tcPr>
-          <w:p>
-            <w:pPr>
-              <w:jc w:val="center"/>
-              <w:rPr>
-                <w:rFonts w:ascii="Arial" w:eastAsia="標楷體" w:hAnsi="Arial" w:cs="Arial"/>
-                <w:szCs w:val="24"/>
-              </w:rPr>
-            </w:pPr>
-            <w:r>
-              <w:rPr>
-                <w:rFonts w:ascii="Arial" w:eastAsia="標楷體" w:hAnsi="Arial" w:cs="Arial"/>
-                <w:szCs w:val="24"/>
-              </w:rPr>
-              <w:fldChar w:fldCharType="begin"/>
-            </w:r>
-            <w:r>
-              <w:rPr>
-                <w:rFonts w:ascii="Arial" w:eastAsia="標楷體" w:hAnsi="Arial" w:cs="Arial"/>
-                <w:szCs w:val="24"/>
-              </w:rPr>
-              <w:instrText xml:space="preserve">MERGEFIELD </w:instrText>
-            </w:r>
-            <w:r>
-              <w:rPr>
-                <w:rFonts w:ascii="Arial" w:eastAsia="標楷體" w:hAnsi="Arial" w:cs="Arial"/>
-                <w:szCs w:val="24"/>
-              </w:rPr>
-              <w:instrText>單科成績</w:instrText>
-            </w:r>
-            <w:r>
-              <w:rPr>
-                <w:rFonts w:ascii="Arial" w:eastAsia="標楷體" w:hAnsi="Arial" w:cs="Arial"/>
-                <w:szCs w:val="24"/>
-              </w:rPr>
-              <w:instrText xml:space="preserve">28 \* MERGEFORMAT </w:instrText>
-            </w:r>
-            <w:r>
-              <w:rPr>
-                <w:rFonts w:ascii="Arial" w:eastAsia="標楷體" w:hAnsi="Arial" w:cs="Arial"/>
-                <w:szCs w:val="24"/>
-              </w:rPr>
-              <w:fldChar w:fldCharType="separate"/>
-            </w:r>
-            <w:r>
-              <w:rPr>
-                <w:rFonts w:ascii="Arial" w:eastAsia="標楷體" w:hAnsi="Arial" w:cs="Arial"/>
-                <w:szCs w:val="24"/>
-              </w:rPr>
-              <w:t>«S28»</w:t>
-            </w:r>
-            <w:r>
-              <w:rPr>
-                <w:rFonts w:ascii="Arial" w:eastAsia="標楷體" w:hAnsi="Arial" w:cs="Arial"/>
-                <w:szCs w:val="24"/>
-              </w:rPr>
-              <w:fldChar w:fldCharType="end"/>
-            </w:r>
-          </w:p>
-        </w:tc>
-        <w:tc>
-          <w:tcPr>
-            <w:tcW w:w="2410" w:type="dxa"/>
-            <w:tcBorders>
-              <w:top w:val="single" w:sz="4" w:space="0" w:color="auto"/>
-              <w:left w:val="single" w:sz="4" w:space="0" w:color="auto"/>
-              <w:bottom w:val="single" w:sz="4" w:space="0" w:color="auto"/>
-              <w:right w:val="single" w:sz="4" w:space="0" w:color="auto"/>
-            </w:tcBorders>
-            <w:shd w:val="clear" w:color="auto" w:fill="auto"/>
-          </w:tcPr>
-          <w:p>
-            <w:pPr>
-              <w:jc w:val="center"/>
-              <w:rPr>
-                <w:rFonts w:ascii="Arial" w:eastAsia="標楷體" w:hAnsi="Arial" w:cs="Arial"/>
-                <w:szCs w:val="24"/>
-              </w:rPr>
-            </w:pPr>
-            <w:r>
-              <w:rPr>
-                <w:rFonts w:ascii="Arial" w:eastAsia="標楷體" w:hAnsi="Arial" w:cs="Arial"/>
-                <w:szCs w:val="24"/>
-              </w:rPr>
-              <w:fldChar w:fldCharType="begin"/>
-            </w:r>
-            <w:r>
-              <w:rPr>
-                <w:rFonts w:ascii="Arial" w:eastAsia="標楷體" w:hAnsi="Arial" w:cs="Arial"/>
-                <w:szCs w:val="24"/>
-              </w:rPr>
-              <w:instrText xml:space="preserve">MERGEFIELD </w:instrText>
-            </w:r>
-            <w:r>
-              <w:rPr>
-                <w:rFonts w:ascii="Arial" w:eastAsia="標楷體" w:hAnsi="Arial" w:cs="Arial"/>
-                <w:szCs w:val="24"/>
-              </w:rPr>
-              <w:instrText>單科成績排名百分比</w:instrText>
-            </w:r>
-            <w:r>
-              <w:rPr>
-                <w:rFonts w:ascii="Arial" w:eastAsia="標楷體" w:hAnsi="Arial" w:cs="Arial"/>
-                <w:szCs w:val="24"/>
-              </w:rPr>
-              <w:instrText xml:space="preserve">28 \* MERGEFORMAT </w:instrText>
-            </w:r>
-            <w:r>
-              <w:rPr>
-                <w:rFonts w:ascii="Arial" w:eastAsia="標楷體" w:hAnsi="Arial" w:cs="Arial"/>
-                <w:szCs w:val="24"/>
-              </w:rPr>
-              <w:fldChar w:fldCharType="separate"/>
-            </w:r>
-            <w:r>
-              <w:rPr>
-                <w:rFonts w:ascii="Arial" w:eastAsia="標楷體" w:hAnsi="Arial" w:cs="Arial"/>
-                <w:szCs w:val="24"/>
-              </w:rPr>
-              <w:t>«R28»</w:t>
-            </w:r>
-            <w:r>
-              <w:rPr>
-                <w:rFonts w:ascii="Arial" w:eastAsia="標楷體" w:hAnsi="Arial" w:cs="Arial"/>
-                <w:szCs w:val="24"/>
-              </w:rPr>
-              <w:fldChar w:fldCharType="end"/>
-            </w:r>
-          </w:p>
-        </w:tc>
-      </w:tr>
-      <w:tr>
-        <w:trPr>
-          <w:trHeight w:val="341"/>
-        </w:trPr>
-        <w:tc>
-          <w:tcPr>
-            <w:tcW w:w="5387" w:type="dxa"/>
-            <w:tcBorders>
-              <w:top w:val="single" w:sz="4" w:space="0" w:color="auto"/>
-              <w:left w:val="single" w:sz="4" w:space="0" w:color="auto"/>
-              <w:bottom w:val="single" w:sz="4" w:space="0" w:color="auto"/>
-              <w:right w:val="single" w:sz="4" w:space="0" w:color="auto"/>
-            </w:tcBorders>
-            <w:shd w:val="clear" w:color="auto" w:fill="auto"/>
-          </w:tcPr>
-          <w:p>
-            <w:pPr>
-              <w:rPr>
-                <w:rFonts w:ascii="標楷體" w:eastAsia="標楷體" w:hAnsi="標楷體"/>
-                <w:szCs w:val="24"/>
-              </w:rPr>
-            </w:pPr>
-            <w:r>
-              <w:rPr>
-                <w:rFonts w:ascii="標楷體" w:eastAsia="標楷體" w:hAnsi="標楷體" w:hint="eastAsia"/>
-                <w:szCs w:val="24"/>
-              </w:rPr>
-              <w:fldChar w:fldCharType="begin"/>
-            </w:r>
-            <w:r>
-              <w:rPr>
-                <w:rFonts w:ascii="標楷體" w:eastAsia="標楷體" w:hAnsi="標楷體" w:hint="eastAsia"/>
-                <w:szCs w:val="24"/>
-              </w:rPr>
-              <w:instrText xml:space="preserve">MERGEFIELD 科目名稱29 \* MERGEFORMAT </w:instrText>
-            </w:r>
-            <w:r>
-              <w:rPr>
-                <w:rFonts w:ascii="標楷體" w:eastAsia="標楷體" w:hAnsi="標楷體" w:hint="eastAsia"/>
-                <w:szCs w:val="24"/>
-              </w:rPr>
-              <w:fldChar w:fldCharType="separate"/>
-            </w:r>
-            <w:r>
-              <w:rPr>
-                <w:rFonts w:ascii="標楷體" w:eastAsia="標楷體" w:hAnsi="標楷體" w:hint="eastAsia"/>
-                <w:szCs w:val="24"/>
-              </w:rPr>
-              <w:t>«N29»</w:t>
-            </w:r>
-            <w:r>
-              <w:rPr>
-                <w:rFonts w:ascii="標楷體" w:eastAsia="標楷體" w:hAnsi="標楷體" w:hint="eastAsia"/>
-                <w:szCs w:val="24"/>
-              </w:rPr>
-              <w:fldChar w:fldCharType="end"/>
-            </w:r>
-          </w:p>
-        </w:tc>
-        <w:tc>
-          <w:tcPr>
-            <w:tcW w:w="1417" w:type="dxa"/>
-            <w:tcBorders>
-              <w:top w:val="single" w:sz="4" w:space="0" w:color="auto"/>
-              <w:left w:val="single" w:sz="4" w:space="0" w:color="auto"/>
-              <w:bottom w:val="single" w:sz="4" w:space="0" w:color="auto"/>
-              <w:right w:val="single" w:sz="4" w:space="0" w:color="auto"/>
-            </w:tcBorders>
-            <w:shd w:val="clear" w:color="auto" w:fill="auto"/>
-          </w:tcPr>
-          <w:p>
-            <w:pPr>
-              <w:jc w:val="center"/>
-              <w:rPr>
-                <w:rFonts w:ascii="Arial" w:eastAsia="標楷體" w:hAnsi="Arial" w:cs="Arial"/>
-                <w:szCs w:val="24"/>
-              </w:rPr>
-            </w:pPr>
-            <w:r>
-              <w:rPr>
-                <w:rFonts w:ascii="Arial" w:eastAsia="標楷體" w:hAnsi="Arial" w:cs="Arial"/>
-                <w:szCs w:val="24"/>
-              </w:rPr>
-              <w:fldChar w:fldCharType="begin"/>
-            </w:r>
-            <w:r>
-              <w:rPr>
-                <w:rFonts w:ascii="Arial" w:eastAsia="標楷體" w:hAnsi="Arial" w:cs="Arial"/>
-                <w:szCs w:val="24"/>
-              </w:rPr>
-              <w:instrText xml:space="preserve">MERGEFIELD </w:instrText>
-            </w:r>
-            <w:r>
-              <w:rPr>
-                <w:rFonts w:ascii="Arial" w:eastAsia="標楷體" w:hAnsi="Arial" w:cs="Arial"/>
-                <w:szCs w:val="24"/>
-              </w:rPr>
-              <w:instrText>單科學分數</w:instrText>
-            </w:r>
-            <w:r>
-              <w:rPr>
-                <w:rFonts w:ascii="Arial" w:eastAsia="標楷體" w:hAnsi="Arial" w:cs="Arial"/>
-                <w:szCs w:val="24"/>
-              </w:rPr>
-              <w:instrText xml:space="preserve">29 \* MERGEFORMAT </w:instrText>
-            </w:r>
-            <w:r>
-              <w:rPr>
-                <w:rFonts w:ascii="Arial" w:eastAsia="標楷體" w:hAnsi="Arial" w:cs="Arial"/>
-                <w:szCs w:val="24"/>
-              </w:rPr>
-              <w:fldChar w:fldCharType="separate"/>
-            </w:r>
-            <w:r>
-              <w:rPr>
-                <w:rFonts w:ascii="Arial" w:eastAsia="標楷體" w:hAnsi="Arial" w:cs="Arial"/>
-                <w:szCs w:val="24"/>
-              </w:rPr>
-              <w:t>«C29»</w:t>
-            </w:r>
-            <w:r>
-              <w:rPr>
-                <w:rFonts w:ascii="Arial" w:eastAsia="標楷體" w:hAnsi="Arial" w:cs="Arial"/>
-                <w:szCs w:val="24"/>
-              </w:rPr>
-              <w:fldChar w:fldCharType="end"/>
-            </w:r>
-          </w:p>
-        </w:tc>
-        <w:tc>
-          <w:tcPr>
-            <w:tcW w:w="1276" w:type="dxa"/>
-            <w:tcBorders>
-              <w:top w:val="single" w:sz="4" w:space="0" w:color="auto"/>
-              <w:left w:val="single" w:sz="4" w:space="0" w:color="auto"/>
-              <w:bottom w:val="single" w:sz="4" w:space="0" w:color="auto"/>
-              <w:right w:val="single" w:sz="4" w:space="0" w:color="auto"/>
-            </w:tcBorders>
-            <w:shd w:val="clear" w:color="auto" w:fill="auto"/>
-          </w:tcPr>
-          <w:p>
-            <w:pPr>
-              <w:jc w:val="center"/>
-              <w:rPr>
-                <w:rFonts w:ascii="Arial" w:eastAsia="標楷體" w:hAnsi="Arial" w:cs="Arial"/>
-                <w:szCs w:val="24"/>
-              </w:rPr>
-            </w:pPr>
-            <w:r>
-              <w:rPr>
-                <w:rFonts w:ascii="Arial" w:eastAsia="標楷體" w:hAnsi="Arial" w:cs="Arial"/>
-                <w:szCs w:val="24"/>
-              </w:rPr>
-              <w:fldChar w:fldCharType="begin"/>
-            </w:r>
-            <w:r>
-              <w:rPr>
-                <w:rFonts w:ascii="Arial" w:eastAsia="標楷體" w:hAnsi="Arial" w:cs="Arial"/>
-                <w:szCs w:val="24"/>
-              </w:rPr>
-              <w:instrText xml:space="preserve">MERGEFIELD </w:instrText>
-            </w:r>
-            <w:r>
-              <w:rPr>
-                <w:rFonts w:ascii="Arial" w:eastAsia="標楷體" w:hAnsi="Arial" w:cs="Arial"/>
-                <w:szCs w:val="24"/>
-              </w:rPr>
-              <w:instrText>單科成績</w:instrText>
-            </w:r>
-            <w:r>
-              <w:rPr>
-                <w:rFonts w:ascii="Arial" w:eastAsia="標楷體" w:hAnsi="Arial" w:cs="Arial"/>
-                <w:szCs w:val="24"/>
-              </w:rPr>
-              <w:instrText xml:space="preserve">29 \* MERGEFORMAT </w:instrText>
-            </w:r>
-            <w:r>
-              <w:rPr>
-                <w:rFonts w:ascii="Arial" w:eastAsia="標楷體" w:hAnsi="Arial" w:cs="Arial"/>
-                <w:szCs w:val="24"/>
-              </w:rPr>
-              <w:fldChar w:fldCharType="separate"/>
-            </w:r>
-            <w:r>
-              <w:rPr>
-                <w:rFonts w:ascii="Arial" w:eastAsia="標楷體" w:hAnsi="Arial" w:cs="Arial"/>
-                <w:szCs w:val="24"/>
-              </w:rPr>
-              <w:t>«S29»</w:t>
-            </w:r>
-            <w:r>
-              <w:rPr>
-                <w:rFonts w:ascii="Arial" w:eastAsia="標楷體" w:hAnsi="Arial" w:cs="Arial"/>
-                <w:szCs w:val="24"/>
-              </w:rPr>
-              <w:fldChar w:fldCharType="end"/>
-            </w:r>
-          </w:p>
-        </w:tc>
-        <w:tc>
-          <w:tcPr>
-            <w:tcW w:w="2410" w:type="dxa"/>
-            <w:tcBorders>
-              <w:top w:val="single" w:sz="4" w:space="0" w:color="auto"/>
-              <w:left w:val="single" w:sz="4" w:space="0" w:color="auto"/>
-              <w:bottom w:val="single" w:sz="4" w:space="0" w:color="auto"/>
-              <w:right w:val="single" w:sz="4" w:space="0" w:color="auto"/>
-            </w:tcBorders>
-            <w:shd w:val="clear" w:color="auto" w:fill="auto"/>
-          </w:tcPr>
-          <w:p>
-            <w:pPr>
-              <w:jc w:val="center"/>
-              <w:rPr>
-                <w:rFonts w:ascii="Arial" w:eastAsia="標楷體" w:hAnsi="Arial" w:cs="Arial"/>
-                <w:szCs w:val="24"/>
-              </w:rPr>
-            </w:pPr>
-            <w:r>
-              <w:rPr>
-                <w:rFonts w:ascii="Arial" w:eastAsia="標楷體" w:hAnsi="Arial" w:cs="Arial"/>
-                <w:szCs w:val="24"/>
-              </w:rPr>
-              <w:fldChar w:fldCharType="begin"/>
-            </w:r>
-            <w:r>
-              <w:rPr>
-                <w:rFonts w:ascii="Arial" w:eastAsia="標楷體" w:hAnsi="Arial" w:cs="Arial"/>
-                <w:szCs w:val="24"/>
-              </w:rPr>
-              <w:instrText xml:space="preserve">MERGEFIELD </w:instrText>
-            </w:r>
-            <w:r>
-              <w:rPr>
-                <w:rFonts w:ascii="Arial" w:eastAsia="標楷體" w:hAnsi="Arial" w:cs="Arial"/>
-                <w:szCs w:val="24"/>
-              </w:rPr>
-              <w:instrText>單科成績排名百分比</w:instrText>
-            </w:r>
-            <w:r>
-              <w:rPr>
-                <w:rFonts w:ascii="Arial" w:eastAsia="標楷體" w:hAnsi="Arial" w:cs="Arial"/>
-                <w:szCs w:val="24"/>
-              </w:rPr>
-              <w:instrText xml:space="preserve">29 \* MERGEFORMAT </w:instrText>
-            </w:r>
-            <w:r>
-              <w:rPr>
-                <w:rFonts w:ascii="Arial" w:eastAsia="標楷體" w:hAnsi="Arial" w:cs="Arial"/>
-                <w:szCs w:val="24"/>
-              </w:rPr>
-              <w:fldChar w:fldCharType="separate"/>
-            </w:r>
-            <w:r>
-              <w:rPr>
-                <w:rFonts w:ascii="Arial" w:eastAsia="標楷體" w:hAnsi="Arial" w:cs="Arial"/>
-                <w:szCs w:val="24"/>
-              </w:rPr>
-              <w:t>«R29»</w:t>
-            </w:r>
-            <w:r>
-              <w:rPr>
-                <w:rFonts w:ascii="Arial" w:eastAsia="標楷體" w:hAnsi="Arial" w:cs="Arial"/>
-                <w:szCs w:val="24"/>
-              </w:rPr>
-              <w:fldChar w:fldCharType="end"/>
-            </w:r>
-          </w:p>
-        </w:tc>
-      </w:tr>
-      <w:tr>
-        <w:trPr>
-          <w:trHeight w:val="341"/>
-        </w:trPr>
-        <w:tc>
-          <w:tcPr>
-            <w:tcW w:w="5387" w:type="dxa"/>
-            <w:tcBorders>
-              <w:top w:val="single" w:sz="4" w:space="0" w:color="auto"/>
-              <w:left w:val="single" w:sz="4" w:space="0" w:color="auto"/>
-              <w:bottom w:val="single" w:sz="4" w:space="0" w:color="auto"/>
-              <w:right w:val="single" w:sz="4" w:space="0" w:color="auto"/>
-            </w:tcBorders>
-            <w:shd w:val="clear" w:color="auto" w:fill="auto"/>
-          </w:tcPr>
-          <w:p>
-            <w:pPr>
-              <w:rPr>
-                <w:rFonts w:ascii="標楷體" w:eastAsia="標楷體" w:hAnsi="標楷體"/>
-                <w:szCs w:val="24"/>
-              </w:rPr>
-            </w:pPr>
-            <w:r>
-              <w:rPr>
-                <w:rFonts w:ascii="標楷體" w:eastAsia="標楷體" w:hAnsi="標楷體" w:hint="eastAsia"/>
-                <w:szCs w:val="24"/>
-              </w:rPr>
-              <w:fldChar w:fldCharType="begin"/>
-            </w:r>
-            <w:r>
-              <w:rPr>
-                <w:rFonts w:ascii="標楷體" w:eastAsia="標楷體" w:hAnsi="標楷體" w:hint="eastAsia"/>
-                <w:szCs w:val="24"/>
-              </w:rPr>
-              <w:instrText xml:space="preserve">MERGEFIELD 科目名稱30 \* MERGEFORMAT </w:instrText>
-            </w:r>
-            <w:r>
-              <w:rPr>
-                <w:rFonts w:ascii="標楷體" w:eastAsia="標楷體" w:hAnsi="標楷體" w:hint="eastAsia"/>
-                <w:szCs w:val="24"/>
-              </w:rPr>
-              <w:fldChar w:fldCharType="separate"/>
-            </w:r>
-            <w:r>
-              <w:rPr>
-                <w:rFonts w:ascii="標楷體" w:eastAsia="標楷體" w:hAnsi="標楷體" w:hint="eastAsia"/>
-                <w:szCs w:val="24"/>
-              </w:rPr>
-              <w:t>«N30»</w:t>
-            </w:r>
-            <w:r>
-              <w:rPr>
-                <w:rFonts w:ascii="標楷體" w:eastAsia="標楷體" w:hAnsi="標楷體" w:hint="eastAsia"/>
-                <w:szCs w:val="24"/>
-              </w:rPr>
-              <w:fldChar w:fldCharType="end"/>
-            </w:r>
-          </w:p>
-        </w:tc>
-        <w:tc>
-          <w:tcPr>
-            <w:tcW w:w="1417" w:type="dxa"/>
-            <w:tcBorders>
-              <w:top w:val="single" w:sz="4" w:space="0" w:color="auto"/>
-              <w:left w:val="single" w:sz="4" w:space="0" w:color="auto"/>
-              <w:bottom w:val="single" w:sz="4" w:space="0" w:color="auto"/>
-              <w:right w:val="single" w:sz="4" w:space="0" w:color="auto"/>
-            </w:tcBorders>
-            <w:shd w:val="clear" w:color="auto" w:fill="auto"/>
-          </w:tcPr>
-          <w:p>
-            <w:pPr>
-              <w:jc w:val="center"/>
-              <w:rPr>
-                <w:rFonts w:ascii="Arial" w:eastAsia="標楷體" w:hAnsi="Arial" w:cs="Arial"/>
-                <w:szCs w:val="24"/>
-              </w:rPr>
-            </w:pPr>
-            <w:r>
-              <w:rPr>
-                <w:rFonts w:ascii="Arial" w:eastAsia="標楷體" w:hAnsi="Arial" w:cs="Arial"/>
-                <w:szCs w:val="24"/>
-              </w:rPr>
-              <w:fldChar w:fldCharType="begin"/>
-            </w:r>
-            <w:r>
-              <w:rPr>
-                <w:rFonts w:ascii="Arial" w:eastAsia="標楷體" w:hAnsi="Arial" w:cs="Arial"/>
-                <w:szCs w:val="24"/>
-              </w:rPr>
-              <w:instrText xml:space="preserve">MERGEFIELD </w:instrText>
-            </w:r>
-            <w:r>
-              <w:rPr>
-                <w:rFonts w:ascii="Arial" w:eastAsia="標楷體" w:hAnsi="Arial" w:cs="Arial"/>
-                <w:szCs w:val="24"/>
-              </w:rPr>
-              <w:instrText>單科學分數</w:instrText>
-            </w:r>
-            <w:r>
-              <w:rPr>
-                <w:rFonts w:ascii="Arial" w:eastAsia="標楷體" w:hAnsi="Arial" w:cs="Arial"/>
-                <w:szCs w:val="24"/>
-              </w:rPr>
-              <w:instrText xml:space="preserve">30 \* MERGEFORMAT </w:instrText>
-            </w:r>
-            <w:r>
-              <w:rPr>
-                <w:rFonts w:ascii="Arial" w:eastAsia="標楷體" w:hAnsi="Arial" w:cs="Arial"/>
-                <w:szCs w:val="24"/>
-              </w:rPr>
-              <w:fldChar w:fldCharType="separate"/>
-            </w:r>
-            <w:r>
-              <w:rPr>
-                <w:rFonts w:ascii="Arial" w:eastAsia="標楷體" w:hAnsi="Arial" w:cs="Arial"/>
-                <w:szCs w:val="24"/>
-              </w:rPr>
-              <w:t>«C30»</w:t>
-            </w:r>
-            <w:r>
-              <w:rPr>
-                <w:rFonts w:ascii="Arial" w:eastAsia="標楷體" w:hAnsi="Arial" w:cs="Arial"/>
-                <w:szCs w:val="24"/>
-              </w:rPr>
-              <w:fldChar w:fldCharType="end"/>
-            </w:r>
-          </w:p>
-        </w:tc>
-        <w:tc>
-          <w:tcPr>
-            <w:tcW w:w="1276" w:type="dxa"/>
-            <w:tcBorders>
-              <w:top w:val="single" w:sz="4" w:space="0" w:color="auto"/>
-              <w:left w:val="single" w:sz="4" w:space="0" w:color="auto"/>
-              <w:bottom w:val="single" w:sz="4" w:space="0" w:color="auto"/>
-              <w:right w:val="single" w:sz="4" w:space="0" w:color="auto"/>
-            </w:tcBorders>
-            <w:shd w:val="clear" w:color="auto" w:fill="auto"/>
-          </w:tcPr>
-          <w:p>
-            <w:pPr>
-              <w:jc w:val="center"/>
-              <w:rPr>
-                <w:rFonts w:ascii="Arial" w:eastAsia="標楷體" w:hAnsi="Arial" w:cs="Arial"/>
-                <w:szCs w:val="24"/>
-              </w:rPr>
-            </w:pPr>
-            <w:r>
-              <w:rPr>
-                <w:rFonts w:ascii="Arial" w:eastAsia="標楷體" w:hAnsi="Arial" w:cs="Arial"/>
-                <w:szCs w:val="24"/>
-              </w:rPr>
-              <w:fldChar w:fldCharType="begin"/>
-            </w:r>
-            <w:r>
-              <w:rPr>
-                <w:rFonts w:ascii="Arial" w:eastAsia="標楷體" w:hAnsi="Arial" w:cs="Arial"/>
-                <w:szCs w:val="24"/>
-              </w:rPr>
-              <w:instrText xml:space="preserve">MERGEFIELD </w:instrText>
-            </w:r>
-            <w:r>
-              <w:rPr>
-                <w:rFonts w:ascii="Arial" w:eastAsia="標楷體" w:hAnsi="Arial" w:cs="Arial"/>
-                <w:szCs w:val="24"/>
-              </w:rPr>
-              <w:instrText>單科成績</w:instrText>
-            </w:r>
-            <w:r>
-              <w:rPr>
-                <w:rFonts w:ascii="Arial" w:eastAsia="標楷體" w:hAnsi="Arial" w:cs="Arial"/>
-                <w:szCs w:val="24"/>
-              </w:rPr>
-              <w:instrText xml:space="preserve">30 \* MERGEFORMAT </w:instrText>
-            </w:r>
-            <w:r>
-              <w:rPr>
-                <w:rFonts w:ascii="Arial" w:eastAsia="標楷體" w:hAnsi="Arial" w:cs="Arial"/>
-                <w:szCs w:val="24"/>
-              </w:rPr>
-              <w:fldChar w:fldCharType="separate"/>
-            </w:r>
-            <w:r>
-              <w:rPr>
-                <w:rFonts w:ascii="Arial" w:eastAsia="標楷體" w:hAnsi="Arial" w:cs="Arial"/>
-                <w:szCs w:val="24"/>
-              </w:rPr>
-              <w:t>«S30»</w:t>
-            </w:r>
-            <w:r>
-              <w:rPr>
-                <w:rFonts w:ascii="Arial" w:eastAsia="標楷體" w:hAnsi="Arial" w:cs="Arial"/>
-                <w:szCs w:val="24"/>
-              </w:rPr>
-              <w:fldChar w:fldCharType="end"/>
-            </w:r>
-          </w:p>
-        </w:tc>
-        <w:tc>
-          <w:tcPr>
-            <w:tcW w:w="2410" w:type="dxa"/>
-            <w:tcBorders>
-              <w:top w:val="single" w:sz="4" w:space="0" w:color="auto"/>
-              <w:left w:val="single" w:sz="4" w:space="0" w:color="auto"/>
-              <w:bottom w:val="single" w:sz="4" w:space="0" w:color="auto"/>
-              <w:right w:val="single" w:sz="4" w:space="0" w:color="auto"/>
-            </w:tcBorders>
-            <w:shd w:val="clear" w:color="auto" w:fill="auto"/>
-          </w:tcPr>
-          <w:p>
-            <w:pPr>
-              <w:jc w:val="center"/>
-              <w:rPr>
-                <w:rFonts w:ascii="Arial" w:eastAsia="標楷體" w:hAnsi="Arial" w:cs="Arial"/>
-                <w:szCs w:val="24"/>
-              </w:rPr>
-            </w:pPr>
-            <w:r>
-              <w:rPr>
-                <w:rFonts w:ascii="Arial" w:eastAsia="標楷體" w:hAnsi="Arial" w:cs="Arial"/>
-                <w:szCs w:val="24"/>
-              </w:rPr>
-              <w:fldChar w:fldCharType="begin"/>
-            </w:r>
-            <w:r>
-              <w:rPr>
-                <w:rFonts w:ascii="Arial" w:eastAsia="標楷體" w:hAnsi="Arial" w:cs="Arial"/>
-                <w:szCs w:val="24"/>
-              </w:rPr>
-              <w:instrText xml:space="preserve">MERGEFIELD </w:instrText>
-            </w:r>
-            <w:r>
-              <w:rPr>
-                <w:rFonts w:ascii="Arial" w:eastAsia="標楷體" w:hAnsi="Arial" w:cs="Arial"/>
-                <w:szCs w:val="24"/>
-              </w:rPr>
-              <w:instrText>單科成績排名百分比</w:instrText>
-            </w:r>
-            <w:r>
-              <w:rPr>
-                <w:rFonts w:ascii="Arial" w:eastAsia="標楷體" w:hAnsi="Arial" w:cs="Arial"/>
-                <w:szCs w:val="24"/>
-              </w:rPr>
-              <w:instrText xml:space="preserve">30 \* MERGEFORMAT </w:instrText>
-            </w:r>
-            <w:r>
-              <w:rPr>
-                <w:rFonts w:ascii="Arial" w:eastAsia="標楷體" w:hAnsi="Arial" w:cs="Arial"/>
-                <w:szCs w:val="24"/>
-              </w:rPr>
-              <w:fldChar w:fldCharType="separate"/>
-            </w:r>
-            <w:r>
-              <w:rPr>
-                <w:rFonts w:ascii="Arial" w:eastAsia="標楷體" w:hAnsi="Arial" w:cs="Arial"/>
-                <w:szCs w:val="24"/>
-              </w:rPr>
-              <w:t>«R30»</w:t>
-            </w:r>
-            <w:r>
-              <w:rPr>
-                <w:rFonts w:ascii="Arial" w:eastAsia="標楷體" w:hAnsi="Arial" w:cs="Arial"/>
-                <w:szCs w:val="24"/>
-              </w:rPr>
-              <w:fldChar w:fldCharType="end"/>
-            </w:r>
-          </w:p>
-        </w:tc>
-      </w:tr>
-      <w:tr>
-        <w:trPr>
-          <w:trHeight w:val="341"/>
-        </w:trPr>
-        <w:tc>
-          <w:tcPr>
-            <w:tcW w:w="5387" w:type="dxa"/>
-            <w:tcBorders>
-              <w:top w:val="single" w:sz="4" w:space="0" w:color="auto"/>
-              <w:left w:val="single" w:sz="4" w:space="0" w:color="auto"/>
-              <w:bottom w:val="single" w:sz="4" w:space="0" w:color="auto"/>
-              <w:right w:val="single" w:sz="4" w:space="0" w:color="auto"/>
-            </w:tcBorders>
-            <w:shd w:val="clear" w:color="auto" w:fill="auto"/>
-            <w:vAlign w:val="center"/>
-            <w:hideMark/>
-          </w:tcPr>
-          <w:p>
-            <w:pPr>
-              <w:widowControl/>
-              <w:jc w:val="center"/>
-              <w:rPr>
-                <w:rFonts w:ascii="標楷體" w:eastAsia="標楷體" w:hAnsi="標楷體" w:cs="Arial"/>
-                <w:b/>
-                <w:bCs/>
-                <w:color w:val="000000"/>
-                <w:kern w:val="0"/>
                 <w:szCs w:val="24"/>
               </w:rPr>
             </w:pPr>
@@ -8852,7 +9712,28 @@
         </w:tc>
         <w:tc>
           <w:tcPr>
-            <w:tcW w:w="5103" w:type="dxa"/>
+            <w:tcW w:w="1417" w:type="dxa"/>
+            <w:tcBorders>
+              <w:top w:val="single" w:sz="4" w:space="0" w:color="auto"/>
+              <w:left w:val="single" w:sz="4" w:space="0" w:color="auto"/>
+              <w:bottom w:val="single" w:sz="4" w:space="0" w:color="auto"/>
+              <w:right w:val="single" w:sz="4" w:space="0" w:color="auto"/>
+            </w:tcBorders>
+            <w:shd w:val="clear" w:color="auto" w:fill="auto"/>
+          </w:tcPr>
+          <w:p>
+            <w:pPr>
+              <w:jc w:val="center"/>
+              <w:rPr>
+                <w:rFonts w:ascii="Arial" w:eastAsia="標楷體" w:hAnsi="Arial" w:cs="Arial"/>
+                <w:szCs w:val="24"/>
+              </w:rPr>
+            </w:pPr>
+          </w:p>
+        </w:tc>
+        <w:tc>
+          <w:tcPr>
+            <w:tcW w:w="4479" w:type="dxa"/>
             <w:gridSpan w:val="3"/>
             <w:tcBorders>
               <w:top w:val="single" w:sz="4" w:space="0" w:color="auto"/>
@@ -8862,7 +9743,6 @@
             </w:tcBorders>
             <w:shd w:val="clear" w:color="auto" w:fill="auto"/>
             <w:vAlign w:val="center"/>
-            <w:hideMark/>
           </w:tcPr>
           <w:p>
             <w:pPr>
@@ -8990,9 +9870,38 @@
         <w:rPr>
           <w:rFonts w:ascii="標楷體" w:eastAsia="標楷體" w:hAnsi="標楷體"/>
         </w:rPr>
-        <w:t>【備註四】科學班學生尚有與大學合作相關科目、建教合作班之建教生尚有職業技能訓練與相關課程，是類成績標示為「修課中」。</w:t>
+        <w:t>【備註四】</w:t>
+      </w:r>
+      <w:proofErr w:type="gramStart"/>
+      <w:r>
+        <w:rPr>
+          <w:rFonts w:ascii="標楷體" w:eastAsia="標楷體" w:hAnsi="標楷體"/>
+        </w:rPr>
+        <w:t>科學班</w:t>
+      </w:r>
+      <w:proofErr w:type="gramEnd"/>
+      <w:r>
+        <w:rPr>
+          <w:rFonts w:ascii="標楷體" w:eastAsia="標楷體" w:hAnsi="標楷體"/>
+        </w:rPr>
+        <w:t>學生尚有與大學合作相關科目、建教合作班之</w:t>
+      </w:r>
+      <w:proofErr w:type="gramStart"/>
+      <w:r>
+        <w:rPr>
+          <w:rFonts w:ascii="標楷體" w:eastAsia="標楷體" w:hAnsi="標楷體"/>
+        </w:rPr>
+        <w:t>建教生尚有</w:t>
+      </w:r>
+      <w:proofErr w:type="gramEnd"/>
+      <w:r>
+        <w:rPr>
+          <w:rFonts w:ascii="標楷體" w:eastAsia="標楷體" w:hAnsi="標楷體"/>
+        </w:rPr>
+        <w:t>職業技能訓練與相關課程，是類成績標示為「修課中」。</w:t>
       </w:r>
     </w:p>
+    <w:p/>
     <w:sectPr>
       <w:pgSz w:w="11906" w:h="16838"/>
       <w:pgMar w:top="720" w:right="720" w:bottom="720" w:left="720" w:header="851" w:footer="992" w:gutter="0"/>
@@ -9003,8 +9912,46 @@
 </w:document>
 </file>
 
+<file path=word/endnotes.xml><?xml version="1.0" encoding="utf-8"?>
+<w:endnotes xmlns:wpc="http://schemas.microsoft.com/office/word/2010/wordprocessingCanvas" xmlns:cx="http://schemas.microsoft.com/office/drawing/2014/chartex" xmlns:cx1="http://schemas.microsoft.com/office/drawing/2015/9/8/chartex" xmlns:cx2="http://schemas.microsoft.com/office/drawing/2015/10/21/chartex" xmlns:cx3="http://schemas.microsoft.com/office/drawing/2016/5/9/chartex" xmlns:cx4="http://schemas.microsoft.com/office/drawing/2016/5/10/chartex" xmlns:cx5="http://schemas.microsoft.com/office/drawing/2016/5/11/chartex" xmlns:cx6="http://schemas.microsoft.com/office/drawing/2016/5/12/chartex" xmlns:cx7="http://schemas.microsoft.com/office/drawing/2016/5/13/chartex" xmlns:cx8="http://schemas.microsoft.com/office/drawing/2016/5/14/chartex" xmlns:mc="http://schemas.openxmlformats.org/markup-compatibility/2006" xmlns:aink="http://schemas.microsoft.com/office/drawing/2016/ink" xmlns:am3d="http://schemas.microsoft.com/office/drawing/2017/model3d" xmlns:o="urn:schemas-microsoft-com:office:office" xmlns:oel="http://schemas.microsoft.com/office/2019/extlst" xmlns:r="http://schemas.openxmlformats.org/officeDocument/2006/relationships" xmlns:m="http://schemas.openxmlformats.org/officeDocument/2006/math" xmlns:v="urn:schemas-microsoft-com:vml" xmlns:wp14="http://schemas.microsoft.com/office/word/2010/wordprocessingDrawing" xmlns:wp="http://schemas.openxmlformats.org/drawingml/2006/wordprocessingDrawing" xmlns:w10="urn:schemas-microsoft-com:office:word" xmlns:w="http://schemas.openxmlformats.org/wordprocessingml/2006/main" xmlns:w14="http://schemas.microsoft.com/office/word/2010/wordml" xmlns:w15="http://schemas.microsoft.com/office/word/2012/wordml" xmlns:w16cex="http://schemas.microsoft.com/office/word/2018/wordml/cex" xmlns:w16cid="http://schemas.microsoft.com/office/word/2016/wordml/cid" xmlns:w16="http://schemas.microsoft.com/office/word/2018/wordml" xmlns:w16du="http://schemas.microsoft.com/office/word/2023/wordml/word16du" xmlns:w16sdtdh="http://schemas.microsoft.com/office/word/2020/wordml/sdtdatahash" xmlns:w16sdtfl="http://schemas.microsoft.com/office/word/2024/wordml/sdtformatlock" xmlns:w16se="http://schemas.microsoft.com/office/word/2015/wordml/symex" xmlns:wpg="http://schemas.microsoft.com/office/word/2010/wordprocessingGroup" xmlns:wpi="http://schemas.microsoft.com/office/word/2010/wordprocessingInk" xmlns:wne="http://schemas.microsoft.com/office/word/2006/wordml" xmlns:wps="http://schemas.microsoft.com/office/word/2010/wordprocessingShape" mc:Ignorable="w14 w15 w16se w16cid w16 w16cex w16sdtdh w16sdtfl w16du wp14">
+  <w:endnote w:type="separator" w:id="-1">
+    <w:p>
+      <w:r>
+        <w:separator/>
+      </w:r>
+    </w:p>
+  </w:endnote>
+  <w:endnote w:type="continuationSeparator" w:id="0">
+    <w:p>
+      <w:r>
+        <w:continuationSeparator/>
+      </w:r>
+    </w:p>
+  </w:endnote>
+</w:endnotes>
+</file>
+
+<file path=word/footnotes.xml><?xml version="1.0" encoding="utf-8"?>
+<w:footnotes xmlns:wpc="http://schemas.microsoft.com/office/word/2010/wordprocessingCanvas" xmlns:cx="http://schemas.microsoft.com/office/drawing/2014/chartex" xmlns:cx1="http://schemas.microsoft.com/office/drawing/2015/9/8/chartex" xmlns:cx2="http://schemas.microsoft.com/office/drawing/2015/10/21/chartex" xmlns:cx3="http://schemas.microsoft.com/office/drawing/2016/5/9/chartex" xmlns:cx4="http://schemas.microsoft.com/office/drawing/2016/5/10/chartex" xmlns:cx5="http://schemas.microsoft.com/office/drawing/2016/5/11/chartex" xmlns:cx6="http://schemas.microsoft.com/office/drawing/2016/5/12/chartex" xmlns:cx7="http://schemas.microsoft.com/office/drawing/2016/5/13/chartex" xmlns:cx8="http://schemas.microsoft.com/office/drawing/2016/5/14/chartex" xmlns:mc="http://schemas.openxmlformats.org/markup-compatibility/2006" xmlns:aink="http://schemas.microsoft.com/office/drawing/2016/ink" xmlns:am3d="http://schemas.microsoft.com/office/drawing/2017/model3d" xmlns:o="urn:schemas-microsoft-com:office:office" xmlns:oel="http://schemas.microsoft.com/office/2019/extlst" xmlns:r="http://schemas.openxmlformats.org/officeDocument/2006/relationships" xmlns:m="http://schemas.openxmlformats.org/officeDocument/2006/math" xmlns:v="urn:schemas-microsoft-com:vml" xmlns:wp14="http://schemas.microsoft.com/office/word/2010/wordprocessingDrawing" xmlns:wp="http://schemas.openxmlformats.org/drawingml/2006/wordprocessingDrawing" xmlns:w10="urn:schemas-microsoft-com:office:word" xmlns:w="http://schemas.openxmlformats.org/wordprocessingml/2006/main" xmlns:w14="http://schemas.microsoft.com/office/word/2010/wordml" xmlns:w15="http://schemas.microsoft.com/office/word/2012/wordml" xmlns:w16cex="http://schemas.microsoft.com/office/word/2018/wordml/cex" xmlns:w16cid="http://schemas.microsoft.com/office/word/2016/wordml/cid" xmlns:w16="http://schemas.microsoft.com/office/word/2018/wordml" xmlns:w16du="http://schemas.microsoft.com/office/word/2023/wordml/word16du" xmlns:w16sdtdh="http://schemas.microsoft.com/office/word/2020/wordml/sdtdatahash" xmlns:w16sdtfl="http://schemas.microsoft.com/office/word/2024/wordml/sdtformatlock" xmlns:w16se="http://schemas.microsoft.com/office/word/2015/wordml/symex" xmlns:wpg="http://schemas.microsoft.com/office/word/2010/wordprocessingGroup" xmlns:wpi="http://schemas.microsoft.com/office/word/2010/wordprocessingInk" xmlns:wne="http://schemas.microsoft.com/office/word/2006/wordml" xmlns:wps="http://schemas.microsoft.com/office/word/2010/wordprocessingShape" mc:Ignorable="w14 w15 w16se w16cid w16 w16cex w16sdtdh w16sdtfl w16du wp14">
+  <w:footnote w:type="separator" w:id="-1">
+    <w:p>
+      <w:r>
+        <w:separator/>
+      </w:r>
+    </w:p>
+  </w:footnote>
+  <w:footnote w:type="continuationSeparator" w:id="0">
+    <w:p>
+      <w:r>
+        <w:continuationSeparator/>
+      </w:r>
+    </w:p>
+  </w:footnote>
+</w:footnotes>
+</file>
+
 <file path=word/styles.xml><?xml version="1.0" encoding="utf-8"?>
-<w:styles xmlns:mc="http://schemas.openxmlformats.org/markup-compatibility/2006" xmlns:r="http://schemas.openxmlformats.org/officeDocument/2006/relationships" xmlns:w="http://schemas.openxmlformats.org/wordprocessingml/2006/main" xmlns:w14="http://schemas.microsoft.com/office/word/2010/wordml" xmlns:w15="http://schemas.microsoft.com/office/word/2012/wordml" xmlns:w16cex="http://schemas.microsoft.com/office/word/2018/wordml/cex" xmlns:w16cid="http://schemas.microsoft.com/office/word/2016/wordml/cid" xmlns:w16="http://schemas.microsoft.com/office/word/2018/wordml" xmlns:w16du="http://schemas.microsoft.com/office/word/2023/wordml/word16du" xmlns:w16sdtdh="http://schemas.microsoft.com/office/word/2020/wordml/sdtdatahash" xmlns:w16se="http://schemas.microsoft.com/office/word/2015/wordml/symex" mc:Ignorable="w14 w15 w16se w16cid w16 w16cex w16sdtdh w16du">
+<w:styles xmlns:mc="http://schemas.openxmlformats.org/markup-compatibility/2006" xmlns:r="http://schemas.openxmlformats.org/officeDocument/2006/relationships" xmlns:w="http://schemas.openxmlformats.org/wordprocessingml/2006/main" xmlns:w14="http://schemas.microsoft.com/office/word/2010/wordml" xmlns:w15="http://schemas.microsoft.com/office/word/2012/wordml" xmlns:w16cex="http://schemas.microsoft.com/office/word/2018/wordml/cex" xmlns:w16cid="http://schemas.microsoft.com/office/word/2016/wordml/cid" xmlns:w16="http://schemas.microsoft.com/office/word/2018/wordml" xmlns:w16du="http://schemas.microsoft.com/office/word/2023/wordml/word16du" xmlns:w16sdtdh="http://schemas.microsoft.com/office/word/2020/wordml/sdtdatahash" xmlns:w16sdtfl="http://schemas.microsoft.com/office/word/2024/wordml/sdtformatlock" xmlns:w16se="http://schemas.microsoft.com/office/word/2015/wordml/symex" mc:Ignorable="w14 w15 w16se w16cid w16 w16cex w16sdtdh w16sdtfl w16du">
   <w:docDefaults>
     <w:rPrDefault>
       <w:rPr>

--- a/SHCourseGroupCodeAdmin/Template/DefaultTemplate.docx
+++ b/SHCourseGroupCodeAdmin/Template/DefaultTemplate.docx
@@ -140,6 +140,12 @@
       </w:pPr>
       <w:r>
         <w:rPr>
+          <w:rFonts w:ascii="標楷體" w:eastAsia="標楷體" w:hAnsi="標楷體" w:hint="eastAsia"/>
+        </w:rPr>
+        <w:t>列印日期：</w:t>
+      </w:r>
+      <w:r>
+        <w:rPr>
           <w:rFonts w:ascii="標楷體" w:eastAsia="標楷體" w:hAnsi="標楷體"/>
         </w:rPr>
         <w:fldChar w:fldCharType="begin"/>
@@ -207,21 +213,7 @@
         <w:rPr>
           <w:rFonts w:ascii="標楷體" w:eastAsia="標楷體" w:hAnsi="標楷體" w:hint="eastAsia"/>
         </w:rPr>
-        <w:t>科/班/</w:t>
-      </w:r>
-      <w:proofErr w:type="gramStart"/>
-      <w:r>
-        <w:rPr>
-          <w:rFonts w:ascii="標楷體" w:eastAsia="標楷體" w:hAnsi="標楷體" w:hint="eastAsia"/>
-        </w:rPr>
-        <w:t>學程別</w:t>
-      </w:r>
-      <w:proofErr w:type="gramEnd"/>
-      <w:r>
-        <w:rPr>
-          <w:rFonts w:ascii="標楷體" w:eastAsia="標楷體" w:hAnsi="標楷體" w:hint="eastAsia"/>
-        </w:rPr>
-        <w:t>（學籍）：</w:t>
+        <w:t>科/班/學程別（學籍）：</w:t>
       </w:r>
       <w:r>
         <w:rPr>
@@ -9870,35 +9862,7 @@
         <w:rPr>
           <w:rFonts w:ascii="標楷體" w:eastAsia="標楷體" w:hAnsi="標楷體"/>
         </w:rPr>
-        <w:t>【備註四】</w:t>
-      </w:r>
-      <w:proofErr w:type="gramStart"/>
-      <w:r>
-        <w:rPr>
-          <w:rFonts w:ascii="標楷體" w:eastAsia="標楷體" w:hAnsi="標楷體"/>
-        </w:rPr>
-        <w:t>科學班</w:t>
-      </w:r>
-      <w:proofErr w:type="gramEnd"/>
-      <w:r>
-        <w:rPr>
-          <w:rFonts w:ascii="標楷體" w:eastAsia="標楷體" w:hAnsi="標楷體"/>
-        </w:rPr>
-        <w:t>學生尚有與大學合作相關科目、建教合作班之</w:t>
-      </w:r>
-      <w:proofErr w:type="gramStart"/>
-      <w:r>
-        <w:rPr>
-          <w:rFonts w:ascii="標楷體" w:eastAsia="標楷體" w:hAnsi="標楷體"/>
-        </w:rPr>
-        <w:t>建教生尚有</w:t>
-      </w:r>
-      <w:proofErr w:type="gramEnd"/>
-      <w:r>
-        <w:rPr>
-          <w:rFonts w:ascii="標楷體" w:eastAsia="標楷體" w:hAnsi="標楷體"/>
-        </w:rPr>
-        <w:t>職業技能訓練與相關課程，是類成績標示為「修課中」。</w:t>
+        <w:t>【備註四】科學班學生尚有與大學合作相關科目、建教合作班之建教生尚有職業技能訓練與相關課程，是類成績標示為「修課中」。</w:t>
       </w:r>
     </w:p>
     <w:p/>
